--- a/Documentation/Requirements Engineering/Automation of Js Requirements Documentation.docx
+++ b/Documentation/Requirements Engineering/Automation of Js Requirements Documentation.docx
@@ -94,7 +94,7 @@
         <w:rPr>
           <w:rFonts w:ascii="Times New Roman" w:hAnsi="Times New Roman" w:cs="Times New Roman"/>
         </w:rPr>
-        <w:t xml:space="preserve">………………………………………………………….……………. </w:t>
+        <w:t>………………………………………………………….……………</w:t>
       </w:r>
       <w:r>
         <w:rPr>
@@ -102,6 +102,12 @@
         </w:rPr>
         <w:t>I</w:t>
       </w:r>
+      <w:r>
+        <w:rPr>
+          <w:rFonts w:ascii="Times New Roman" w:hAnsi="Times New Roman" w:cs="Times New Roman"/>
+        </w:rPr>
+        <w:t>I</w:t>
+      </w:r>
     </w:p>
     <w:p>
       <w:pPr>
@@ -134,7 +140,13 @@
         <w:rPr>
           <w:rFonts w:ascii="Times New Roman" w:hAnsi="Times New Roman" w:cs="Times New Roman"/>
         </w:rPr>
-        <w:t xml:space="preserve"> II</w:t>
+        <w:t>II</w:t>
+      </w:r>
+      <w:r>
+        <w:rPr>
+          <w:rFonts w:ascii="Times New Roman" w:hAnsi="Times New Roman" w:cs="Times New Roman"/>
+        </w:rPr>
+        <w:t>I</w:t>
       </w:r>
     </w:p>
     <w:p>
@@ -174,7 +186,13 @@
         <w:rPr>
           <w:rFonts w:ascii="Times New Roman" w:hAnsi="Times New Roman" w:cs="Times New Roman"/>
         </w:rPr>
-        <w:t xml:space="preserve"> III</w:t>
+        <w:t>I</w:t>
+      </w:r>
+      <w:r>
+        <w:rPr>
+          <w:rFonts w:ascii="Times New Roman" w:hAnsi="Times New Roman" w:cs="Times New Roman"/>
+        </w:rPr>
+        <w:t>V</w:t>
       </w:r>
     </w:p>
     <w:p>
@@ -222,7 +240,7 @@
         <w:rPr>
           <w:rFonts w:ascii="Times New Roman" w:hAnsi="Times New Roman" w:cs="Times New Roman"/>
         </w:rPr>
-        <w:t xml:space="preserve"> IV</w:t>
+        <w:t>V</w:t>
       </w:r>
     </w:p>
     <w:p>
@@ -242,7 +260,123 @@
         <w:rPr>
           <w:rFonts w:ascii="Times New Roman" w:hAnsi="Times New Roman" w:cs="Times New Roman"/>
         </w:rPr>
-        <w:t>………………………………………………………………………………...</w:t>
+        <w:t>………………………………………………………………………………...V</w:t>
+      </w:r>
+      <w:r>
+        <w:rPr>
+          <w:rFonts w:ascii="Times New Roman" w:hAnsi="Times New Roman" w:cs="Times New Roman"/>
+        </w:rPr>
+        <w:t>I</w:t>
+      </w:r>
+    </w:p>
+    <w:p>
+      <w:pPr>
+        <w:spacing w:line="360" w:lineRule="auto"/>
+        <w:rPr>
+          <w:rFonts w:ascii="Times New Roman" w:hAnsi="Times New Roman" w:cs="Times New Roman"/>
+        </w:rPr>
+      </w:pPr>
+      <w:r>
+        <w:rPr>
+          <w:rFonts w:ascii="Times New Roman" w:hAnsi="Times New Roman" w:cs="Times New Roman"/>
+        </w:rPr>
+        <w:t xml:space="preserve">Class Documentation </w:t>
+      </w:r>
+      <w:r>
+        <w:rPr>
+          <w:rFonts w:ascii="Times New Roman" w:hAnsi="Times New Roman" w:cs="Times New Roman"/>
+        </w:rPr>
+        <w:t>………………….………………………………………….…………</w:t>
+      </w:r>
+      <w:r>
+        <w:rPr>
+          <w:rFonts w:ascii="Times New Roman" w:hAnsi="Times New Roman" w:cs="Times New Roman"/>
+        </w:rPr>
+        <w:t>…</w:t>
+      </w:r>
+      <w:r>
+        <w:rPr>
+          <w:rFonts w:ascii="Times New Roman" w:hAnsi="Times New Roman" w:cs="Times New Roman"/>
+        </w:rPr>
+        <w:t>VI</w:t>
+      </w:r>
+      <w:r>
+        <w:rPr>
+          <w:rFonts w:ascii="Times New Roman" w:hAnsi="Times New Roman" w:cs="Times New Roman"/>
+        </w:rPr>
+        <w:t>I</w:t>
+      </w:r>
+    </w:p>
+    <w:p>
+      <w:pPr>
+        <w:spacing w:line="360" w:lineRule="auto"/>
+        <w:rPr>
+          <w:rFonts w:ascii="Times New Roman" w:hAnsi="Times New Roman" w:cs="Times New Roman"/>
+        </w:rPr>
+      </w:pPr>
+      <w:r>
+        <w:rPr>
+          <w:rFonts w:ascii="Times New Roman" w:hAnsi="Times New Roman" w:cs="Times New Roman"/>
+        </w:rPr>
+        <w:t xml:space="preserve">ER Diagram </w:t>
+      </w:r>
+      <w:r>
+        <w:rPr>
+          <w:rFonts w:ascii="Times New Roman" w:hAnsi="Times New Roman" w:cs="Times New Roman"/>
+        </w:rPr>
+        <w:t>……….……………………………………………………………….………</w:t>
+      </w:r>
+      <w:proofErr w:type="gramStart"/>
+      <w:r>
+        <w:rPr>
+          <w:rFonts w:ascii="Times New Roman" w:hAnsi="Times New Roman" w:cs="Times New Roman"/>
+        </w:rPr>
+        <w:t>….</w:t>
+      </w:r>
+      <w:r>
+        <w:rPr>
+          <w:rFonts w:ascii="Times New Roman" w:hAnsi="Times New Roman" w:cs="Times New Roman"/>
+        </w:rPr>
+        <w:t>.</w:t>
+      </w:r>
+      <w:proofErr w:type="gramEnd"/>
+      <w:r>
+        <w:rPr>
+          <w:rFonts w:ascii="Times New Roman" w:hAnsi="Times New Roman" w:cs="Times New Roman"/>
+        </w:rPr>
+        <w:t>VI</w:t>
+      </w:r>
+      <w:r>
+        <w:rPr>
+          <w:rFonts w:ascii="Times New Roman" w:hAnsi="Times New Roman" w:cs="Times New Roman"/>
+        </w:rPr>
+        <w:t>I</w:t>
+      </w:r>
+      <w:r>
+        <w:rPr>
+          <w:rFonts w:ascii="Times New Roman" w:hAnsi="Times New Roman" w:cs="Times New Roman"/>
+        </w:rPr>
+        <w:t>I</w:t>
+      </w:r>
+    </w:p>
+    <w:p>
+      <w:pPr>
+        <w:spacing w:line="360" w:lineRule="auto"/>
+        <w:rPr>
+          <w:rFonts w:ascii="Times New Roman" w:hAnsi="Times New Roman" w:cs="Times New Roman"/>
+        </w:rPr>
+      </w:pPr>
+      <w:r>
+        <w:rPr>
+          <w:rFonts w:ascii="Times New Roman" w:hAnsi="Times New Roman" w:cs="Times New Roman"/>
+        </w:rPr>
+        <w:t xml:space="preserve">Decision Table </w:t>
+      </w:r>
+      <w:r>
+        <w:rPr>
+          <w:rFonts w:ascii="Times New Roman" w:hAnsi="Times New Roman" w:cs="Times New Roman"/>
+        </w:rPr>
+        <w:t>………………………………………………………….………….………….</w:t>
       </w:r>
       <w:r>
         <w:rPr>
@@ -254,103 +388,7 @@
         <w:rPr>
           <w:rFonts w:ascii="Times New Roman" w:hAnsi="Times New Roman" w:cs="Times New Roman"/>
         </w:rPr>
-        <w:t>V</w:t>
-      </w:r>
-    </w:p>
-    <w:p>
-      <w:pPr>
-        <w:spacing w:line="360" w:lineRule="auto"/>
-        <w:rPr>
-          <w:rFonts w:ascii="Times New Roman" w:hAnsi="Times New Roman" w:cs="Times New Roman"/>
-        </w:rPr>
-      </w:pPr>
-      <w:r>
-        <w:rPr>
-          <w:rFonts w:ascii="Times New Roman" w:hAnsi="Times New Roman" w:cs="Times New Roman"/>
-        </w:rPr>
-        <w:t xml:space="preserve">Class Documentation </w:t>
-      </w:r>
-      <w:r>
-        <w:rPr>
-          <w:rFonts w:ascii="Times New Roman" w:hAnsi="Times New Roman" w:cs="Times New Roman"/>
-        </w:rPr>
-        <w:t>………………….………………………………………….……………</w:t>
-      </w:r>
-      <w:r>
-        <w:rPr>
-          <w:rFonts w:ascii="Times New Roman" w:hAnsi="Times New Roman" w:cs="Times New Roman"/>
-        </w:rPr>
-        <w:t xml:space="preserve"> </w:t>
-      </w:r>
-      <w:r>
-        <w:rPr>
-          <w:rFonts w:ascii="Times New Roman" w:hAnsi="Times New Roman" w:cs="Times New Roman"/>
-        </w:rPr>
-        <w:t>VI</w:t>
-      </w:r>
-    </w:p>
-    <w:p>
-      <w:pPr>
-        <w:spacing w:line="360" w:lineRule="auto"/>
-        <w:rPr>
-          <w:rFonts w:ascii="Times New Roman" w:hAnsi="Times New Roman" w:cs="Times New Roman"/>
-        </w:rPr>
-      </w:pPr>
-      <w:r>
-        <w:rPr>
-          <w:rFonts w:ascii="Times New Roman" w:hAnsi="Times New Roman" w:cs="Times New Roman"/>
-        </w:rPr>
-        <w:t xml:space="preserve">ER Diagram </w:t>
-      </w:r>
-      <w:r>
-        <w:rPr>
-          <w:rFonts w:ascii="Times New Roman" w:hAnsi="Times New Roman" w:cs="Times New Roman"/>
-        </w:rPr>
-        <w:t>……….……………………………………………………………….………….</w:t>
-      </w:r>
-      <w:r>
-        <w:rPr>
-          <w:rFonts w:ascii="Times New Roman" w:hAnsi="Times New Roman" w:cs="Times New Roman"/>
-        </w:rPr>
-        <w:t xml:space="preserve"> </w:t>
-      </w:r>
-      <w:r>
-        <w:rPr>
-          <w:rFonts w:ascii="Times New Roman" w:hAnsi="Times New Roman" w:cs="Times New Roman"/>
-        </w:rPr>
-        <w:t>VII</w:t>
-      </w:r>
-    </w:p>
-    <w:p>
-      <w:pPr>
-        <w:spacing w:line="360" w:lineRule="auto"/>
-        <w:rPr>
-          <w:rFonts w:ascii="Times New Roman" w:hAnsi="Times New Roman" w:cs="Times New Roman"/>
-        </w:rPr>
-      </w:pPr>
-      <w:r>
-        <w:rPr>
-          <w:rFonts w:ascii="Times New Roman" w:hAnsi="Times New Roman" w:cs="Times New Roman"/>
-        </w:rPr>
-        <w:t xml:space="preserve">Decision Table </w:t>
-      </w:r>
-      <w:r>
-        <w:rPr>
-          <w:rFonts w:ascii="Times New Roman" w:hAnsi="Times New Roman" w:cs="Times New Roman"/>
-        </w:rPr>
-        <w:t>………………………………………………………….………….………….</w:t>
-      </w:r>
-      <w:r>
-        <w:rPr>
-          <w:rFonts w:ascii="Times New Roman" w:hAnsi="Times New Roman" w:cs="Times New Roman"/>
-        </w:rPr>
-        <w:t xml:space="preserve"> </w:t>
-      </w:r>
-      <w:r>
-        <w:rPr>
-          <w:rFonts w:ascii="Times New Roman" w:hAnsi="Times New Roman" w:cs="Times New Roman"/>
-        </w:rPr>
-        <w:t>VIII</w:t>
+        <w:t>IX</w:t>
       </w:r>
     </w:p>
     <w:p>
@@ -847,170 +885,203 @@
     <w:p>
       <w:pPr>
         <w:spacing w:line="360" w:lineRule="auto"/>
-        <w:rPr>
-          <w:rFonts w:ascii="Times New Roman" w:hAnsi="Times New Roman" w:cs="Times New Roman"/>
-        </w:rPr>
-      </w:pPr>
-    </w:p>
-    <w:p>
-      <w:pPr>
-        <w:spacing w:line="360" w:lineRule="auto"/>
-        <w:rPr>
-          <w:rFonts w:ascii="Times New Roman" w:hAnsi="Times New Roman" w:cs="Times New Roman"/>
-        </w:rPr>
-      </w:pPr>
-    </w:p>
-    <w:p>
-      <w:pPr>
-        <w:spacing w:line="360" w:lineRule="auto"/>
-        <w:rPr>
-          <w:rFonts w:ascii="Times New Roman" w:hAnsi="Times New Roman" w:cs="Times New Roman"/>
-        </w:rPr>
-      </w:pPr>
-    </w:p>
-    <w:p>
-      <w:pPr>
-        <w:spacing w:line="360" w:lineRule="auto"/>
-        <w:rPr>
-          <w:rFonts w:ascii="Times New Roman" w:hAnsi="Times New Roman" w:cs="Times New Roman"/>
-        </w:rPr>
-      </w:pPr>
-    </w:p>
-    <w:p>
-      <w:pPr>
-        <w:spacing w:line="360" w:lineRule="auto"/>
-        <w:rPr>
-          <w:rFonts w:ascii="Times New Roman" w:hAnsi="Times New Roman" w:cs="Times New Roman"/>
-        </w:rPr>
-      </w:pPr>
-    </w:p>
-    <w:p>
-      <w:pPr>
-        <w:spacing w:line="360" w:lineRule="auto"/>
-        <w:rPr>
-          <w:rFonts w:ascii="Times New Roman" w:hAnsi="Times New Roman" w:cs="Times New Roman"/>
-        </w:rPr>
-      </w:pPr>
-    </w:p>
-    <w:p>
-      <w:pPr>
-        <w:spacing w:line="360" w:lineRule="auto"/>
-        <w:rPr>
-          <w:rFonts w:ascii="Times New Roman" w:hAnsi="Times New Roman" w:cs="Times New Roman"/>
-        </w:rPr>
-      </w:pPr>
-    </w:p>
-    <w:p>
-      <w:pPr>
-        <w:spacing w:line="360" w:lineRule="auto"/>
-        <w:rPr>
-          <w:rFonts w:ascii="Times New Roman" w:hAnsi="Times New Roman" w:cs="Times New Roman"/>
-        </w:rPr>
-      </w:pPr>
-    </w:p>
-    <w:p>
-      <w:pPr>
-        <w:spacing w:line="360" w:lineRule="auto"/>
-        <w:rPr>
-          <w:rFonts w:ascii="Times New Roman" w:hAnsi="Times New Roman" w:cs="Times New Roman"/>
-        </w:rPr>
-      </w:pPr>
-    </w:p>
-    <w:p>
-      <w:pPr>
-        <w:spacing w:line="360" w:lineRule="auto"/>
-        <w:rPr>
-          <w:rFonts w:ascii="Times New Roman" w:hAnsi="Times New Roman" w:cs="Times New Roman"/>
-        </w:rPr>
-      </w:pPr>
-    </w:p>
-    <w:p>
-      <w:pPr>
-        <w:spacing w:line="360" w:lineRule="auto"/>
-        <w:rPr>
-          <w:rFonts w:ascii="Times New Roman" w:hAnsi="Times New Roman" w:cs="Times New Roman"/>
-        </w:rPr>
-      </w:pPr>
-    </w:p>
-    <w:p>
-      <w:pPr>
-        <w:spacing w:line="360" w:lineRule="auto"/>
-        <w:rPr>
-          <w:rFonts w:ascii="Times New Roman" w:hAnsi="Times New Roman" w:cs="Times New Roman"/>
-        </w:rPr>
-      </w:pPr>
-    </w:p>
-    <w:p>
-      <w:pPr>
-        <w:spacing w:line="360" w:lineRule="auto"/>
-        <w:rPr>
-          <w:rFonts w:ascii="Times New Roman" w:hAnsi="Times New Roman" w:cs="Times New Roman"/>
-        </w:rPr>
-      </w:pPr>
-    </w:p>
-    <w:p>
-      <w:pPr>
-        <w:spacing w:line="360" w:lineRule="auto"/>
-        <w:rPr>
-          <w:rFonts w:ascii="Times New Roman" w:hAnsi="Times New Roman" w:cs="Times New Roman"/>
-        </w:rPr>
-      </w:pPr>
-    </w:p>
-    <w:p>
-      <w:pPr>
-        <w:spacing w:line="360" w:lineRule="auto"/>
-        <w:rPr>
-          <w:rFonts w:ascii="Times New Roman" w:hAnsi="Times New Roman" w:cs="Times New Roman"/>
-        </w:rPr>
-      </w:pPr>
-    </w:p>
-    <w:p>
-      <w:pPr>
-        <w:spacing w:line="360" w:lineRule="auto"/>
-        <w:rPr>
-          <w:rFonts w:ascii="Times New Roman" w:hAnsi="Times New Roman" w:cs="Times New Roman"/>
-        </w:rPr>
-      </w:pPr>
-    </w:p>
-    <w:p>
-      <w:pPr>
-        <w:spacing w:line="360" w:lineRule="auto"/>
-        <w:rPr>
-          <w:rFonts w:ascii="Times New Roman" w:hAnsi="Times New Roman" w:cs="Times New Roman"/>
-        </w:rPr>
-      </w:pPr>
-    </w:p>
-    <w:p>
-      <w:pPr>
-        <w:spacing w:line="360" w:lineRule="auto"/>
-        <w:rPr>
-          <w:rFonts w:ascii="Times New Roman" w:hAnsi="Times New Roman" w:cs="Times New Roman"/>
-        </w:rPr>
-      </w:pPr>
-    </w:p>
-    <w:p>
-      <w:pPr>
-        <w:spacing w:line="360" w:lineRule="auto"/>
-        <w:rPr>
-          <w:rFonts w:ascii="Times New Roman" w:hAnsi="Times New Roman" w:cs="Times New Roman"/>
-        </w:rPr>
-      </w:pPr>
-    </w:p>
-    <w:p>
-      <w:pPr>
-        <w:spacing w:line="360" w:lineRule="auto"/>
-        <w:rPr>
-          <w:rFonts w:ascii="Times New Roman" w:hAnsi="Times New Roman" w:cs="Times New Roman"/>
-        </w:rPr>
-      </w:pPr>
-    </w:p>
-    <w:p>
-      <w:pPr>
-        <w:spacing w:line="360" w:lineRule="auto"/>
-        <w:rPr>
-          <w:rFonts w:ascii="Times New Roman" w:hAnsi="Times New Roman" w:cs="Times New Roman"/>
-        </w:rPr>
-      </w:pPr>
+        <w:jc w:val="center"/>
+        <w:rPr>
+          <w:rFonts w:ascii="Times New Roman" w:hAnsi="Times New Roman" w:cs="Times New Roman"/>
+        </w:rPr>
+      </w:pPr>
+      <w:r>
+        <w:rPr>
+          <w:rFonts w:ascii="Times New Roman" w:hAnsi="Times New Roman" w:cs="Times New Roman"/>
+          <w:noProof/>
+        </w:rPr>
+        <w:drawing>
+          <wp:inline distT="0" distB="0" distL="0" distR="0" wp14:anchorId="253B5C92" wp14:editId="1E1D7E80">
+            <wp:extent cx="2484120" cy="2041843"/>
+            <wp:effectExtent l="19050" t="19050" r="11430" b="15875"/>
+            <wp:docPr id="1329034444" name="Picture 1"/>
+            <wp:cNvGraphicFramePr>
+              <a:graphicFrameLocks xmlns:a="http://schemas.openxmlformats.org/drawingml/2006/main" noChangeAspect="1"/>
+            </wp:cNvGraphicFramePr>
+            <a:graphic xmlns:a="http://schemas.openxmlformats.org/drawingml/2006/main">
+              <a:graphicData uri="http://schemas.openxmlformats.org/drawingml/2006/picture">
+                <pic:pic xmlns:pic="http://schemas.openxmlformats.org/drawingml/2006/picture">
+                  <pic:nvPicPr>
+                    <pic:cNvPr id="1329034444" name="Picture 1329034444"/>
+                    <pic:cNvPicPr/>
+                  </pic:nvPicPr>
+                  <pic:blipFill rotWithShape="1">
+                    <a:blip r:embed="rId6" cstate="print">
+                      <a:extLst>
+                        <a:ext uri="{28A0092B-C50C-407E-A947-70E740481C1C}">
+                          <a14:useLocalDpi xmlns:a14="http://schemas.microsoft.com/office/drawing/2010/main" val="0"/>
+                        </a:ext>
+                      </a:extLst>
+                    </a:blip>
+                    <a:srcRect l="27948" t="12991" r="28847" b="23875"/>
+                    <a:stretch>
+                      <a:fillRect/>
+                    </a:stretch>
+                  </pic:blipFill>
+                  <pic:spPr bwMode="auto">
+                    <a:xfrm>
+                      <a:off x="0" y="0"/>
+                      <a:ext cx="2494743" cy="2050574"/>
+                    </a:xfrm>
+                    <a:prstGeom prst="rect">
+                      <a:avLst/>
+                    </a:prstGeom>
+                    <a:ln>
+                      <a:solidFill>
+                        <a:schemeClr val="tx1"/>
+                      </a:solidFill>
+                    </a:ln>
+                    <a:extLst>
+                      <a:ext uri="{53640926-AAD7-44D8-BBD7-CCE9431645EC}">
+                        <a14:shadowObscured xmlns:a14="http://schemas.microsoft.com/office/drawing/2010/main"/>
+                      </a:ext>
+                    </a:extLst>
+                  </pic:spPr>
+                </pic:pic>
+              </a:graphicData>
+            </a:graphic>
+          </wp:inline>
+        </w:drawing>
+      </w:r>
+    </w:p>
+    <w:p>
+      <w:pPr>
+        <w:spacing w:line="360" w:lineRule="auto"/>
+        <w:jc w:val="center"/>
+        <w:rPr>
+          <w:rFonts w:ascii="Times New Roman" w:hAnsi="Times New Roman" w:cs="Times New Roman"/>
+        </w:rPr>
+      </w:pPr>
+      <w:r>
+        <w:rPr>
+          <w:rFonts w:ascii="Times New Roman" w:hAnsi="Times New Roman" w:cs="Times New Roman"/>
+          <w:noProof/>
+        </w:rPr>
+        <w:drawing>
+          <wp:inline distT="0" distB="0" distL="0" distR="0" wp14:anchorId="61CE7601" wp14:editId="781D7BA6">
+            <wp:extent cx="4361700" cy="2171700"/>
+            <wp:effectExtent l="19050" t="19050" r="20320" b="19050"/>
+            <wp:docPr id="1405354983" name="Picture 3"/>
+            <wp:cNvGraphicFramePr>
+              <a:graphicFrameLocks xmlns:a="http://schemas.openxmlformats.org/drawingml/2006/main" noChangeAspect="1"/>
+            </wp:cNvGraphicFramePr>
+            <a:graphic xmlns:a="http://schemas.openxmlformats.org/drawingml/2006/main">
+              <a:graphicData uri="http://schemas.openxmlformats.org/drawingml/2006/picture">
+                <pic:pic xmlns:pic="http://schemas.openxmlformats.org/drawingml/2006/picture">
+                  <pic:nvPicPr>
+                    <pic:cNvPr id="1405354983" name="Picture 1405354983"/>
+                    <pic:cNvPicPr/>
+                  </pic:nvPicPr>
+                  <pic:blipFill rotWithShape="1">
+                    <a:blip r:embed="rId7" cstate="print">
+                      <a:extLst>
+                        <a:ext uri="{28A0092B-C50C-407E-A947-70E740481C1C}">
+                          <a14:useLocalDpi xmlns:a14="http://schemas.microsoft.com/office/drawing/2010/main" val="0"/>
+                        </a:ext>
+                      </a:extLst>
+                    </a:blip>
+                    <a:srcRect l="1539" t="12080" r="6795" b="6781"/>
+                    <a:stretch>
+                      <a:fillRect/>
+                    </a:stretch>
+                  </pic:blipFill>
+                  <pic:spPr bwMode="auto">
+                    <a:xfrm>
+                      <a:off x="0" y="0"/>
+                      <a:ext cx="4374695" cy="2178170"/>
+                    </a:xfrm>
+                    <a:prstGeom prst="rect">
+                      <a:avLst/>
+                    </a:prstGeom>
+                    <a:ln>
+                      <a:solidFill>
+                        <a:schemeClr val="tx1"/>
+                      </a:solidFill>
+                    </a:ln>
+                    <a:extLst>
+                      <a:ext uri="{53640926-AAD7-44D8-BBD7-CCE9431645EC}">
+                        <a14:shadowObscured xmlns:a14="http://schemas.microsoft.com/office/drawing/2010/main"/>
+                      </a:ext>
+                    </a:extLst>
+                  </pic:spPr>
+                </pic:pic>
+              </a:graphicData>
+            </a:graphic>
+          </wp:inline>
+        </w:drawing>
+      </w:r>
+    </w:p>
+    <w:p>
+      <w:pPr>
+        <w:spacing w:line="360" w:lineRule="auto"/>
+        <w:jc w:val="center"/>
+        <w:rPr>
+          <w:rFonts w:ascii="Times New Roman" w:hAnsi="Times New Roman" w:cs="Times New Roman"/>
+        </w:rPr>
+      </w:pPr>
+      <w:r>
+        <w:rPr>
+          <w:rFonts w:ascii="Times New Roman" w:hAnsi="Times New Roman" w:cs="Times New Roman"/>
+          <w:noProof/>
+        </w:rPr>
+        <w:drawing>
+          <wp:inline distT="0" distB="0" distL="0" distR="0" wp14:anchorId="11305267" wp14:editId="5F165DE8">
+            <wp:extent cx="3893820" cy="2750924"/>
+            <wp:effectExtent l="19050" t="19050" r="11430" b="11430"/>
+            <wp:docPr id="1049493634" name="Picture 2"/>
+            <wp:cNvGraphicFramePr>
+              <a:graphicFrameLocks xmlns:a="http://schemas.openxmlformats.org/drawingml/2006/main" noChangeAspect="1"/>
+            </wp:cNvGraphicFramePr>
+            <a:graphic xmlns:a="http://schemas.openxmlformats.org/drawingml/2006/main">
+              <a:graphicData uri="http://schemas.openxmlformats.org/drawingml/2006/picture">
+                <pic:pic xmlns:pic="http://schemas.openxmlformats.org/drawingml/2006/picture">
+                  <pic:nvPicPr>
+                    <pic:cNvPr id="1049493634" name="Picture 1049493634"/>
+                    <pic:cNvPicPr/>
+                  </pic:nvPicPr>
+                  <pic:blipFill rotWithShape="1">
+                    <a:blip r:embed="rId8" cstate="print">
+                      <a:extLst>
+                        <a:ext uri="{28A0092B-C50C-407E-A947-70E740481C1C}">
+                          <a14:useLocalDpi xmlns:a14="http://schemas.microsoft.com/office/drawing/2010/main" val="0"/>
+                        </a:ext>
+                      </a:extLst>
+                    </a:blip>
+                    <a:srcRect r="24872" b="5641"/>
+                    <a:stretch>
+                      <a:fillRect/>
+                    </a:stretch>
+                  </pic:blipFill>
+                  <pic:spPr bwMode="auto">
+                    <a:xfrm>
+                      <a:off x="0" y="0"/>
+                      <a:ext cx="3896911" cy="2753108"/>
+                    </a:xfrm>
+                    <a:prstGeom prst="rect">
+                      <a:avLst/>
+                    </a:prstGeom>
+                    <a:ln>
+                      <a:solidFill>
+                        <a:schemeClr val="tx1"/>
+                      </a:solidFill>
+                    </a:ln>
+                    <a:extLst>
+                      <a:ext uri="{53640926-AAD7-44D8-BBD7-CCE9431645EC}">
+                        <a14:shadowObscured xmlns:a14="http://schemas.microsoft.com/office/drawing/2010/main"/>
+                      </a:ext>
+                    </a:extLst>
+                  </pic:spPr>
+                </pic:pic>
+              </a:graphicData>
+            </a:graphic>
+          </wp:inline>
+        </w:drawing>
+      </w:r>
     </w:p>
     <w:p>
       <w:pPr>
@@ -1615,134 +1686,78 @@
         <w:lastRenderedPageBreak/>
         <w:t>ER Diagram</w:t>
       </w:r>
-    </w:p>
-    <w:p>
-      <w:pPr>
-        <w:spacing w:line="360" w:lineRule="auto"/>
-        <w:rPr>
-          <w:rFonts w:ascii="Times New Roman" w:hAnsi="Times New Roman" w:cs="Times New Roman"/>
-        </w:rPr>
-      </w:pPr>
-    </w:p>
-    <w:p>
-      <w:pPr>
-        <w:spacing w:line="360" w:lineRule="auto"/>
-        <w:rPr>
-          <w:rFonts w:ascii="Times New Roman" w:hAnsi="Times New Roman" w:cs="Times New Roman"/>
-        </w:rPr>
-      </w:pPr>
-    </w:p>
-    <w:p>
-      <w:pPr>
-        <w:spacing w:line="360" w:lineRule="auto"/>
-        <w:rPr>
-          <w:rFonts w:ascii="Times New Roman" w:hAnsi="Times New Roman" w:cs="Times New Roman"/>
-        </w:rPr>
-      </w:pPr>
-    </w:p>
-    <w:p>
-      <w:pPr>
-        <w:spacing w:line="360" w:lineRule="auto"/>
-        <w:rPr>
-          <w:rFonts w:ascii="Times New Roman" w:hAnsi="Times New Roman" w:cs="Times New Roman"/>
-        </w:rPr>
-      </w:pPr>
-    </w:p>
-    <w:p>
-      <w:pPr>
-        <w:spacing w:line="360" w:lineRule="auto"/>
-        <w:rPr>
-          <w:rFonts w:ascii="Times New Roman" w:hAnsi="Times New Roman" w:cs="Times New Roman"/>
-        </w:rPr>
-      </w:pPr>
-    </w:p>
-    <w:p>
-      <w:pPr>
-        <w:spacing w:line="360" w:lineRule="auto"/>
-        <w:rPr>
-          <w:rFonts w:ascii="Times New Roman" w:hAnsi="Times New Roman" w:cs="Times New Roman"/>
-        </w:rPr>
-      </w:pPr>
-    </w:p>
-    <w:p>
-      <w:pPr>
-        <w:spacing w:line="360" w:lineRule="auto"/>
-        <w:rPr>
-          <w:rFonts w:ascii="Times New Roman" w:hAnsi="Times New Roman" w:cs="Times New Roman"/>
-        </w:rPr>
-      </w:pPr>
-    </w:p>
-    <w:p>
-      <w:pPr>
-        <w:spacing w:line="360" w:lineRule="auto"/>
-        <w:rPr>
-          <w:rFonts w:ascii="Times New Roman" w:hAnsi="Times New Roman" w:cs="Times New Roman"/>
-        </w:rPr>
-      </w:pPr>
-    </w:p>
-    <w:p>
-      <w:pPr>
-        <w:spacing w:line="360" w:lineRule="auto"/>
-        <w:rPr>
-          <w:rFonts w:ascii="Times New Roman" w:hAnsi="Times New Roman" w:cs="Times New Roman"/>
-        </w:rPr>
-      </w:pPr>
-    </w:p>
-    <w:p>
-      <w:pPr>
-        <w:spacing w:line="360" w:lineRule="auto"/>
-        <w:rPr>
-          <w:rFonts w:ascii="Times New Roman" w:hAnsi="Times New Roman" w:cs="Times New Roman"/>
-        </w:rPr>
-      </w:pPr>
-    </w:p>
-    <w:p>
-      <w:pPr>
-        <w:spacing w:line="360" w:lineRule="auto"/>
-        <w:rPr>
-          <w:rFonts w:ascii="Times New Roman" w:hAnsi="Times New Roman" w:cs="Times New Roman"/>
-        </w:rPr>
-      </w:pPr>
-    </w:p>
-    <w:p>
-      <w:pPr>
-        <w:spacing w:line="360" w:lineRule="auto"/>
-        <w:rPr>
-          <w:rFonts w:ascii="Times New Roman" w:hAnsi="Times New Roman" w:cs="Times New Roman"/>
-        </w:rPr>
-      </w:pPr>
-    </w:p>
-    <w:p>
-      <w:pPr>
-        <w:spacing w:line="360" w:lineRule="auto"/>
-        <w:rPr>
-          <w:rFonts w:ascii="Times New Roman" w:hAnsi="Times New Roman" w:cs="Times New Roman"/>
-        </w:rPr>
-      </w:pPr>
-    </w:p>
-    <w:p>
-      <w:pPr>
-        <w:spacing w:line="360" w:lineRule="auto"/>
-        <w:rPr>
-          <w:rFonts w:ascii="Times New Roman" w:hAnsi="Times New Roman" w:cs="Times New Roman"/>
-        </w:rPr>
-      </w:pPr>
-    </w:p>
-    <w:p>
-      <w:pPr>
-        <w:spacing w:line="360" w:lineRule="auto"/>
-        <w:rPr>
-          <w:rFonts w:ascii="Times New Roman" w:hAnsi="Times New Roman" w:cs="Times New Roman"/>
-        </w:rPr>
-      </w:pPr>
-    </w:p>
-    <w:p>
-      <w:pPr>
-        <w:spacing w:line="360" w:lineRule="auto"/>
-        <w:rPr>
-          <w:rFonts w:ascii="Times New Roman" w:hAnsi="Times New Roman" w:cs="Times New Roman"/>
-        </w:rPr>
-      </w:pPr>
+      <w:r>
+        <w:rPr>
+          <w:rFonts w:ascii="Times New Roman" w:hAnsi="Times New Roman" w:cs="Times New Roman"/>
+          <w:b/>
+          <w:bCs/>
+        </w:rPr>
+        <w:t>s</w:t>
+      </w:r>
+    </w:p>
+    <w:p>
+      <w:pPr>
+        <w:spacing w:line="360" w:lineRule="auto"/>
+        <w:rPr>
+          <w:rFonts w:ascii="Times New Roman" w:hAnsi="Times New Roman" w:cs="Times New Roman"/>
+        </w:rPr>
+      </w:pPr>
+      <w:r>
+        <w:rPr>
+          <w:rFonts w:ascii="Times New Roman" w:hAnsi="Times New Roman" w:cs="Times New Roman"/>
+          <w:noProof/>
+        </w:rPr>
+        <w:drawing>
+          <wp:inline distT="0" distB="0" distL="0" distR="0" wp14:anchorId="0D8A3305" wp14:editId="72C35367">
+            <wp:extent cx="6286500" cy="5672531"/>
+            <wp:effectExtent l="0" t="0" r="0" b="4445"/>
+            <wp:docPr id="1991016220" name="Picture 1"/>
+            <wp:cNvGraphicFramePr>
+              <a:graphicFrameLocks xmlns:a="http://schemas.openxmlformats.org/drawingml/2006/main" noChangeAspect="1"/>
+            </wp:cNvGraphicFramePr>
+            <a:graphic xmlns:a="http://schemas.openxmlformats.org/drawingml/2006/main">
+              <a:graphicData uri="http://schemas.openxmlformats.org/drawingml/2006/picture">
+                <pic:pic xmlns:pic="http://schemas.openxmlformats.org/drawingml/2006/picture">
+                  <pic:nvPicPr>
+                    <pic:cNvPr id="1991016220" name="Picture 1991016220"/>
+                    <pic:cNvPicPr/>
+                  </pic:nvPicPr>
+                  <pic:blipFill rotWithShape="1">
+                    <a:blip r:embed="rId9">
+                      <a:extLst>
+                        <a:ext uri="{28A0092B-C50C-407E-A947-70E740481C1C}">
+                          <a14:useLocalDpi xmlns:a14="http://schemas.microsoft.com/office/drawing/2010/main" val="0"/>
+                        </a:ext>
+                      </a:extLst>
+                    </a:blip>
+                    <a:srcRect l="21154" t="1824" r="18461" b="1311"/>
+                    <a:stretch>
+                      <a:fillRect/>
+                    </a:stretch>
+                  </pic:blipFill>
+                  <pic:spPr bwMode="auto">
+                    <a:xfrm>
+                      <a:off x="0" y="0"/>
+                      <a:ext cx="6297430" cy="5682393"/>
+                    </a:xfrm>
+                    <a:prstGeom prst="rect">
+                      <a:avLst/>
+                    </a:prstGeom>
+                    <a:ln>
+                      <a:noFill/>
+                    </a:ln>
+                    <a:extLst>
+                      <a:ext uri="{53640926-AAD7-44D8-BBD7-CCE9431645EC}">
+                        <a14:shadowObscured xmlns:a14="http://schemas.microsoft.com/office/drawing/2010/main"/>
+                      </a:ext>
+                    </a:extLst>
+                  </pic:spPr>
+                </pic:pic>
+              </a:graphicData>
+            </a:graphic>
+          </wp:inline>
+        </w:drawing>
+      </w:r>
     </w:p>
     <w:p>
       <w:pPr>
@@ -1834,7 +1849,7 @@
       </w:r>
     </w:p>
     <w:sectPr>
-      <w:headerReference w:type="default" r:id="rId6"/>
+      <w:headerReference w:type="default" r:id="rId10"/>
       <w:pgSz w:w="12240" w:h="15840"/>
       <w:pgMar w:top="1440" w:right="1440" w:bottom="1440" w:left="1440" w:header="720" w:footer="720" w:gutter="0"/>
       <w:cols w:space="720"/>

--- a/Documentation/Requirements Engineering/Automation of Js Requirements Documentation.docx
+++ b/Documentation/Requirements Engineering/Automation of Js Requirements Documentation.docx
@@ -51,8 +51,39 @@
         <w:rPr>
           <w:rFonts w:ascii="Times New Roman" w:hAnsi="Times New Roman" w:cs="Times New Roman"/>
         </w:rPr>
+        <w:t>SWE 3313, Section 03</w:t>
+      </w:r>
+    </w:p>
+    <w:p>
+      <w:pPr>
+        <w:spacing w:line="360" w:lineRule="auto"/>
+        <w:jc w:val="center"/>
+        <w:rPr>
+          <w:rFonts w:ascii="Times New Roman" w:hAnsi="Times New Roman" w:cs="Times New Roman"/>
+          <w:i/>
+          <w:iCs/>
+        </w:rPr>
+      </w:pPr>
+      <w:r>
+        <w:rPr>
+          <w:rFonts w:ascii="Times New Roman" w:hAnsi="Times New Roman" w:cs="Times New Roman"/>
+        </w:rPr>
         <w:t>Team DS</w:t>
       </w:r>
+      <w:r>
+        <w:rPr>
+          <w:rFonts w:ascii="Times New Roman" w:hAnsi="Times New Roman" w:cs="Times New Roman"/>
+        </w:rPr>
+        <w:t xml:space="preserve"> – </w:t>
+      </w:r>
+      <w:r>
+        <w:rPr>
+          <w:rFonts w:ascii="Times New Roman" w:hAnsi="Times New Roman" w:cs="Times New Roman"/>
+          <w:i/>
+          <w:iCs/>
+        </w:rPr>
+        <w:t>contributors list</w:t>
+      </w:r>
     </w:p>
     <w:p>
       <w:pPr>
@@ -390,14 +421,6 @@
         </w:rPr>
         <w:t>IX</w:t>
       </w:r>
-    </w:p>
-    <w:p>
-      <w:pPr>
-        <w:spacing w:line="360" w:lineRule="auto"/>
-        <w:rPr>
-          <w:rFonts w:ascii="Times New Roman" w:hAnsi="Times New Roman" w:cs="Times New Roman"/>
-        </w:rPr>
-      </w:pPr>
     </w:p>
     <w:p>
       <w:pPr>
@@ -498,11 +521,22 @@
     </w:p>
     <w:p>
       <w:pPr>
-        <w:spacing w:line="360" w:lineRule="auto"/>
-        <w:rPr>
-          <w:rFonts w:ascii="Times New Roman" w:hAnsi="Times New Roman" w:cs="Times New Roman"/>
-        </w:rPr>
-      </w:pPr>
+        <w:pStyle w:val="ListParagraph"/>
+        <w:numPr>
+          <w:ilvl w:val="0"/>
+          <w:numId w:val="1"/>
+        </w:numPr>
+        <w:spacing w:line="360" w:lineRule="auto"/>
+        <w:rPr>
+          <w:rFonts w:ascii="Times New Roman" w:hAnsi="Times New Roman" w:cs="Times New Roman"/>
+        </w:rPr>
+      </w:pPr>
+      <w:r>
+        <w:rPr>
+          <w:rFonts w:ascii="Times New Roman" w:hAnsi="Times New Roman" w:cs="Times New Roman"/>
+        </w:rPr>
+        <w:t>Function name – implementation plan</w:t>
+      </w:r>
     </w:p>
     <w:p>
       <w:pPr>
@@ -691,14 +725,30 @@
     </w:p>
     <w:p>
       <w:pPr>
-        <w:spacing w:line="360" w:lineRule="auto"/>
-        <w:rPr>
-          <w:rFonts w:ascii="Times New Roman" w:hAnsi="Times New Roman" w:cs="Times New Roman"/>
-        </w:rPr>
-      </w:pPr>
-    </w:p>
-    <w:p>
-      <w:pPr>
+        <w:pStyle w:val="ListParagraph"/>
+        <w:numPr>
+          <w:ilvl w:val="0"/>
+          <w:numId w:val="2"/>
+        </w:numPr>
+        <w:spacing w:line="360" w:lineRule="auto"/>
+        <w:rPr>
+          <w:rFonts w:ascii="Times New Roman" w:hAnsi="Times New Roman" w:cs="Times New Roman"/>
+        </w:rPr>
+      </w:pPr>
+      <w:r>
+        <w:rPr>
+          <w:rFonts w:ascii="Times New Roman" w:hAnsi="Times New Roman" w:cs="Times New Roman"/>
+        </w:rPr>
+        <w:t>Function name – implementation plan</w:t>
+      </w:r>
+    </w:p>
+    <w:p>
+      <w:pPr>
+        <w:pStyle w:val="ListParagraph"/>
+        <w:numPr>
+          <w:ilvl w:val="0"/>
+          <w:numId w:val="2"/>
+        </w:numPr>
         <w:spacing w:line="360" w:lineRule="auto"/>
         <w:rPr>
           <w:rFonts w:ascii="Times New Roman" w:hAnsi="Times New Roman" w:cs="Times New Roman"/>
@@ -885,7 +935,6 @@
     <w:p>
       <w:pPr>
         <w:spacing w:line="360" w:lineRule="auto"/>
-        <w:jc w:val="center"/>
         <w:rPr>
           <w:rFonts w:ascii="Times New Roman" w:hAnsi="Times New Roman" w:cs="Times New Roman"/>
         </w:rPr>
@@ -896,7 +945,7 @@
           <w:noProof/>
         </w:rPr>
         <w:drawing>
-          <wp:inline distT="0" distB="0" distL="0" distR="0" wp14:anchorId="253B5C92" wp14:editId="1E1D7E80">
+          <wp:inline distT="0" distB="0" distL="0" distR="0" wp14:anchorId="253B5C92" wp14:editId="087A921A">
             <wp:extent cx="2484120" cy="2041843"/>
             <wp:effectExtent l="19050" t="19050" r="11430" b="15875"/>
             <wp:docPr id="1329034444" name="Picture 1"/>
@@ -911,7 +960,7 @@
                     <pic:cNvPicPr/>
                   </pic:nvPicPr>
                   <pic:blipFill rotWithShape="1">
-                    <a:blip r:embed="rId6" cstate="print">
+                    <a:blip r:embed="rId7" cstate="print">
                       <a:extLst>
                         <a:ext uri="{28A0092B-C50C-407E-A947-70E740481C1C}">
                           <a14:useLocalDpi xmlns:a14="http://schemas.microsoft.com/office/drawing/2010/main" val="0"/>
@@ -926,7 +975,7 @@
                   <pic:spPr bwMode="auto">
                     <a:xfrm>
                       <a:off x="0" y="0"/>
-                      <a:ext cx="2494743" cy="2050574"/>
+                      <a:ext cx="2484120" cy="2041843"/>
                     </a:xfrm>
                     <a:prstGeom prst="rect">
                       <a:avLst/>
@@ -952,7 +1001,6 @@
     <w:p>
       <w:pPr>
         <w:spacing w:line="360" w:lineRule="auto"/>
-        <w:jc w:val="center"/>
         <w:rPr>
           <w:rFonts w:ascii="Times New Roman" w:hAnsi="Times New Roman" w:cs="Times New Roman"/>
         </w:rPr>
@@ -978,7 +1026,7 @@
                     <pic:cNvPicPr/>
                   </pic:nvPicPr>
                   <pic:blipFill rotWithShape="1">
-                    <a:blip r:embed="rId7" cstate="print">
+                    <a:blip r:embed="rId8" cstate="print">
                       <a:extLst>
                         <a:ext uri="{28A0092B-C50C-407E-A947-70E740481C1C}">
                           <a14:useLocalDpi xmlns:a14="http://schemas.microsoft.com/office/drawing/2010/main" val="0"/>
@@ -1019,7 +1067,6 @@
     <w:p>
       <w:pPr>
         <w:spacing w:line="360" w:lineRule="auto"/>
-        <w:jc w:val="center"/>
         <w:rPr>
           <w:rFonts w:ascii="Times New Roman" w:hAnsi="Times New Roman" w:cs="Times New Roman"/>
         </w:rPr>
@@ -1045,7 +1092,7 @@
                     <pic:cNvPicPr/>
                   </pic:nvPicPr>
                   <pic:blipFill rotWithShape="1">
-                    <a:blip r:embed="rId8" cstate="print">
+                    <a:blip r:embed="rId9" cstate="print">
                       <a:extLst>
                         <a:ext uri="{28A0092B-C50C-407E-A947-70E740481C1C}">
                           <a14:useLocalDpi xmlns:a14="http://schemas.microsoft.com/office/drawing/2010/main" val="0"/>
@@ -1708,10 +1755,10 @@
           <w:noProof/>
         </w:rPr>
         <w:drawing>
-          <wp:inline distT="0" distB="0" distL="0" distR="0" wp14:anchorId="0D8A3305" wp14:editId="72C35367">
-            <wp:extent cx="6286500" cy="5672531"/>
-            <wp:effectExtent l="0" t="0" r="0" b="4445"/>
-            <wp:docPr id="1991016220" name="Picture 1"/>
+          <wp:inline distT="0" distB="0" distL="0" distR="0" wp14:anchorId="4ABC1F65" wp14:editId="74F497B1">
+            <wp:extent cx="6724152" cy="5772150"/>
+            <wp:effectExtent l="0" t="0" r="635" b="0"/>
+            <wp:docPr id="6972236" name="Picture 3"/>
             <wp:cNvGraphicFramePr>
               <a:graphicFrameLocks xmlns:a="http://schemas.openxmlformats.org/drawingml/2006/main" noChangeAspect="1"/>
             </wp:cNvGraphicFramePr>
@@ -1719,18 +1766,18 @@
               <a:graphicData uri="http://schemas.openxmlformats.org/drawingml/2006/picture">
                 <pic:pic xmlns:pic="http://schemas.openxmlformats.org/drawingml/2006/picture">
                   <pic:nvPicPr>
-                    <pic:cNvPr id="1991016220" name="Picture 1991016220"/>
+                    <pic:cNvPr id="6972236" name="Picture 6972236"/>
                     <pic:cNvPicPr/>
                   </pic:nvPicPr>
                   <pic:blipFill rotWithShape="1">
-                    <a:blip r:embed="rId9">
+                    <a:blip r:embed="rId10">
                       <a:extLst>
                         <a:ext uri="{28A0092B-C50C-407E-A947-70E740481C1C}">
                           <a14:useLocalDpi xmlns:a14="http://schemas.microsoft.com/office/drawing/2010/main" val="0"/>
                         </a:ext>
                       </a:extLst>
                     </a:blip>
-                    <a:srcRect l="21154" t="1824" r="18461" b="1311"/>
+                    <a:srcRect l="9259" t="253" r="7259"/>
                     <a:stretch>
                       <a:fillRect/>
                     </a:stretch>
@@ -1738,7 +1785,7 @@
                   <pic:spPr bwMode="auto">
                     <a:xfrm>
                       <a:off x="0" y="0"/>
-                      <a:ext cx="6297430" cy="5682393"/>
+                      <a:ext cx="6754506" cy="5798206"/>
                     </a:xfrm>
                     <a:prstGeom prst="rect">
                       <a:avLst/>
@@ -1804,14 +1851,6 @@
         <w:spacing w:line="360" w:lineRule="auto"/>
         <w:rPr>
           <w:rFonts w:ascii="Times New Roman" w:hAnsi="Times New Roman" w:cs="Times New Roman"/>
-        </w:rPr>
-      </w:pPr>
-    </w:p>
-    <w:p>
-      <w:pPr>
-        <w:spacing w:line="360" w:lineRule="auto"/>
-        <w:rPr>
-          <w:rFonts w:ascii="Times New Roman" w:hAnsi="Times New Roman" w:cs="Times New Roman"/>
           <w:b/>
           <w:bCs/>
           <w:rPrChange w:id="0" w:author="Claude Davis" w:date="2026-03-04T13:10:00Z" w16du:dateUtc="2026-03-04T18:10:00Z">
@@ -1849,7 +1888,7 @@
       </w:r>
     </w:p>
     <w:sectPr>
-      <w:headerReference w:type="default" r:id="rId10"/>
+      <w:headerReference w:type="default" r:id="rId11"/>
       <w:pgSz w:w="12240" w:h="15840"/>
       <w:pgMar w:top="1440" w:right="1440" w:bottom="1440" w:left="1440" w:header="720" w:footer="720" w:gutter="0"/>
       <w:cols w:space="720"/>
@@ -1981,6 +2020,195 @@
     </w:pPr>
   </w:p>
 </w:hdr>
+</file>
+
+<file path=word/numbering.xml><?xml version="1.0" encoding="utf-8"?>
+<w:numbering xmlns:wpc="http://schemas.microsoft.com/office/word/2010/wordprocessingCanvas" xmlns:cx="http://schemas.microsoft.com/office/drawing/2014/chartex" xmlns:cx1="http://schemas.microsoft.com/office/drawing/2015/9/8/chartex" xmlns:cx2="http://schemas.microsoft.com/office/drawing/2015/10/21/chartex" xmlns:cx3="http://schemas.microsoft.com/office/drawing/2016/5/9/chartex" xmlns:cx4="http://schemas.microsoft.com/office/drawing/2016/5/10/chartex" xmlns:cx5="http://schemas.microsoft.com/office/drawing/2016/5/11/chartex" xmlns:cx6="http://schemas.microsoft.com/office/drawing/2016/5/12/chartex" xmlns:cx7="http://schemas.microsoft.com/office/drawing/2016/5/13/chartex" xmlns:cx8="http://schemas.microsoft.com/office/drawing/2016/5/14/chartex" xmlns:mc="http://schemas.openxmlformats.org/markup-compatibility/2006" xmlns:aink="http://schemas.microsoft.com/office/drawing/2016/ink" xmlns:am3d="http://schemas.microsoft.com/office/drawing/2017/model3d" xmlns:o="urn:schemas-microsoft-com:office:office" xmlns:oel="http://schemas.microsoft.com/office/2019/extlst" xmlns:r="http://schemas.openxmlformats.org/officeDocument/2006/relationships" xmlns:m="http://schemas.openxmlformats.org/officeDocument/2006/math" xmlns:v="urn:schemas-microsoft-com:vml" xmlns:wp14="http://schemas.microsoft.com/office/word/2010/wordprocessingDrawing" xmlns:wp="http://schemas.openxmlformats.org/drawingml/2006/wordprocessingDrawing" xmlns:w10="urn:schemas-microsoft-com:office:word" xmlns:w="http://schemas.openxmlformats.org/wordprocessingml/2006/main" xmlns:w14="http://schemas.microsoft.com/office/word/2010/wordml" xmlns:w15="http://schemas.microsoft.com/office/word/2012/wordml" xmlns:w16cex="http://schemas.microsoft.com/office/word/2018/wordml/cex" xmlns:w16cid="http://schemas.microsoft.com/office/word/2016/wordml/cid" xmlns:w16="http://schemas.microsoft.com/office/word/2018/wordml" xmlns:w16du="http://schemas.microsoft.com/office/word/2023/wordml/word16du" xmlns:w16sdtdh="http://schemas.microsoft.com/office/word/2020/wordml/sdtdatahash" xmlns:w16sdtfl="http://schemas.microsoft.com/office/word/2024/wordml/sdtformatlock" xmlns:w16se="http://schemas.microsoft.com/office/word/2015/wordml/symex" xmlns:wpg="http://schemas.microsoft.com/office/word/2010/wordprocessingGroup" xmlns:wpi="http://schemas.microsoft.com/office/word/2010/wordprocessingInk" xmlns:wne="http://schemas.microsoft.com/office/word/2006/wordml" xmlns:wps="http://schemas.microsoft.com/office/word/2010/wordprocessingShape" mc:Ignorable="w14 w15 w16se w16cid w16 w16cex w16sdtdh w16sdtfl w16du wp14">
+  <w:abstractNum w:abstractNumId="0" w15:restartNumberingAfterBreak="0">
+    <w:nsid w:val="1FF11500"/>
+    <w:multiLevelType w:val="hybridMultilevel"/>
+    <w:tmpl w:val="7758E666"/>
+    <w:lvl w:ilvl="0" w:tplc="0409000F">
+      <w:start w:val="1"/>
+      <w:numFmt w:val="decimal"/>
+      <w:lvlText w:val="%1."/>
+      <w:lvlJc w:val="left"/>
+      <w:pPr>
+        <w:ind w:left="720" w:hanging="360"/>
+      </w:pPr>
+      <w:rPr>
+        <w:rFonts w:hint="default"/>
+      </w:rPr>
+    </w:lvl>
+    <w:lvl w:ilvl="1" w:tplc="04090019" w:tentative="1">
+      <w:start w:val="1"/>
+      <w:numFmt w:val="lowerLetter"/>
+      <w:lvlText w:val="%2."/>
+      <w:lvlJc w:val="left"/>
+      <w:pPr>
+        <w:ind w:left="1440" w:hanging="360"/>
+      </w:pPr>
+    </w:lvl>
+    <w:lvl w:ilvl="2" w:tplc="0409001B" w:tentative="1">
+      <w:start w:val="1"/>
+      <w:numFmt w:val="lowerRoman"/>
+      <w:lvlText w:val="%3."/>
+      <w:lvlJc w:val="right"/>
+      <w:pPr>
+        <w:ind w:left="2160" w:hanging="180"/>
+      </w:pPr>
+    </w:lvl>
+    <w:lvl w:ilvl="3" w:tplc="0409000F" w:tentative="1">
+      <w:start w:val="1"/>
+      <w:numFmt w:val="decimal"/>
+      <w:lvlText w:val="%4."/>
+      <w:lvlJc w:val="left"/>
+      <w:pPr>
+        <w:ind w:left="2880" w:hanging="360"/>
+      </w:pPr>
+    </w:lvl>
+    <w:lvl w:ilvl="4" w:tplc="04090019" w:tentative="1">
+      <w:start w:val="1"/>
+      <w:numFmt w:val="lowerLetter"/>
+      <w:lvlText w:val="%5."/>
+      <w:lvlJc w:val="left"/>
+      <w:pPr>
+        <w:ind w:left="3600" w:hanging="360"/>
+      </w:pPr>
+    </w:lvl>
+    <w:lvl w:ilvl="5" w:tplc="0409001B" w:tentative="1">
+      <w:start w:val="1"/>
+      <w:numFmt w:val="lowerRoman"/>
+      <w:lvlText w:val="%6."/>
+      <w:lvlJc w:val="right"/>
+      <w:pPr>
+        <w:ind w:left="4320" w:hanging="180"/>
+      </w:pPr>
+    </w:lvl>
+    <w:lvl w:ilvl="6" w:tplc="0409000F" w:tentative="1">
+      <w:start w:val="1"/>
+      <w:numFmt w:val="decimal"/>
+      <w:lvlText w:val="%7."/>
+      <w:lvlJc w:val="left"/>
+      <w:pPr>
+        <w:ind w:left="5040" w:hanging="360"/>
+      </w:pPr>
+    </w:lvl>
+    <w:lvl w:ilvl="7" w:tplc="04090019" w:tentative="1">
+      <w:start w:val="1"/>
+      <w:numFmt w:val="lowerLetter"/>
+      <w:lvlText w:val="%8."/>
+      <w:lvlJc w:val="left"/>
+      <w:pPr>
+        <w:ind w:left="5760" w:hanging="360"/>
+      </w:pPr>
+    </w:lvl>
+    <w:lvl w:ilvl="8" w:tplc="0409001B" w:tentative="1">
+      <w:start w:val="1"/>
+      <w:numFmt w:val="lowerRoman"/>
+      <w:lvlText w:val="%9."/>
+      <w:lvlJc w:val="right"/>
+      <w:pPr>
+        <w:ind w:left="6480" w:hanging="180"/>
+      </w:pPr>
+    </w:lvl>
+  </w:abstractNum>
+  <w:abstractNum w:abstractNumId="1" w15:restartNumberingAfterBreak="0">
+    <w:nsid w:val="5A6356F4"/>
+    <w:multiLevelType w:val="hybridMultilevel"/>
+    <w:tmpl w:val="7758E666"/>
+    <w:lvl w:ilvl="0" w:tplc="FFFFFFFF">
+      <w:start w:val="1"/>
+      <w:numFmt w:val="decimal"/>
+      <w:lvlText w:val="%1."/>
+      <w:lvlJc w:val="left"/>
+      <w:pPr>
+        <w:ind w:left="720" w:hanging="360"/>
+      </w:pPr>
+      <w:rPr>
+        <w:rFonts w:hint="default"/>
+      </w:rPr>
+    </w:lvl>
+    <w:lvl w:ilvl="1" w:tplc="FFFFFFFF" w:tentative="1">
+      <w:start w:val="1"/>
+      <w:numFmt w:val="lowerLetter"/>
+      <w:lvlText w:val="%2."/>
+      <w:lvlJc w:val="left"/>
+      <w:pPr>
+        <w:ind w:left="1440" w:hanging="360"/>
+      </w:pPr>
+    </w:lvl>
+    <w:lvl w:ilvl="2" w:tplc="FFFFFFFF" w:tentative="1">
+      <w:start w:val="1"/>
+      <w:numFmt w:val="lowerRoman"/>
+      <w:lvlText w:val="%3."/>
+      <w:lvlJc w:val="right"/>
+      <w:pPr>
+        <w:ind w:left="2160" w:hanging="180"/>
+      </w:pPr>
+    </w:lvl>
+    <w:lvl w:ilvl="3" w:tplc="FFFFFFFF" w:tentative="1">
+      <w:start w:val="1"/>
+      <w:numFmt w:val="decimal"/>
+      <w:lvlText w:val="%4."/>
+      <w:lvlJc w:val="left"/>
+      <w:pPr>
+        <w:ind w:left="2880" w:hanging="360"/>
+      </w:pPr>
+    </w:lvl>
+    <w:lvl w:ilvl="4" w:tplc="FFFFFFFF" w:tentative="1">
+      <w:start w:val="1"/>
+      <w:numFmt w:val="lowerLetter"/>
+      <w:lvlText w:val="%5."/>
+      <w:lvlJc w:val="left"/>
+      <w:pPr>
+        <w:ind w:left="3600" w:hanging="360"/>
+      </w:pPr>
+    </w:lvl>
+    <w:lvl w:ilvl="5" w:tplc="FFFFFFFF" w:tentative="1">
+      <w:start w:val="1"/>
+      <w:numFmt w:val="lowerRoman"/>
+      <w:lvlText w:val="%6."/>
+      <w:lvlJc w:val="right"/>
+      <w:pPr>
+        <w:ind w:left="4320" w:hanging="180"/>
+      </w:pPr>
+    </w:lvl>
+    <w:lvl w:ilvl="6" w:tplc="FFFFFFFF" w:tentative="1">
+      <w:start w:val="1"/>
+      <w:numFmt w:val="decimal"/>
+      <w:lvlText w:val="%7."/>
+      <w:lvlJc w:val="left"/>
+      <w:pPr>
+        <w:ind w:left="5040" w:hanging="360"/>
+      </w:pPr>
+    </w:lvl>
+    <w:lvl w:ilvl="7" w:tplc="FFFFFFFF" w:tentative="1">
+      <w:start w:val="1"/>
+      <w:numFmt w:val="lowerLetter"/>
+      <w:lvlText w:val="%8."/>
+      <w:lvlJc w:val="left"/>
+      <w:pPr>
+        <w:ind w:left="5760" w:hanging="360"/>
+      </w:pPr>
+    </w:lvl>
+    <w:lvl w:ilvl="8" w:tplc="FFFFFFFF" w:tentative="1">
+      <w:start w:val="1"/>
+      <w:numFmt w:val="lowerRoman"/>
+      <w:lvlText w:val="%9."/>
+      <w:lvlJc w:val="right"/>
+      <w:pPr>
+        <w:ind w:left="6480" w:hanging="180"/>
+      </w:pPr>
+    </w:lvl>
+  </w:abstractNum>
+  <w:num w:numId="1" w16cid:durableId="435097565">
+    <w:abstractNumId w:val="0"/>
+  </w:num>
+  <w:num w:numId="2" w16cid:durableId="296642784">
+    <w:abstractNumId w:val="1"/>
+  </w:num>
+</w:numbering>
 </file>
 
 <file path=word/people.xml><?xml version="1.0" encoding="utf-8"?>

--- a/Documentation/Requirements Engineering/Automation of Js Requirements Documentation.docx
+++ b/Documentation/Requirements Engineering/Automation of Js Requirements Documentation.docx
@@ -945,10 +945,10 @@
           <w:noProof/>
         </w:rPr>
         <w:drawing>
-          <wp:inline distT="0" distB="0" distL="0" distR="0" wp14:anchorId="253B5C92" wp14:editId="087A921A">
-            <wp:extent cx="2484120" cy="2041843"/>
-            <wp:effectExtent l="19050" t="19050" r="11430" b="15875"/>
-            <wp:docPr id="1329034444" name="Picture 1"/>
+          <wp:inline distT="0" distB="0" distL="0" distR="0" wp14:anchorId="35A44D1D" wp14:editId="0048A4D8">
+            <wp:extent cx="5943600" cy="3343275"/>
+            <wp:effectExtent l="0" t="0" r="0" b="9525"/>
+            <wp:docPr id="1963488872" name="Picture 1"/>
             <wp:cNvGraphicFramePr>
               <a:graphicFrameLocks xmlns:a="http://schemas.openxmlformats.org/drawingml/2006/main" noChangeAspect="1"/>
             </wp:cNvGraphicFramePr>
@@ -956,10 +956,10 @@
               <a:graphicData uri="http://schemas.openxmlformats.org/drawingml/2006/picture">
                 <pic:pic xmlns:pic="http://schemas.openxmlformats.org/drawingml/2006/picture">
                   <pic:nvPicPr>
-                    <pic:cNvPr id="1329034444" name="Picture 1329034444"/>
+                    <pic:cNvPr id="1963488872" name="Picture 1963488872"/>
                     <pic:cNvPicPr/>
                   </pic:nvPicPr>
-                  <pic:blipFill rotWithShape="1">
+                  <pic:blipFill>
                     <a:blip r:embed="rId7" cstate="print">
                       <a:extLst>
                         <a:ext uri="{28A0092B-C50C-407E-A947-70E740481C1C}">
@@ -967,29 +967,18 @@
                         </a:ext>
                       </a:extLst>
                     </a:blip>
-                    <a:srcRect l="27948" t="12991" r="28847" b="23875"/>
                     <a:stretch>
                       <a:fillRect/>
                     </a:stretch>
                   </pic:blipFill>
-                  <pic:spPr bwMode="auto">
+                  <pic:spPr>
                     <a:xfrm>
                       <a:off x="0" y="0"/>
-                      <a:ext cx="2484120" cy="2041843"/>
+                      <a:ext cx="5943600" cy="3343275"/>
                     </a:xfrm>
                     <a:prstGeom prst="rect">
                       <a:avLst/>
                     </a:prstGeom>
-                    <a:ln>
-                      <a:solidFill>
-                        <a:schemeClr val="tx1"/>
-                      </a:solidFill>
-                    </a:ln>
-                    <a:extLst>
-                      <a:ext uri="{53640926-AAD7-44D8-BBD7-CCE9431645EC}">
-                        <a14:shadowObscured xmlns:a14="http://schemas.microsoft.com/office/drawing/2010/main"/>
-                      </a:ext>
-                    </a:extLst>
                   </pic:spPr>
                 </pic:pic>
               </a:graphicData>
@@ -997,24 +986,16 @@
           </wp:inline>
         </w:drawing>
       </w:r>
-    </w:p>
-    <w:p>
-      <w:pPr>
-        <w:spacing w:line="360" w:lineRule="auto"/>
-        <w:rPr>
-          <w:rFonts w:ascii="Times New Roman" w:hAnsi="Times New Roman" w:cs="Times New Roman"/>
-        </w:rPr>
-      </w:pPr>
       <w:r>
         <w:rPr>
           <w:rFonts w:ascii="Times New Roman" w:hAnsi="Times New Roman" w:cs="Times New Roman"/>
           <w:noProof/>
         </w:rPr>
         <w:drawing>
-          <wp:inline distT="0" distB="0" distL="0" distR="0" wp14:anchorId="61CE7601" wp14:editId="781D7BA6">
-            <wp:extent cx="4361700" cy="2171700"/>
-            <wp:effectExtent l="19050" t="19050" r="20320" b="19050"/>
-            <wp:docPr id="1405354983" name="Picture 3"/>
+          <wp:inline distT="0" distB="0" distL="0" distR="0" wp14:anchorId="06729046" wp14:editId="1DE89FD6">
+            <wp:extent cx="5943600" cy="3343275"/>
+            <wp:effectExtent l="0" t="0" r="0" b="9525"/>
+            <wp:docPr id="1112437677" name="Picture 2"/>
             <wp:cNvGraphicFramePr>
               <a:graphicFrameLocks xmlns:a="http://schemas.openxmlformats.org/drawingml/2006/main" noChangeAspect="1"/>
             </wp:cNvGraphicFramePr>
@@ -1022,10 +1003,10 @@
               <a:graphicData uri="http://schemas.openxmlformats.org/drawingml/2006/picture">
                 <pic:pic xmlns:pic="http://schemas.openxmlformats.org/drawingml/2006/picture">
                   <pic:nvPicPr>
-                    <pic:cNvPr id="1405354983" name="Picture 1405354983"/>
+                    <pic:cNvPr id="1112437677" name="Picture 1112437677"/>
                     <pic:cNvPicPr/>
                   </pic:nvPicPr>
-                  <pic:blipFill rotWithShape="1">
+                  <pic:blipFill>
                     <a:blip r:embed="rId8" cstate="print">
                       <a:extLst>
                         <a:ext uri="{28A0092B-C50C-407E-A947-70E740481C1C}">
@@ -1033,29 +1014,18 @@
                         </a:ext>
                       </a:extLst>
                     </a:blip>
-                    <a:srcRect l="1539" t="12080" r="6795" b="6781"/>
                     <a:stretch>
                       <a:fillRect/>
                     </a:stretch>
                   </pic:blipFill>
-                  <pic:spPr bwMode="auto">
+                  <pic:spPr>
                     <a:xfrm>
                       <a:off x="0" y="0"/>
-                      <a:ext cx="4374695" cy="2178170"/>
+                      <a:ext cx="5943600" cy="3343275"/>
                     </a:xfrm>
                     <a:prstGeom prst="rect">
                       <a:avLst/>
                     </a:prstGeom>
-                    <a:ln>
-                      <a:solidFill>
-                        <a:schemeClr val="tx1"/>
-                      </a:solidFill>
-                    </a:ln>
-                    <a:extLst>
-                      <a:ext uri="{53640926-AAD7-44D8-BBD7-CCE9431645EC}">
-                        <a14:shadowObscured xmlns:a14="http://schemas.microsoft.com/office/drawing/2010/main"/>
-                      </a:ext>
-                    </a:extLst>
                   </pic:spPr>
                 </pic:pic>
               </a:graphicData>
@@ -1071,64 +1041,6 @@
           <w:rFonts w:ascii="Times New Roman" w:hAnsi="Times New Roman" w:cs="Times New Roman"/>
         </w:rPr>
       </w:pPr>
-      <w:r>
-        <w:rPr>
-          <w:rFonts w:ascii="Times New Roman" w:hAnsi="Times New Roman" w:cs="Times New Roman"/>
-          <w:noProof/>
-        </w:rPr>
-        <w:drawing>
-          <wp:inline distT="0" distB="0" distL="0" distR="0" wp14:anchorId="11305267" wp14:editId="5F165DE8">
-            <wp:extent cx="3893820" cy="2750924"/>
-            <wp:effectExtent l="19050" t="19050" r="11430" b="11430"/>
-            <wp:docPr id="1049493634" name="Picture 2"/>
-            <wp:cNvGraphicFramePr>
-              <a:graphicFrameLocks xmlns:a="http://schemas.openxmlformats.org/drawingml/2006/main" noChangeAspect="1"/>
-            </wp:cNvGraphicFramePr>
-            <a:graphic xmlns:a="http://schemas.openxmlformats.org/drawingml/2006/main">
-              <a:graphicData uri="http://schemas.openxmlformats.org/drawingml/2006/picture">
-                <pic:pic xmlns:pic="http://schemas.openxmlformats.org/drawingml/2006/picture">
-                  <pic:nvPicPr>
-                    <pic:cNvPr id="1049493634" name="Picture 1049493634"/>
-                    <pic:cNvPicPr/>
-                  </pic:nvPicPr>
-                  <pic:blipFill rotWithShape="1">
-                    <a:blip r:embed="rId9" cstate="print">
-                      <a:extLst>
-                        <a:ext uri="{28A0092B-C50C-407E-A947-70E740481C1C}">
-                          <a14:useLocalDpi xmlns:a14="http://schemas.microsoft.com/office/drawing/2010/main" val="0"/>
-                        </a:ext>
-                      </a:extLst>
-                    </a:blip>
-                    <a:srcRect r="24872" b="5641"/>
-                    <a:stretch>
-                      <a:fillRect/>
-                    </a:stretch>
-                  </pic:blipFill>
-                  <pic:spPr bwMode="auto">
-                    <a:xfrm>
-                      <a:off x="0" y="0"/>
-                      <a:ext cx="3896911" cy="2753108"/>
-                    </a:xfrm>
-                    <a:prstGeom prst="rect">
-                      <a:avLst/>
-                    </a:prstGeom>
-                    <a:ln>
-                      <a:solidFill>
-                        <a:schemeClr val="tx1"/>
-                      </a:solidFill>
-                    </a:ln>
-                    <a:extLst>
-                      <a:ext uri="{53640926-AAD7-44D8-BBD7-CCE9431645EC}">
-                        <a14:shadowObscured xmlns:a14="http://schemas.microsoft.com/office/drawing/2010/main"/>
-                      </a:ext>
-                    </a:extLst>
-                  </pic:spPr>
-                </pic:pic>
-              </a:graphicData>
-            </a:graphic>
-          </wp:inline>
-        </w:drawing>
-      </w:r>
     </w:p>
     <w:p>
       <w:pPr>
@@ -1770,7 +1682,7 @@
                     <pic:cNvPicPr/>
                   </pic:nvPicPr>
                   <pic:blipFill rotWithShape="1">
-                    <a:blip r:embed="rId10">
+                    <a:blip r:embed="rId9">
                       <a:extLst>
                         <a:ext uri="{28A0092B-C50C-407E-A947-70E740481C1C}">
                           <a14:useLocalDpi xmlns:a14="http://schemas.microsoft.com/office/drawing/2010/main" val="0"/>
@@ -1888,7 +1800,7 @@
       </w:r>
     </w:p>
     <w:sectPr>
-      <w:headerReference w:type="default" r:id="rId11"/>
+      <w:headerReference w:type="default" r:id="rId10"/>
       <w:pgSz w:w="12240" w:h="15840"/>
       <w:pgMar w:top="1440" w:right="1440" w:bottom="1440" w:left="1440" w:header="720" w:footer="720" w:gutter="0"/>
       <w:cols w:space="720"/>

--- a/Documentation/Requirements Engineering/Automation of Js Requirements Documentation.docx
+++ b/Documentation/Requirements Engineering/Automation of Js Requirements Documentation.docx
@@ -459,6 +459,37 @@
         </w:rPr>
         <w:t xml:space="preserve">R.D.1 – </w:t>
       </w:r>
+      <w:r>
+        <w:rPr>
+          <w:rFonts w:ascii="Times New Roman" w:hAnsi="Times New Roman" w:cs="Times New Roman"/>
+        </w:rPr>
+        <w:t>The system shall collect and store data for customer turnaround time.</w:t>
+      </w:r>
+    </w:p>
+    <w:p>
+      <w:pPr>
+        <w:pStyle w:val="ListParagraph"/>
+        <w:numPr>
+          <w:ilvl w:val="1"/>
+          <w:numId w:val="1"/>
+        </w:numPr>
+        <w:spacing w:line="360" w:lineRule="auto"/>
+        <w:rPr>
+          <w:rFonts w:ascii="Times New Roman" w:hAnsi="Times New Roman" w:cs="Times New Roman"/>
+        </w:rPr>
+      </w:pPr>
+      <w:r>
+        <w:rPr>
+          <w:rFonts w:ascii="Times New Roman" w:hAnsi="Times New Roman" w:cs="Times New Roman"/>
+        </w:rPr>
+        <w:t xml:space="preserve">During operational hours, the system will collect data regarding how long </w:t>
+      </w:r>
+      <w:r>
+        <w:rPr>
+          <w:rFonts w:ascii="Times New Roman" w:hAnsi="Times New Roman" w:cs="Times New Roman"/>
+        </w:rPr>
+        <w:t>customers spend within the restaurant (based on time durations of when a table is occupied to when a table is ready to be cleaned). This data will be stored with a MySQL database and organized to allow for easy identification of specific and average turnaround times during certain periods. This data is accessible only to the manager.</w:t>
+      </w:r>
     </w:p>
     <w:p>
       <w:pPr>
@@ -476,13 +507,90 @@
         <w:rPr>
           <w:rFonts w:ascii="Times New Roman" w:hAnsi="Times New Roman" w:cs="Times New Roman"/>
         </w:rPr>
-        <w:t>R.D.</w:t>
-      </w:r>
-      <w:r>
-        <w:rPr>
-          <w:rFonts w:ascii="Times New Roman" w:hAnsi="Times New Roman" w:cs="Times New Roman"/>
-        </w:rPr>
-        <w:t xml:space="preserve">2 – </w:t>
+        <w:t xml:space="preserve">R.D.2 – </w:t>
+      </w:r>
+      <w:r>
+        <w:rPr>
+          <w:rFonts w:ascii="Times New Roman" w:hAnsi="Times New Roman" w:cs="Times New Roman"/>
+        </w:rPr>
+        <w:t>The system shall collect and store data for food preparation time.</w:t>
+      </w:r>
+    </w:p>
+    <w:p>
+      <w:pPr>
+        <w:pStyle w:val="ListParagraph"/>
+        <w:numPr>
+          <w:ilvl w:val="1"/>
+          <w:numId w:val="1"/>
+        </w:numPr>
+        <w:spacing w:line="360" w:lineRule="auto"/>
+        <w:rPr>
+          <w:rFonts w:ascii="Times New Roman" w:hAnsi="Times New Roman" w:cs="Times New Roman"/>
+        </w:rPr>
+      </w:pPr>
+      <w:r>
+        <w:rPr>
+          <w:rFonts w:ascii="Times New Roman" w:hAnsi="Times New Roman" w:cs="Times New Roman"/>
+        </w:rPr>
+        <w:t xml:space="preserve">During operational </w:t>
+      </w:r>
+      <w:r>
+        <w:rPr>
+          <w:rFonts w:ascii="Times New Roman" w:hAnsi="Times New Roman" w:cs="Times New Roman"/>
+        </w:rPr>
+        <w:t>hours</w:t>
+      </w:r>
+      <w:r>
+        <w:rPr>
+          <w:rFonts w:ascii="Times New Roman" w:hAnsi="Times New Roman" w:cs="Times New Roman"/>
+        </w:rPr>
+        <w:t xml:space="preserve">, the system will record </w:t>
+      </w:r>
+      <w:proofErr w:type="gramStart"/>
+      <w:r>
+        <w:rPr>
+          <w:rFonts w:ascii="Times New Roman" w:hAnsi="Times New Roman" w:cs="Times New Roman"/>
+        </w:rPr>
+        <w:t>the time</w:t>
+      </w:r>
+      <w:proofErr w:type="gramEnd"/>
+      <w:r>
+        <w:rPr>
+          <w:rFonts w:ascii="Times New Roman" w:hAnsi="Times New Roman" w:cs="Times New Roman"/>
+        </w:rPr>
+        <w:t xml:space="preserve"> duration </w:t>
+      </w:r>
+      <w:proofErr w:type="gramStart"/>
+      <w:r>
+        <w:rPr>
+          <w:rFonts w:ascii="Times New Roman" w:hAnsi="Times New Roman" w:cs="Times New Roman"/>
+        </w:rPr>
+        <w:t>for</w:t>
+      </w:r>
+      <w:proofErr w:type="gramEnd"/>
+      <w:r>
+        <w:rPr>
+          <w:rFonts w:ascii="Times New Roman" w:hAnsi="Times New Roman" w:cs="Times New Roman"/>
+        </w:rPr>
+        <w:t xml:space="preserve"> how long it takes for orders to be prepared and served. This data </w:t>
+      </w:r>
+      <w:r>
+        <w:rPr>
+          <w:rFonts w:ascii="Times New Roman" w:hAnsi="Times New Roman" w:cs="Times New Roman"/>
+        </w:rPr>
+        <w:t>will be stored with</w:t>
+      </w:r>
+      <w:r>
+        <w:rPr>
+          <w:rFonts w:ascii="Times New Roman" w:hAnsi="Times New Roman" w:cs="Times New Roman"/>
+        </w:rPr>
+        <w:t>in</w:t>
+      </w:r>
+      <w:r>
+        <w:rPr>
+          <w:rFonts w:ascii="Times New Roman" w:hAnsi="Times New Roman" w:cs="Times New Roman"/>
+        </w:rPr>
+        <w:t xml:space="preserve"> a MySQL database and organized to allow for easy identification of specific and average turnaround times during certain periods. This data is accessible only to the manager.</w:t>
       </w:r>
     </w:p>
     <w:p>
@@ -501,13 +609,38 @@
         <w:rPr>
           <w:rFonts w:ascii="Times New Roman" w:hAnsi="Times New Roman" w:cs="Times New Roman"/>
         </w:rPr>
-        <w:t>R.D.</w:t>
-      </w:r>
-      <w:r>
-        <w:rPr>
-          <w:rFonts w:ascii="Times New Roman" w:hAnsi="Times New Roman" w:cs="Times New Roman"/>
-        </w:rPr>
-        <w:t xml:space="preserve">3 – </w:t>
+        <w:t xml:space="preserve">R.D.3 – </w:t>
+      </w:r>
+      <w:r>
+        <w:rPr>
+          <w:rFonts w:ascii="Times New Roman" w:hAnsi="Times New Roman" w:cs="Times New Roman"/>
+        </w:rPr>
+        <w:t>The system shall collect data for menu item purchases and calculate and store the top 3 most popular items.</w:t>
+      </w:r>
+    </w:p>
+    <w:p>
+      <w:pPr>
+        <w:pStyle w:val="ListParagraph"/>
+        <w:numPr>
+          <w:ilvl w:val="1"/>
+          <w:numId w:val="1"/>
+        </w:numPr>
+        <w:spacing w:line="360" w:lineRule="auto"/>
+        <w:rPr>
+          <w:rFonts w:ascii="Times New Roman" w:hAnsi="Times New Roman" w:cs="Times New Roman"/>
+        </w:rPr>
+      </w:pPr>
+      <w:r>
+        <w:rPr>
+          <w:rFonts w:ascii="Times New Roman" w:hAnsi="Times New Roman" w:cs="Times New Roman"/>
+        </w:rPr>
+        <w:t xml:space="preserve">During operational hours, the system will record what menu items are purchased. This data will be stored within a MySQL database and categorized to easily determine item popularity during certain periods. </w:t>
+      </w:r>
+      <w:r>
+        <w:rPr>
+          <w:rFonts w:ascii="Times New Roman" w:hAnsi="Times New Roman" w:cs="Times New Roman"/>
+        </w:rPr>
+        <w:t>This data is accessible only to the manager.</w:t>
       </w:r>
     </w:p>
     <w:p>
@@ -528,6 +661,31 @@
         </w:rPr>
         <w:t xml:space="preserve">SS.1 – </w:t>
       </w:r>
+      <w:r>
+        <w:rPr>
+          <w:rFonts w:ascii="Times New Roman" w:hAnsi="Times New Roman" w:cs="Times New Roman"/>
+        </w:rPr>
+        <w:t>Staff shall clock in and clock out via the system.</w:t>
+      </w:r>
+    </w:p>
+    <w:p>
+      <w:pPr>
+        <w:pStyle w:val="ListParagraph"/>
+        <w:numPr>
+          <w:ilvl w:val="1"/>
+          <w:numId w:val="1"/>
+        </w:numPr>
+        <w:spacing w:line="360" w:lineRule="auto"/>
+        <w:rPr>
+          <w:rFonts w:ascii="Times New Roman" w:hAnsi="Times New Roman" w:cs="Times New Roman"/>
+        </w:rPr>
+      </w:pPr>
+      <w:r>
+        <w:rPr>
+          <w:rFonts w:ascii="Times New Roman" w:hAnsi="Times New Roman" w:cs="Times New Roman"/>
+        </w:rPr>
+        <w:t>Within the system is a clock-in/out page where users click a but to clock in and, at the end of their shift, click the button again to clock out. While the user is clocked in, there is a button that the user will use when taking their lunch break and returning from break. The module here tracks the user’s clock-in and clock-out times, the current date, time spent on break, and the user’s total paid time (time clocked in and not on break).</w:t>
+      </w:r>
     </w:p>
     <w:p>
       <w:pPr>
@@ -545,7 +703,122 @@
         <w:rPr>
           <w:rFonts w:ascii="Times New Roman" w:hAnsi="Times New Roman" w:cs="Times New Roman"/>
         </w:rPr>
+        <w:lastRenderedPageBreak/>
         <w:t xml:space="preserve">SS.Sa.1 – </w:t>
+      </w:r>
+      <w:r>
+        <w:rPr>
+          <w:rFonts w:ascii="Times New Roman" w:hAnsi="Times New Roman" w:cs="Times New Roman"/>
+        </w:rPr>
+        <w:t>Each staff member shall have a 6</w:t>
+      </w:r>
+      <w:r>
+        <w:rPr>
+          <w:rFonts w:ascii="Times New Roman" w:hAnsi="Times New Roman" w:cs="Times New Roman"/>
+        </w:rPr>
+        <w:t>-</w:t>
+      </w:r>
+      <w:r>
+        <w:rPr>
+          <w:rFonts w:ascii="Times New Roman" w:hAnsi="Times New Roman" w:cs="Times New Roman"/>
+        </w:rPr>
+        <w:t>character</w:t>
+      </w:r>
+      <w:r>
+        <w:rPr>
+          <w:rFonts w:ascii="Times New Roman" w:hAnsi="Times New Roman" w:cs="Times New Roman"/>
+        </w:rPr>
+        <w:t>,</w:t>
+      </w:r>
+      <w:r>
+        <w:rPr>
+          <w:rFonts w:ascii="Times New Roman" w:hAnsi="Times New Roman" w:cs="Times New Roman"/>
+        </w:rPr>
+        <w:t xml:space="preserve"> alphanumeric username.</w:t>
+      </w:r>
+    </w:p>
+    <w:p>
+      <w:pPr>
+        <w:pStyle w:val="ListParagraph"/>
+        <w:numPr>
+          <w:ilvl w:val="1"/>
+          <w:numId w:val="1"/>
+        </w:numPr>
+        <w:spacing w:line="360" w:lineRule="auto"/>
+        <w:rPr>
+          <w:rFonts w:ascii="Times New Roman" w:hAnsi="Times New Roman" w:cs="Times New Roman"/>
+        </w:rPr>
+      </w:pPr>
+      <w:r>
+        <w:rPr>
+          <w:rFonts w:ascii="Times New Roman" w:hAnsi="Times New Roman" w:cs="Times New Roman"/>
+        </w:rPr>
+        <w:t xml:space="preserve">The development team will assign a username to each current staff member according to the </w:t>
+      </w:r>
+      <w:proofErr w:type="gramStart"/>
+      <w:r>
+        <w:rPr>
+          <w:rFonts w:ascii="Times New Roman" w:hAnsi="Times New Roman" w:cs="Times New Roman"/>
+        </w:rPr>
+        <w:t>provided criteria</w:t>
+      </w:r>
+      <w:proofErr w:type="gramEnd"/>
+      <w:r>
+        <w:rPr>
+          <w:rFonts w:ascii="Times New Roman" w:hAnsi="Times New Roman" w:cs="Times New Roman"/>
+        </w:rPr>
+        <w:t>. Post deployment, staff usernames will be assigned by the client company.</w:t>
+      </w:r>
+    </w:p>
+    <w:p>
+      <w:pPr>
+        <w:pStyle w:val="ListParagraph"/>
+        <w:numPr>
+          <w:ilvl w:val="1"/>
+          <w:numId w:val="1"/>
+        </w:numPr>
+        <w:spacing w:line="360" w:lineRule="auto"/>
+        <w:rPr>
+          <w:rFonts w:ascii="Times New Roman" w:hAnsi="Times New Roman" w:cs="Times New Roman"/>
+        </w:rPr>
+      </w:pPr>
+      <w:r>
+        <w:rPr>
+          <w:rFonts w:ascii="Times New Roman" w:hAnsi="Times New Roman" w:cs="Times New Roman"/>
+        </w:rPr>
+        <w:t xml:space="preserve">The usernames will be stored within staff profiles and will be used to verify user identity during the </w:t>
+      </w:r>
+      <w:proofErr w:type="gramStart"/>
+      <w:r>
+        <w:rPr>
+          <w:rFonts w:ascii="Times New Roman" w:hAnsi="Times New Roman" w:cs="Times New Roman"/>
+        </w:rPr>
+        <w:t>sign up</w:t>
+      </w:r>
+      <w:proofErr w:type="gramEnd"/>
+      <w:r>
+        <w:rPr>
+          <w:rFonts w:ascii="Times New Roman" w:hAnsi="Times New Roman" w:cs="Times New Roman"/>
+        </w:rPr>
+        <w:t xml:space="preserve"> </w:t>
+      </w:r>
+      <w:r>
+        <w:rPr>
+          <w:rFonts w:ascii="Times New Roman" w:hAnsi="Times New Roman" w:cs="Times New Roman"/>
+        </w:rPr>
+        <w:t xml:space="preserve">and login </w:t>
+      </w:r>
+      <w:r>
+        <w:rPr>
+          <w:rFonts w:ascii="Times New Roman" w:hAnsi="Times New Roman" w:cs="Times New Roman"/>
+        </w:rPr>
+        <w:t>process</w:t>
+      </w:r>
+      <w:r>
+        <w:rPr>
+          <w:rFonts w:ascii="Times New Roman" w:hAnsi="Times New Roman" w:cs="Times New Roman"/>
+        </w:rPr>
+        <w:t>es.</w:t>
       </w:r>
     </w:p>
     <w:p>
@@ -564,19 +837,78 @@
         <w:rPr>
           <w:rFonts w:ascii="Times New Roman" w:hAnsi="Times New Roman" w:cs="Times New Roman"/>
         </w:rPr>
-        <w:t>SS.Sa.</w:t>
-      </w:r>
-      <w:r>
-        <w:rPr>
-          <w:rFonts w:ascii="Times New Roman" w:hAnsi="Times New Roman" w:cs="Times New Roman"/>
-        </w:rPr>
-        <w:t>2</w:t>
-      </w:r>
-      <w:r>
-        <w:rPr>
-          <w:rFonts w:ascii="Times New Roman" w:hAnsi="Times New Roman" w:cs="Times New Roman"/>
-        </w:rPr>
-        <w:t xml:space="preserve"> – </w:t>
+        <w:t xml:space="preserve">SS.Sa.2 – </w:t>
+      </w:r>
+      <w:r>
+        <w:rPr>
+          <w:rFonts w:ascii="Times New Roman" w:hAnsi="Times New Roman" w:cs="Times New Roman"/>
+        </w:rPr>
+        <w:t>Each staff member</w:t>
+      </w:r>
+      <w:r>
+        <w:rPr>
+          <w:rFonts w:ascii="Times New Roman" w:hAnsi="Times New Roman" w:cs="Times New Roman"/>
+        </w:rPr>
+        <w:t xml:space="preserve"> shall first sign up to the </w:t>
+      </w:r>
+      <w:r>
+        <w:rPr>
+          <w:rFonts w:ascii="Times New Roman" w:hAnsi="Times New Roman" w:cs="Times New Roman"/>
+        </w:rPr>
+        <w:t>system</w:t>
+      </w:r>
+      <w:r>
+        <w:rPr>
+          <w:rFonts w:ascii="Times New Roman" w:hAnsi="Times New Roman" w:cs="Times New Roman"/>
+        </w:rPr>
+        <w:t xml:space="preserve"> (using assigned username and creating a password).</w:t>
+      </w:r>
+    </w:p>
+    <w:p>
+      <w:pPr>
+        <w:pStyle w:val="ListParagraph"/>
+        <w:numPr>
+          <w:ilvl w:val="1"/>
+          <w:numId w:val="1"/>
+        </w:numPr>
+        <w:spacing w:line="360" w:lineRule="auto"/>
+        <w:rPr>
+          <w:rFonts w:ascii="Times New Roman" w:hAnsi="Times New Roman" w:cs="Times New Roman"/>
+        </w:rPr>
+      </w:pPr>
+      <w:r>
+        <w:rPr>
+          <w:rFonts w:ascii="Times New Roman" w:hAnsi="Times New Roman" w:cs="Times New Roman"/>
+        </w:rPr>
+        <w:t xml:space="preserve">Each staff member is </w:t>
+      </w:r>
+      <w:proofErr w:type="gramStart"/>
+      <w:r>
+        <w:rPr>
+          <w:rFonts w:ascii="Times New Roman" w:hAnsi="Times New Roman" w:cs="Times New Roman"/>
+        </w:rPr>
+        <w:t>provided</w:t>
+      </w:r>
+      <w:proofErr w:type="gramEnd"/>
+      <w:r>
+        <w:rPr>
+          <w:rFonts w:ascii="Times New Roman" w:hAnsi="Times New Roman" w:cs="Times New Roman"/>
+        </w:rPr>
+        <w:t xml:space="preserve"> their assigned username and can then proceed to sign up on the system. During the </w:t>
+      </w:r>
+      <w:proofErr w:type="gramStart"/>
+      <w:r>
+        <w:rPr>
+          <w:rFonts w:ascii="Times New Roman" w:hAnsi="Times New Roman" w:cs="Times New Roman"/>
+        </w:rPr>
+        <w:t>sign up</w:t>
+      </w:r>
+      <w:proofErr w:type="gramEnd"/>
+      <w:r>
+        <w:rPr>
+          <w:rFonts w:ascii="Times New Roman" w:hAnsi="Times New Roman" w:cs="Times New Roman"/>
+        </w:rPr>
+        <w:t xml:space="preserve"> process, the system uses the user’s username and other provided information (name and position) to identify the user and ensure they are a hired staff member. The user is then able to create a secure password that they can use to continue to access the system.</w:t>
       </w:r>
     </w:p>
     <w:p>
@@ -595,19 +927,82 @@
         <w:rPr>
           <w:rFonts w:ascii="Times New Roman" w:hAnsi="Times New Roman" w:cs="Times New Roman"/>
         </w:rPr>
-        <w:t>SS.Sa.</w:t>
-      </w:r>
-      <w:r>
-        <w:rPr>
-          <w:rFonts w:ascii="Times New Roman" w:hAnsi="Times New Roman" w:cs="Times New Roman"/>
-        </w:rPr>
-        <w:t>3</w:t>
-      </w:r>
-      <w:r>
-        <w:rPr>
-          <w:rFonts w:ascii="Times New Roman" w:hAnsi="Times New Roman" w:cs="Times New Roman"/>
-        </w:rPr>
-        <w:t xml:space="preserve"> – </w:t>
+        <w:t xml:space="preserve">SS.Sa.3 – </w:t>
+      </w:r>
+      <w:r>
+        <w:rPr>
+          <w:rFonts w:ascii="Times New Roman" w:hAnsi="Times New Roman" w:cs="Times New Roman"/>
+        </w:rPr>
+        <w:t>Staff shall log in via a login screen.</w:t>
+      </w:r>
+    </w:p>
+    <w:p>
+      <w:pPr>
+        <w:pStyle w:val="ListParagraph"/>
+        <w:numPr>
+          <w:ilvl w:val="1"/>
+          <w:numId w:val="1"/>
+        </w:numPr>
+        <w:spacing w:line="360" w:lineRule="auto"/>
+        <w:rPr>
+          <w:rFonts w:ascii="Times New Roman" w:hAnsi="Times New Roman" w:cs="Times New Roman"/>
+        </w:rPr>
+      </w:pPr>
+      <w:r>
+        <w:rPr>
+          <w:rFonts w:ascii="Times New Roman" w:hAnsi="Times New Roman" w:cs="Times New Roman"/>
+        </w:rPr>
+        <w:t xml:space="preserve">The development team will create a login module to accept user </w:t>
+      </w:r>
+      <w:proofErr w:type="gramStart"/>
+      <w:r>
+        <w:rPr>
+          <w:rFonts w:ascii="Times New Roman" w:hAnsi="Times New Roman" w:cs="Times New Roman"/>
+        </w:rPr>
+        <w:t>in[</w:t>
+      </w:r>
+      <w:proofErr w:type="spellStart"/>
+      <w:proofErr w:type="gramEnd"/>
+      <w:r>
+        <w:rPr>
+          <w:rFonts w:ascii="Times New Roman" w:hAnsi="Times New Roman" w:cs="Times New Roman"/>
+        </w:rPr>
+        <w:t>ut</w:t>
+      </w:r>
+      <w:proofErr w:type="spellEnd"/>
+      <w:r>
+        <w:rPr>
+          <w:rFonts w:ascii="Times New Roman" w:hAnsi="Times New Roman" w:cs="Times New Roman"/>
+        </w:rPr>
+        <w:t xml:space="preserve"> for the user’s username and password. Both inputs will then be verified by the system using previously confirmed information to identify the user. If the user is unidentifiable, they are denied access to the system. If the user is identifiable, they are </w:t>
+      </w:r>
+      <w:proofErr w:type="gramStart"/>
+      <w:r>
+        <w:rPr>
+          <w:rFonts w:ascii="Times New Roman" w:hAnsi="Times New Roman" w:cs="Times New Roman"/>
+        </w:rPr>
+        <w:t>provided</w:t>
+      </w:r>
+      <w:proofErr w:type="gramEnd"/>
+      <w:r>
+        <w:rPr>
+          <w:rFonts w:ascii="Times New Roman" w:hAnsi="Times New Roman" w:cs="Times New Roman"/>
+        </w:rPr>
+        <w:t xml:space="preserve"> pre-determined </w:t>
+      </w:r>
+      <w:proofErr w:type="gramStart"/>
+      <w:r>
+        <w:rPr>
+          <w:rFonts w:ascii="Times New Roman" w:hAnsi="Times New Roman" w:cs="Times New Roman"/>
+        </w:rPr>
+        <w:t>accesses</w:t>
+      </w:r>
+      <w:proofErr w:type="gramEnd"/>
+      <w:r>
+        <w:rPr>
+          <w:rFonts w:ascii="Times New Roman" w:hAnsi="Times New Roman" w:cs="Times New Roman"/>
+        </w:rPr>
+        <w:t xml:space="preserve"> within the system to be able to efficiently complete their assigned duties.</w:t>
       </w:r>
     </w:p>
     <w:p>
@@ -628,6 +1023,63 @@
         </w:rPr>
         <w:t>SSS.D.1 –</w:t>
       </w:r>
+      <w:r>
+        <w:rPr>
+          <w:rFonts w:ascii="Times New Roman" w:hAnsi="Times New Roman" w:cs="Times New Roman"/>
+        </w:rPr>
+        <w:t xml:space="preserve"> </w:t>
+      </w:r>
+      <w:r>
+        <w:rPr>
+          <w:rFonts w:ascii="Times New Roman" w:hAnsi="Times New Roman" w:cs="Times New Roman"/>
+        </w:rPr>
+        <w:t>The system shall collect data of staff shift durations and calculate each staff member's earned wage</w:t>
+      </w:r>
+      <w:r>
+        <w:rPr>
+          <w:rFonts w:ascii="Times New Roman" w:hAnsi="Times New Roman" w:cs="Times New Roman"/>
+        </w:rPr>
+        <w:t>.</w:t>
+      </w:r>
+    </w:p>
+    <w:p>
+      <w:pPr>
+        <w:pStyle w:val="ListParagraph"/>
+        <w:numPr>
+          <w:ilvl w:val="1"/>
+          <w:numId w:val="1"/>
+        </w:numPr>
+        <w:spacing w:line="360" w:lineRule="auto"/>
+        <w:rPr>
+          <w:rFonts w:ascii="Times New Roman" w:hAnsi="Times New Roman" w:cs="Times New Roman"/>
+        </w:rPr>
+      </w:pPr>
+      <w:r>
+        <w:rPr>
+          <w:rFonts w:ascii="Times New Roman" w:hAnsi="Times New Roman" w:cs="Times New Roman"/>
+        </w:rPr>
+        <w:t xml:space="preserve">The </w:t>
+      </w:r>
+      <w:proofErr w:type="gramStart"/>
+      <w:r>
+        <w:rPr>
+          <w:rFonts w:ascii="Times New Roman" w:hAnsi="Times New Roman" w:cs="Times New Roman"/>
+        </w:rPr>
+        <w:t>system shall</w:t>
+      </w:r>
+      <w:proofErr w:type="gramEnd"/>
+      <w:r>
+        <w:rPr>
+          <w:rFonts w:ascii="Times New Roman" w:hAnsi="Times New Roman" w:cs="Times New Roman"/>
+        </w:rPr>
+        <w:t xml:space="preserve"> collect data regarding each staff member’s shift for each scheduled workday (including clock-in/out times, total shift time excluding breaks, break times, and duration of breaks)</w:t>
+      </w:r>
+      <w:r>
+        <w:rPr>
+          <w:rFonts w:ascii="Times New Roman" w:hAnsi="Times New Roman" w:cs="Times New Roman"/>
+        </w:rPr>
+        <w:t xml:space="preserve"> and then store this data within a MySQL database. This data will only be accessible by the manager.</w:t>
+      </w:r>
     </w:p>
     <w:p>
       <w:pPr>
@@ -645,7 +1097,53 @@
         <w:rPr>
           <w:rFonts w:ascii="Times New Roman" w:hAnsi="Times New Roman" w:cs="Times New Roman"/>
         </w:rPr>
+        <w:lastRenderedPageBreak/>
         <w:t xml:space="preserve">SS.D.2 – </w:t>
+      </w:r>
+      <w:r>
+        <w:rPr>
+          <w:rFonts w:ascii="Times New Roman" w:hAnsi="Times New Roman" w:cs="Times New Roman"/>
+        </w:rPr>
+        <w:t>The system shall collect and store data of the duration of staff’s breaks</w:t>
+      </w:r>
+      <w:r>
+        <w:rPr>
+          <w:rFonts w:ascii="Times New Roman" w:hAnsi="Times New Roman" w:cs="Times New Roman"/>
+        </w:rPr>
+        <w:t>.</w:t>
+      </w:r>
+    </w:p>
+    <w:p>
+      <w:pPr>
+        <w:pStyle w:val="ListParagraph"/>
+        <w:numPr>
+          <w:ilvl w:val="1"/>
+          <w:numId w:val="1"/>
+        </w:numPr>
+        <w:spacing w:line="360" w:lineRule="auto"/>
+        <w:rPr>
+          <w:rFonts w:ascii="Times New Roman" w:hAnsi="Times New Roman" w:cs="Times New Roman"/>
+        </w:rPr>
+      </w:pPr>
+      <w:r>
+        <w:rPr>
+          <w:rFonts w:ascii="Times New Roman" w:hAnsi="Times New Roman" w:cs="Times New Roman"/>
+        </w:rPr>
+        <w:t xml:space="preserve">The </w:t>
+      </w:r>
+      <w:proofErr w:type="gramStart"/>
+      <w:r>
+        <w:rPr>
+          <w:rFonts w:ascii="Times New Roman" w:hAnsi="Times New Roman" w:cs="Times New Roman"/>
+        </w:rPr>
+        <w:t>system shall</w:t>
+      </w:r>
+      <w:proofErr w:type="gramEnd"/>
+      <w:r>
+        <w:rPr>
+          <w:rFonts w:ascii="Times New Roman" w:hAnsi="Times New Roman" w:cs="Times New Roman"/>
+        </w:rPr>
+        <w:t xml:space="preserve"> collect data regarding each staff member’s shift for each scheduled workday (including clock-in/out times, total shift time excluding breaks, break times, and duration of breaks) and then store this data within a MySQL database. This data will only be accessible by the manager.</w:t>
       </w:r>
     </w:p>
     <w:p>
@@ -666,6 +1164,37 @@
         </w:rPr>
         <w:t xml:space="preserve">OP.D.1 – </w:t>
       </w:r>
+      <w:r>
+        <w:rPr>
+          <w:rFonts w:ascii="Times New Roman" w:hAnsi="Times New Roman" w:cs="Times New Roman"/>
+        </w:rPr>
+        <w:t>The system shall collect and store data for revenue.</w:t>
+      </w:r>
+    </w:p>
+    <w:p>
+      <w:pPr>
+        <w:pStyle w:val="ListParagraph"/>
+        <w:numPr>
+          <w:ilvl w:val="1"/>
+          <w:numId w:val="1"/>
+        </w:numPr>
+        <w:spacing w:line="360" w:lineRule="auto"/>
+        <w:rPr>
+          <w:rFonts w:ascii="Times New Roman" w:hAnsi="Times New Roman" w:cs="Times New Roman"/>
+        </w:rPr>
+      </w:pPr>
+      <w:r>
+        <w:rPr>
+          <w:rFonts w:ascii="Times New Roman" w:hAnsi="Times New Roman" w:cs="Times New Roman"/>
+        </w:rPr>
+        <w:t xml:space="preserve">During operational hours, the system will track revenue from each order and will record from which items each amount of revenue obtained. This data will be stored in a MySQL and categorized to allow for easy identification of how much revenue was earned during set periods and what percent of the revenue was obtained from specific menu items. </w:t>
+      </w:r>
+      <w:r>
+        <w:rPr>
+          <w:rFonts w:ascii="Times New Roman" w:hAnsi="Times New Roman" w:cs="Times New Roman"/>
+        </w:rPr>
+        <w:t>This data can only be accessed by the manager.</w:t>
+      </w:r>
     </w:p>
     <w:p>
       <w:pPr>
@@ -685,6 +1214,37 @@
         </w:rPr>
         <w:t xml:space="preserve">OP.D.2 – </w:t>
       </w:r>
+      <w:r>
+        <w:rPr>
+          <w:rFonts w:ascii="Times New Roman" w:hAnsi="Times New Roman" w:cs="Times New Roman"/>
+        </w:rPr>
+        <w:t>The system shall calculate and store data for revenue contribution percentage for each menu item.</w:t>
+      </w:r>
+    </w:p>
+    <w:p>
+      <w:pPr>
+        <w:pStyle w:val="ListParagraph"/>
+        <w:numPr>
+          <w:ilvl w:val="1"/>
+          <w:numId w:val="1"/>
+        </w:numPr>
+        <w:spacing w:line="360" w:lineRule="auto"/>
+        <w:rPr>
+          <w:rFonts w:ascii="Times New Roman" w:hAnsi="Times New Roman" w:cs="Times New Roman"/>
+        </w:rPr>
+      </w:pPr>
+      <w:r>
+        <w:rPr>
+          <w:rFonts w:ascii="Times New Roman" w:hAnsi="Times New Roman" w:cs="Times New Roman"/>
+        </w:rPr>
+        <w:t>During operational hours, the system will track revenue from each order and will record from which items each amount of revenue obtained. This data will be stored in a MySQL and categorized to allow for easy identification of how much revenue was earned during set periods and what percent of the revenue was obtained from specific menu items.</w:t>
+      </w:r>
+      <w:r>
+        <w:rPr>
+          <w:rFonts w:ascii="Times New Roman" w:hAnsi="Times New Roman" w:cs="Times New Roman"/>
+        </w:rPr>
+        <w:t xml:space="preserve"> This data can only be accessed by the manager.</w:t>
+      </w:r>
     </w:p>
     <w:p>
       <w:pPr>
@@ -856,6 +1416,7 @@
         <w:rPr>
           <w:rFonts w:ascii="Times New Roman" w:hAnsi="Times New Roman" w:cs="Times New Roman"/>
         </w:rPr>
+        <w:lastRenderedPageBreak/>
         <w:t xml:space="preserve">T.2 – </w:t>
       </w:r>
     </w:p>
@@ -956,7 +1517,6 @@
         <w:pStyle w:val="heading"/>
       </w:pPr>
       <w:r>
-        <w:lastRenderedPageBreak/>
         <w:t>Nonfunctional Requirements</w:t>
       </w:r>
     </w:p>
@@ -1196,21 +1756,21 @@
         <w:pStyle w:val="heading"/>
       </w:pPr>
       <w:r>
+        <w:t>Use Case Diagrams</w:t>
+      </w:r>
+    </w:p>
+    <w:p>
+      <w:pPr>
+        <w:spacing w:line="360" w:lineRule="auto"/>
+        <w:rPr>
+          <w:rFonts w:ascii="Times New Roman" w:hAnsi="Times New Roman" w:cs="Times New Roman"/>
+        </w:rPr>
+      </w:pPr>
+      <w:r>
+        <w:rPr>
+          <w:noProof/>
+        </w:rPr>
         <w:lastRenderedPageBreak/>
-        <w:t>Use Case Diagrams</w:t>
-      </w:r>
-    </w:p>
-    <w:p>
-      <w:pPr>
-        <w:spacing w:line="360" w:lineRule="auto"/>
-        <w:rPr>
-          <w:rFonts w:ascii="Times New Roman" w:hAnsi="Times New Roman" w:cs="Times New Roman"/>
-        </w:rPr>
-      </w:pPr>
-      <w:r>
-        <w:rPr>
-          <w:noProof/>
-        </w:rPr>
         <w:drawing>
           <wp:inline distT="0" distB="0" distL="0" distR="0" wp14:anchorId="453671E7" wp14:editId="54BC7E03">
             <wp:extent cx="5943600" cy="3343275"/>
@@ -1314,7 +1874,6 @@
           <w:b/>
           <w:bCs/>
         </w:rPr>
-        <w:lastRenderedPageBreak/>
         <w:t>Use Case Flow of Events</w:t>
       </w:r>
     </w:p>
@@ -2919,7 +3478,6 @@
   <w:style w:type="character" w:default="1" w:styleId="DefaultParagraphFont">
     <w:name w:val="Default Paragraph Font"/>
     <w:uiPriority w:val="1"/>
-    <w:semiHidden/>
     <w:unhideWhenUsed/>
   </w:style>
   <w:style w:type="table" w:default="1" w:styleId="TableNormal">

--- a/Documentation/Requirements Engineering/Automation of Js Requirements Documentation.docx
+++ b/Documentation/Requirements Engineering/Automation of Js Requirements Documentation.docx
@@ -132,6 +132,14 @@
         <w:tab/>
         <w:t>II</w:t>
       </w:r>
+      <w:r>
+        <w:rPr>
+          <w:rFonts w:ascii="Times New Roman" w:hAnsi="Times New Roman"/>
+          <w:sz w:val="24"/>
+          <w:szCs w:val="24"/>
+        </w:rPr>
+        <w:t>-IV</w:t>
+      </w:r>
     </w:p>
     <w:p>
       <w:pPr>
@@ -145,7 +153,9 @@
       </w:r>
       <w:r>
         <w:tab/>
-        <w:t>5</w:t>
+      </w:r>
+      <w:r>
+        <w:t>II-IV</w:t>
       </w:r>
     </w:p>
     <w:p>
@@ -160,7 +170,9 @@
       </w:r>
       <w:r>
         <w:tab/>
-        <w:t>5</w:t>
+      </w:r>
+      <w:r>
+        <w:t>IV-IX</w:t>
       </w:r>
     </w:p>
     <w:p>
@@ -191,7 +203,14 @@
           <w:szCs w:val="24"/>
         </w:rPr>
         <w:tab/>
-        <w:t>III</w:t>
+      </w:r>
+      <w:r>
+        <w:rPr>
+          <w:rFonts w:ascii="Times New Roman" w:hAnsi="Times New Roman"/>
+          <w:sz w:val="24"/>
+          <w:szCs w:val="24"/>
+        </w:rPr>
+        <w:t>X-XI</w:t>
       </w:r>
     </w:p>
     <w:p>
@@ -214,7 +233,12 @@
           <w:rFonts w:ascii="Times New Roman" w:hAnsi="Times New Roman" w:cs="Times New Roman"/>
         </w:rPr>
         <w:tab/>
-        <w:t>IV</w:t>
+      </w:r>
+      <w:r>
+        <w:rPr>
+          <w:rFonts w:ascii="Times New Roman" w:hAnsi="Times New Roman" w:cs="Times New Roman"/>
+        </w:rPr>
+        <w:t>XI</w:t>
       </w:r>
     </w:p>
     <w:p>
@@ -237,7 +261,12 @@
           <w:rFonts w:ascii="Times New Roman" w:hAnsi="Times New Roman" w:cs="Times New Roman"/>
         </w:rPr>
         <w:tab/>
-        <w:t>V</w:t>
+      </w:r>
+      <w:r>
+        <w:rPr>
+          <w:rFonts w:ascii="Times New Roman" w:hAnsi="Times New Roman" w:cs="Times New Roman"/>
+        </w:rPr>
+        <w:t>XII</w:t>
       </w:r>
     </w:p>
     <w:p>
@@ -260,7 +289,12 @@
           <w:rFonts w:ascii="Times New Roman" w:hAnsi="Times New Roman" w:cs="Times New Roman"/>
         </w:rPr>
         <w:tab/>
-        <w:t>VI</w:t>
+      </w:r>
+      <w:r>
+        <w:rPr>
+          <w:rFonts w:ascii="Times New Roman" w:hAnsi="Times New Roman" w:cs="Times New Roman"/>
+        </w:rPr>
+        <w:t>XIII</w:t>
       </w:r>
     </w:p>
     <w:p>
@@ -283,7 +317,12 @@
           <w:rFonts w:ascii="Times New Roman" w:hAnsi="Times New Roman" w:cs="Times New Roman"/>
         </w:rPr>
         <w:tab/>
-        <w:t>VII</w:t>
+      </w:r>
+      <w:r>
+        <w:rPr>
+          <w:rFonts w:ascii="Times New Roman" w:hAnsi="Times New Roman" w:cs="Times New Roman"/>
+        </w:rPr>
+        <w:t>XV</w:t>
       </w:r>
     </w:p>
     <w:p>
@@ -306,7 +345,18 @@
           <w:rFonts w:ascii="Times New Roman" w:hAnsi="Times New Roman" w:cs="Times New Roman"/>
         </w:rPr>
         <w:tab/>
-        <w:t>VIII</w:t>
+      </w:r>
+      <w:r>
+        <w:rPr>
+          <w:rFonts w:ascii="Times New Roman" w:hAnsi="Times New Roman" w:cs="Times New Roman"/>
+        </w:rPr>
+        <w:t>X</w:t>
+      </w:r>
+      <w:r>
+        <w:rPr>
+          <w:rFonts w:ascii="Times New Roman" w:hAnsi="Times New Roman" w:cs="Times New Roman"/>
+        </w:rPr>
+        <w:t>VI</w:t>
       </w:r>
     </w:p>
     <w:p>
@@ -326,7 +376,12 @@
           <w:rFonts w:ascii="Times New Roman" w:hAnsi="Times New Roman" w:cs="Times New Roman"/>
         </w:rPr>
         <w:tab/>
-        <w:t>IX</w:t>
+      </w:r>
+      <w:r>
+        <w:rPr>
+          <w:rFonts w:ascii="Times New Roman" w:hAnsi="Times New Roman" w:cs="Times New Roman"/>
+        </w:rPr>
+        <w:t>XVII</w:t>
       </w:r>
     </w:p>
     <w:p>
@@ -572,13 +627,7 @@
         <w:rPr>
           <w:rFonts w:ascii="Times New Roman" w:hAnsi="Times New Roman" w:cs="Times New Roman"/>
         </w:rPr>
-        <w:t xml:space="preserve"> how long it takes for orders to be prepared and served. This data </w:t>
-      </w:r>
-      <w:r>
-        <w:rPr>
-          <w:rFonts w:ascii="Times New Roman" w:hAnsi="Times New Roman" w:cs="Times New Roman"/>
-        </w:rPr>
-        <w:t>will be stored with</w:t>
+        <w:t xml:space="preserve"> how long it takes for orders to be prepared and served. This data will be stored with</w:t>
       </w:r>
       <w:r>
         <w:rPr>
@@ -634,13 +683,7 @@
         <w:rPr>
           <w:rFonts w:ascii="Times New Roman" w:hAnsi="Times New Roman" w:cs="Times New Roman"/>
         </w:rPr>
-        <w:t xml:space="preserve">During operational hours, the system will record what menu items are purchased. This data will be stored within a MySQL database and categorized to easily determine item popularity during certain periods. </w:t>
-      </w:r>
-      <w:r>
-        <w:rPr>
-          <w:rFonts w:ascii="Times New Roman" w:hAnsi="Times New Roman" w:cs="Times New Roman"/>
-        </w:rPr>
-        <w:t>This data is accessible only to the manager.</w:t>
+        <w:t>During operational hours, the system will record what menu items are purchased. This data will be stored within a MySQL database and categorized to easily determine item popularity during certain periods. This data is accessible only to the manager.</w:t>
       </w:r>
     </w:p>
     <w:p>
@@ -710,31 +753,7 @@
         <w:rPr>
           <w:rFonts w:ascii="Times New Roman" w:hAnsi="Times New Roman" w:cs="Times New Roman"/>
         </w:rPr>
-        <w:t>Each staff member shall have a 6</w:t>
-      </w:r>
-      <w:r>
-        <w:rPr>
-          <w:rFonts w:ascii="Times New Roman" w:hAnsi="Times New Roman" w:cs="Times New Roman"/>
-        </w:rPr>
-        <w:t>-</w:t>
-      </w:r>
-      <w:r>
-        <w:rPr>
-          <w:rFonts w:ascii="Times New Roman" w:hAnsi="Times New Roman" w:cs="Times New Roman"/>
-        </w:rPr>
-        <w:t>character</w:t>
-      </w:r>
-      <w:r>
-        <w:rPr>
-          <w:rFonts w:ascii="Times New Roman" w:hAnsi="Times New Roman" w:cs="Times New Roman"/>
-        </w:rPr>
-        <w:t>,</w:t>
-      </w:r>
-      <w:r>
-        <w:rPr>
-          <w:rFonts w:ascii="Times New Roman" w:hAnsi="Times New Roman" w:cs="Times New Roman"/>
-        </w:rPr>
-        <w:t xml:space="preserve"> alphanumeric username.</w:t>
+        <w:t>Each staff member shall have a 6-character, alphanumeric username.</w:t>
       </w:r>
     </w:p>
     <w:p>
@@ -843,25 +862,7 @@
         <w:rPr>
           <w:rFonts w:ascii="Times New Roman" w:hAnsi="Times New Roman" w:cs="Times New Roman"/>
         </w:rPr>
-        <w:t>Each staff member</w:t>
-      </w:r>
-      <w:r>
-        <w:rPr>
-          <w:rFonts w:ascii="Times New Roman" w:hAnsi="Times New Roman" w:cs="Times New Roman"/>
-        </w:rPr>
-        <w:t xml:space="preserve"> shall first sign up to the </w:t>
-      </w:r>
-      <w:r>
-        <w:rPr>
-          <w:rFonts w:ascii="Times New Roman" w:hAnsi="Times New Roman" w:cs="Times New Roman"/>
-        </w:rPr>
-        <w:t>system</w:t>
-      </w:r>
-      <w:r>
-        <w:rPr>
-          <w:rFonts w:ascii="Times New Roman" w:hAnsi="Times New Roman" w:cs="Times New Roman"/>
-        </w:rPr>
-        <w:t xml:space="preserve"> (using assigned username and creating a password).</w:t>
+        <w:t>Each staff member shall first sign up to the system (using assigned username and creating a password).</w:t>
       </w:r>
     </w:p>
     <w:p>
@@ -990,19 +991,29 @@
         </w:rPr>
         <w:t xml:space="preserve"> pre-determined </w:t>
       </w:r>
-      <w:proofErr w:type="gramStart"/>
-      <w:r>
-        <w:rPr>
-          <w:rFonts w:ascii="Times New Roman" w:hAnsi="Times New Roman" w:cs="Times New Roman"/>
-        </w:rPr>
-        <w:t>accesses</w:t>
-      </w:r>
-      <w:proofErr w:type="gramEnd"/>
-      <w:r>
-        <w:rPr>
-          <w:rFonts w:ascii="Times New Roman" w:hAnsi="Times New Roman" w:cs="Times New Roman"/>
-        </w:rPr>
-        <w:t xml:space="preserve"> within the system to be able to efficiently complete their assigned duties.</w:t>
+      <w:r>
+        <w:rPr>
+          <w:rFonts w:ascii="Times New Roman" w:hAnsi="Times New Roman" w:cs="Times New Roman"/>
+        </w:rPr>
+        <w:t>access</w:t>
+      </w:r>
+      <w:r>
+        <w:rPr>
+          <w:rFonts w:ascii="Times New Roman" w:hAnsi="Times New Roman" w:cs="Times New Roman"/>
+        </w:rPr>
+        <w:t xml:space="preserve"> </w:t>
+      </w:r>
+      <w:r>
+        <w:rPr>
+          <w:rFonts w:ascii="Times New Roman" w:hAnsi="Times New Roman" w:cs="Times New Roman"/>
+        </w:rPr>
+        <w:t xml:space="preserve">to certain functions/screens </w:t>
+      </w:r>
+      <w:r>
+        <w:rPr>
+          <w:rFonts w:ascii="Times New Roman" w:hAnsi="Times New Roman" w:cs="Times New Roman"/>
+        </w:rPr>
+        <w:t>within the system to be able to efficiently complete their assigned duties.</w:t>
       </w:r>
     </w:p>
     <w:p>
@@ -1187,13 +1198,7 @@
         <w:rPr>
           <w:rFonts w:ascii="Times New Roman" w:hAnsi="Times New Roman" w:cs="Times New Roman"/>
         </w:rPr>
-        <w:t xml:space="preserve">During operational hours, the system will track revenue from each order and will record from which items each amount of revenue obtained. This data will be stored in a MySQL and categorized to allow for easy identification of how much revenue was earned during set periods and what percent of the revenue was obtained from specific menu items. </w:t>
-      </w:r>
-      <w:r>
-        <w:rPr>
-          <w:rFonts w:ascii="Times New Roman" w:hAnsi="Times New Roman" w:cs="Times New Roman"/>
-        </w:rPr>
-        <w:t>This data can only be accessed by the manager.</w:t>
+        <w:t>During operational hours, the system will track revenue from each order and will record from which items each amount of revenue obtained. This data will be stored in a MySQL and categorized to allow for easy identification of how much revenue was earned during set periods and what percent of the revenue was obtained from specific menu items. This data can only be accessed by the manager.</w:t>
       </w:r>
     </w:p>
     <w:p>
@@ -1237,13 +1242,7 @@
         <w:rPr>
           <w:rFonts w:ascii="Times New Roman" w:hAnsi="Times New Roman" w:cs="Times New Roman"/>
         </w:rPr>
-        <w:t>During operational hours, the system will track revenue from each order and will record from which items each amount of revenue obtained. This data will be stored in a MySQL and categorized to allow for easy identification of how much revenue was earned during set periods and what percent of the revenue was obtained from specific menu items.</w:t>
-      </w:r>
-      <w:r>
-        <w:rPr>
-          <w:rFonts w:ascii="Times New Roman" w:hAnsi="Times New Roman" w:cs="Times New Roman"/>
-        </w:rPr>
-        <w:t xml:space="preserve"> This data can only be accessed by the manager.</w:t>
+        <w:t>During operational hours, the system will track revenue from each order and will record from which items each amount of revenue obtained. This data will be stored in a MySQL and categorized to allow for easy identification of how much revenue was earned during set periods and what percent of the revenue was obtained from specific menu items. This data can only be accessed by the manager.</w:t>
       </w:r>
     </w:p>
     <w:p>
@@ -1285,6 +1284,63 @@
         </w:rPr>
         <w:t xml:space="preserve">R.1 – </w:t>
       </w:r>
+      <w:r>
+        <w:rPr>
+          <w:rFonts w:ascii="Times New Roman" w:hAnsi="Times New Roman" w:cs="Times New Roman"/>
+        </w:rPr>
+        <w:t>The manager shall use the system to view inventory and order supplies.</w:t>
+      </w:r>
+    </w:p>
+    <w:p>
+      <w:pPr>
+        <w:pStyle w:val="ListParagraph"/>
+        <w:numPr>
+          <w:ilvl w:val="1"/>
+          <w:numId w:val="3"/>
+        </w:numPr>
+        <w:spacing w:line="360" w:lineRule="auto"/>
+        <w:rPr>
+          <w:rFonts w:ascii="Times New Roman" w:hAnsi="Times New Roman" w:cs="Times New Roman"/>
+        </w:rPr>
+      </w:pPr>
+      <w:r>
+        <w:rPr>
+          <w:rFonts w:ascii="Times New Roman" w:hAnsi="Times New Roman" w:cs="Times New Roman"/>
+        </w:rPr>
+        <w:t>The development team will create a module to allow the manager to view the current documented inventory status/numbers. The manager will be able to specify a minimum amount for each supply item and when this amount, or below, is detected, the manager is notified.</w:t>
+      </w:r>
+    </w:p>
+    <w:p>
+      <w:pPr>
+        <w:pStyle w:val="ListParagraph"/>
+        <w:numPr>
+          <w:ilvl w:val="1"/>
+          <w:numId w:val="3"/>
+        </w:numPr>
+        <w:spacing w:line="360" w:lineRule="auto"/>
+        <w:rPr>
+          <w:rFonts w:ascii="Times New Roman" w:hAnsi="Times New Roman" w:cs="Times New Roman"/>
+        </w:rPr>
+      </w:pPr>
+      <w:r>
+        <w:rPr>
+          <w:rFonts w:ascii="Times New Roman" w:hAnsi="Times New Roman" w:cs="Times New Roman"/>
+        </w:rPr>
+        <w:t xml:space="preserve">The development team will develop a module that allows the manager to submit supply orders. The manager selects the option to “order </w:t>
+      </w:r>
+      <w:r>
+        <w:rPr>
+          <w:rFonts w:ascii="Times New Roman" w:hAnsi="Times New Roman" w:cs="Times New Roman"/>
+        </w:rPr>
+        <w:lastRenderedPageBreak/>
+        <w:t>supplies</w:t>
+      </w:r>
+      <w:r>
+        <w:rPr>
+          <w:rFonts w:ascii="Times New Roman" w:hAnsi="Times New Roman" w:cs="Times New Roman"/>
+        </w:rPr>
+        <w:t>,” selects the specific supply items to order, determines the amount of each order to buy, and selects the supplier company from which to order. The manager then submits this information as a completed order.</w:t>
+      </w:r>
     </w:p>
     <w:p>
       <w:pPr>
@@ -1304,6 +1360,37 @@
         </w:rPr>
         <w:t xml:space="preserve">R.2 – </w:t>
       </w:r>
+      <w:r>
+        <w:rPr>
+          <w:rFonts w:ascii="Times New Roman" w:hAnsi="Times New Roman" w:cs="Times New Roman"/>
+        </w:rPr>
+        <w:t>The manager shall use the system to set minimum amounts for inventory items and shall receive notifications when the amount is reached.</w:t>
+      </w:r>
+    </w:p>
+    <w:p>
+      <w:pPr>
+        <w:pStyle w:val="ListParagraph"/>
+        <w:numPr>
+          <w:ilvl w:val="1"/>
+          <w:numId w:val="3"/>
+        </w:numPr>
+        <w:spacing w:line="360" w:lineRule="auto"/>
+        <w:rPr>
+          <w:rFonts w:ascii="Times New Roman" w:hAnsi="Times New Roman" w:cs="Times New Roman"/>
+        </w:rPr>
+      </w:pPr>
+      <w:r>
+        <w:rPr>
+          <w:rFonts w:ascii="Times New Roman" w:hAnsi="Times New Roman" w:cs="Times New Roman"/>
+        </w:rPr>
+        <w:t>The development team will create a module to allow the manager to view the current documented inventory status/numbers. The manager will be able to specify a minimum amount for each supply item and when this amount, or below, is detecte</w:t>
+      </w:r>
+      <w:r>
+        <w:rPr>
+          <w:rFonts w:ascii="Times New Roman" w:hAnsi="Times New Roman" w:cs="Times New Roman"/>
+        </w:rPr>
+        <w:t>d, the item is shown under an on-screen list of items (the list is titled “Low Supplies”).</w:t>
+      </w:r>
     </w:p>
     <w:p>
       <w:pPr>
@@ -1323,6 +1410,87 @@
         </w:rPr>
         <w:t xml:space="preserve">R.3 – </w:t>
       </w:r>
+      <w:r>
+        <w:rPr>
+          <w:rFonts w:ascii="Times New Roman" w:hAnsi="Times New Roman" w:cs="Times New Roman"/>
+        </w:rPr>
+        <w:t>The manager shall use the system to update menu items and prices.</w:t>
+      </w:r>
+    </w:p>
+    <w:p>
+      <w:pPr>
+        <w:pStyle w:val="ListParagraph"/>
+        <w:numPr>
+          <w:ilvl w:val="1"/>
+          <w:numId w:val="3"/>
+        </w:numPr>
+        <w:spacing w:line="360" w:lineRule="auto"/>
+        <w:rPr>
+          <w:rFonts w:ascii="Times New Roman" w:hAnsi="Times New Roman" w:cs="Times New Roman"/>
+        </w:rPr>
+      </w:pPr>
+      <w:r>
+        <w:rPr>
+          <w:rFonts w:ascii="Times New Roman" w:hAnsi="Times New Roman" w:cs="Times New Roman"/>
+        </w:rPr>
+        <w:t>The development team will create a module that allows the manager to view and edit menu items. The manager can select specific menu items and choose to either “update price” or “remove item.”</w:t>
+      </w:r>
+    </w:p>
+    <w:p>
+      <w:pPr>
+        <w:pStyle w:val="ListParagraph"/>
+        <w:numPr>
+          <w:ilvl w:val="2"/>
+          <w:numId w:val="3"/>
+        </w:numPr>
+        <w:spacing w:line="360" w:lineRule="auto"/>
+        <w:rPr>
+          <w:rFonts w:ascii="Times New Roman" w:hAnsi="Times New Roman" w:cs="Times New Roman"/>
+        </w:rPr>
+      </w:pPr>
+      <w:r>
+        <w:rPr>
+          <w:rFonts w:ascii="Times New Roman" w:hAnsi="Times New Roman" w:cs="Times New Roman"/>
+        </w:rPr>
+        <w:t>When menu prices are updated, the system does not update this change until two hours before the start of the next workday.</w:t>
+      </w:r>
+    </w:p>
+    <w:p>
+      <w:pPr>
+        <w:pStyle w:val="ListParagraph"/>
+        <w:numPr>
+          <w:ilvl w:val="2"/>
+          <w:numId w:val="3"/>
+        </w:numPr>
+        <w:spacing w:line="360" w:lineRule="auto"/>
+        <w:rPr>
+          <w:rFonts w:ascii="Times New Roman" w:hAnsi="Times New Roman" w:cs="Times New Roman"/>
+        </w:rPr>
+      </w:pPr>
+      <w:r>
+        <w:rPr>
+          <w:rFonts w:ascii="Times New Roman" w:hAnsi="Times New Roman" w:cs="Times New Roman"/>
+        </w:rPr>
+        <w:t xml:space="preserve">When menu items are removed, </w:t>
+      </w:r>
+      <w:r>
+        <w:rPr>
+          <w:rFonts w:ascii="Times New Roman" w:hAnsi="Times New Roman" w:cs="Times New Roman"/>
+        </w:rPr>
+        <w:t>the system does not update this change until two hours before the start of the next work</w:t>
+      </w:r>
+      <w:r>
+        <w:rPr>
+          <w:rFonts w:ascii="Times New Roman" w:hAnsi="Times New Roman" w:cs="Times New Roman"/>
+        </w:rPr>
+        <w:t>d</w:t>
+      </w:r>
+      <w:r>
+        <w:rPr>
+          <w:rFonts w:ascii="Times New Roman" w:hAnsi="Times New Roman" w:cs="Times New Roman"/>
+        </w:rPr>
+        <w:t>ay.</w:t>
+      </w:r>
     </w:p>
     <w:p>
       <w:pPr>
@@ -1342,6 +1510,108 @@
         </w:rPr>
         <w:t xml:space="preserve">SS.2 – </w:t>
       </w:r>
+      <w:r>
+        <w:rPr>
+          <w:rFonts w:ascii="Times New Roman" w:hAnsi="Times New Roman" w:cs="Times New Roman"/>
+        </w:rPr>
+        <w:t>The manager shall use the system to create, update, and delete staff profiles.</w:t>
+      </w:r>
+    </w:p>
+    <w:p>
+      <w:pPr>
+        <w:pStyle w:val="ListParagraph"/>
+        <w:numPr>
+          <w:ilvl w:val="1"/>
+          <w:numId w:val="3"/>
+        </w:numPr>
+        <w:spacing w:line="360" w:lineRule="auto"/>
+        <w:rPr>
+          <w:rFonts w:ascii="Times New Roman" w:hAnsi="Times New Roman" w:cs="Times New Roman"/>
+        </w:rPr>
+      </w:pPr>
+      <w:r>
+        <w:rPr>
+          <w:rFonts w:ascii="Times New Roman" w:hAnsi="Times New Roman" w:cs="Times New Roman"/>
+        </w:rPr>
+        <w:t xml:space="preserve">The development team will create a module that allows the manger to select “create profile” or select current staff profiles to “update” or “remove.” </w:t>
+      </w:r>
+    </w:p>
+    <w:p>
+      <w:pPr>
+        <w:pStyle w:val="ListParagraph"/>
+        <w:numPr>
+          <w:ilvl w:val="1"/>
+          <w:numId w:val="3"/>
+        </w:numPr>
+        <w:spacing w:line="360" w:lineRule="auto"/>
+        <w:rPr>
+          <w:rFonts w:ascii="Times New Roman" w:hAnsi="Times New Roman" w:cs="Times New Roman"/>
+        </w:rPr>
+      </w:pPr>
+      <w:r>
+        <w:rPr>
+          <w:rFonts w:ascii="Times New Roman" w:hAnsi="Times New Roman" w:cs="Times New Roman"/>
+        </w:rPr>
+        <w:t xml:space="preserve">If the manager is creating a profile, they are required to input a first name, last name, [assigned] username, [assigned] work email, job position, and hourly rate. The manager can then submit this information, and the new profile is created/saved. </w:t>
+      </w:r>
+    </w:p>
+    <w:p>
+      <w:pPr>
+        <w:pStyle w:val="ListParagraph"/>
+        <w:numPr>
+          <w:ilvl w:val="1"/>
+          <w:numId w:val="3"/>
+        </w:numPr>
+        <w:spacing w:line="360" w:lineRule="auto"/>
+        <w:rPr>
+          <w:rFonts w:ascii="Times New Roman" w:hAnsi="Times New Roman" w:cs="Times New Roman"/>
+        </w:rPr>
+      </w:pPr>
+      <w:r>
+        <w:rPr>
+          <w:rFonts w:ascii="Times New Roman" w:hAnsi="Times New Roman" w:cs="Times New Roman"/>
+        </w:rPr>
+        <w:lastRenderedPageBreak/>
+        <w:t>If the manager selects an existing profile and selects the “update” option, they can provide or edit most information. The staff’s name, hourly rate, username, work email, and birthdate cannot be edited.</w:t>
+      </w:r>
+    </w:p>
+    <w:p>
+      <w:pPr>
+        <w:pStyle w:val="ListParagraph"/>
+        <w:numPr>
+          <w:ilvl w:val="1"/>
+          <w:numId w:val="3"/>
+        </w:numPr>
+        <w:spacing w:line="360" w:lineRule="auto"/>
+        <w:rPr>
+          <w:rFonts w:ascii="Times New Roman" w:hAnsi="Times New Roman" w:cs="Times New Roman"/>
+        </w:rPr>
+      </w:pPr>
+      <w:r>
+        <w:rPr>
+          <w:rFonts w:ascii="Times New Roman" w:hAnsi="Times New Roman" w:cs="Times New Roman"/>
+        </w:rPr>
+        <w:t>If the manager selects an existing profile and selects the “remove” option, the profile is removed from the manager’s view, the system, and the database.</w:t>
+      </w:r>
+    </w:p>
+    <w:p>
+      <w:pPr>
+        <w:pStyle w:val="ListParagraph"/>
+        <w:numPr>
+          <w:ilvl w:val="1"/>
+          <w:numId w:val="3"/>
+        </w:numPr>
+        <w:spacing w:line="360" w:lineRule="auto"/>
+        <w:rPr>
+          <w:rFonts w:ascii="Times New Roman" w:hAnsi="Times New Roman" w:cs="Times New Roman"/>
+        </w:rPr>
+      </w:pPr>
+      <w:r>
+        <w:rPr>
+          <w:rFonts w:ascii="Times New Roman" w:hAnsi="Times New Roman" w:cs="Times New Roman"/>
+        </w:rPr>
+        <w:t>All profile data is also saved in a MySQL database.</w:t>
+      </w:r>
     </w:p>
     <w:p>
       <w:pPr>
@@ -1361,6 +1631,50 @@
         </w:rPr>
         <w:t xml:space="preserve">SS.3 – </w:t>
       </w:r>
+      <w:r>
+        <w:rPr>
+          <w:rFonts w:ascii="Times New Roman" w:hAnsi="Times New Roman" w:cs="Times New Roman"/>
+        </w:rPr>
+        <w:t>The manager shall use the system to assign shifts.</w:t>
+      </w:r>
+    </w:p>
+    <w:p>
+      <w:pPr>
+        <w:pStyle w:val="ListParagraph"/>
+        <w:numPr>
+          <w:ilvl w:val="1"/>
+          <w:numId w:val="3"/>
+        </w:numPr>
+        <w:spacing w:line="360" w:lineRule="auto"/>
+        <w:rPr>
+          <w:rFonts w:ascii="Times New Roman" w:hAnsi="Times New Roman" w:cs="Times New Roman"/>
+        </w:rPr>
+      </w:pPr>
+      <w:r>
+        <w:rPr>
+          <w:rFonts w:ascii="Times New Roman" w:hAnsi="Times New Roman" w:cs="Times New Roman"/>
+        </w:rPr>
+        <w:t>The development team will create a module that allows the manager to view a calendar and assign staff to specific shifts. The manager can view every month for the entire year. The manager can view staff names for the day that they are assigned.</w:t>
+      </w:r>
+    </w:p>
+    <w:p>
+      <w:pPr>
+        <w:pStyle w:val="ListParagraph"/>
+        <w:numPr>
+          <w:ilvl w:val="1"/>
+          <w:numId w:val="3"/>
+        </w:numPr>
+        <w:spacing w:line="360" w:lineRule="auto"/>
+        <w:rPr>
+          <w:rFonts w:ascii="Times New Roman" w:hAnsi="Times New Roman" w:cs="Times New Roman"/>
+        </w:rPr>
+      </w:pPr>
+      <w:r>
+        <w:rPr>
+          <w:rFonts w:ascii="Times New Roman" w:hAnsi="Times New Roman" w:cs="Times New Roman"/>
+        </w:rPr>
+        <w:t>The manager can assign shifts by selecting a staff member’s name (listed on the side of the screen) and input days and times for the staff to work.</w:t>
+      </w:r>
     </w:p>
     <w:p>
       <w:pPr>
@@ -1380,6 +1694,45 @@
         </w:rPr>
         <w:t xml:space="preserve">SS.4 – </w:t>
       </w:r>
+      <w:r>
+        <w:rPr>
+          <w:rFonts w:ascii="Times New Roman" w:hAnsi="Times New Roman" w:cs="Times New Roman"/>
+        </w:rPr>
+        <w:t>The manager shall use the system to assign tables to waiters.</w:t>
+      </w:r>
+    </w:p>
+    <w:p>
+      <w:pPr>
+        <w:pStyle w:val="ListParagraph"/>
+        <w:numPr>
+          <w:ilvl w:val="1"/>
+          <w:numId w:val="3"/>
+        </w:numPr>
+        <w:spacing w:line="360" w:lineRule="auto"/>
+        <w:rPr>
+          <w:rFonts w:ascii="Times New Roman" w:hAnsi="Times New Roman" w:cs="Times New Roman"/>
+        </w:rPr>
+      </w:pPr>
+      <w:r>
+        <w:rPr>
+          <w:rFonts w:ascii="Times New Roman" w:hAnsi="Times New Roman" w:cs="Times New Roman"/>
+        </w:rPr>
+        <w:t xml:space="preserve">The manager can select a staff’s profile and assign </w:t>
+      </w:r>
+      <w:proofErr w:type="gramStart"/>
+      <w:r>
+        <w:rPr>
+          <w:rFonts w:ascii="Times New Roman" w:hAnsi="Times New Roman" w:cs="Times New Roman"/>
+        </w:rPr>
+        <w:t>to them tables</w:t>
+      </w:r>
+      <w:proofErr w:type="gramEnd"/>
+      <w:r>
+        <w:rPr>
+          <w:rFonts w:ascii="Times New Roman" w:hAnsi="Times New Roman" w:cs="Times New Roman"/>
+        </w:rPr>
+        <w:t xml:space="preserve"> by inserting the table ID or IDs into the designated input space.</w:t>
+      </w:r>
     </w:p>
     <w:p>
       <w:pPr>
@@ -1399,6 +1752,79 @@
         </w:rPr>
         <w:t xml:space="preserve">T.1 – </w:t>
       </w:r>
+      <w:r>
+        <w:rPr>
+          <w:rFonts w:ascii="Times New Roman" w:hAnsi="Times New Roman" w:cs="Times New Roman"/>
+        </w:rPr>
+        <w:t>Busboys shall manage tables with the ability to change their status from dirty (red) to ready (green).</w:t>
+      </w:r>
+    </w:p>
+    <w:p>
+      <w:pPr>
+        <w:pStyle w:val="ListParagraph"/>
+        <w:numPr>
+          <w:ilvl w:val="1"/>
+          <w:numId w:val="3"/>
+        </w:numPr>
+        <w:spacing w:line="360" w:lineRule="auto"/>
+        <w:rPr>
+          <w:rFonts w:ascii="Times New Roman" w:hAnsi="Times New Roman" w:cs="Times New Roman"/>
+        </w:rPr>
+      </w:pPr>
+      <w:r>
+        <w:rPr>
+          <w:rFonts w:ascii="Times New Roman" w:hAnsi="Times New Roman" w:cs="Times New Roman"/>
+        </w:rPr>
+        <w:t xml:space="preserve">The development team will create a module to allow for busboys to view tables and adjust their status. Tables show as red if the </w:t>
+      </w:r>
+      <w:proofErr w:type="gramStart"/>
+      <w:r>
+        <w:rPr>
+          <w:rFonts w:ascii="Times New Roman" w:hAnsi="Times New Roman" w:cs="Times New Roman"/>
+        </w:rPr>
+        <w:t>status is</w:t>
+      </w:r>
+      <w:proofErr w:type="gramEnd"/>
+      <w:r>
+        <w:rPr>
+          <w:rFonts w:ascii="Times New Roman" w:hAnsi="Times New Roman" w:cs="Times New Roman"/>
+        </w:rPr>
+        <w:t xml:space="preserve"> dirty, green if the </w:t>
+      </w:r>
+      <w:proofErr w:type="gramStart"/>
+      <w:r>
+        <w:rPr>
+          <w:rFonts w:ascii="Times New Roman" w:hAnsi="Times New Roman" w:cs="Times New Roman"/>
+        </w:rPr>
+        <w:t>status is</w:t>
+      </w:r>
+      <w:proofErr w:type="gramEnd"/>
+      <w:r>
+        <w:rPr>
+          <w:rFonts w:ascii="Times New Roman" w:hAnsi="Times New Roman" w:cs="Times New Roman"/>
+        </w:rPr>
+        <w:t xml:space="preserve"> clean/available, and yellow if the </w:t>
+      </w:r>
+      <w:proofErr w:type="gramStart"/>
+      <w:r>
+        <w:rPr>
+          <w:rFonts w:ascii="Times New Roman" w:hAnsi="Times New Roman" w:cs="Times New Roman"/>
+        </w:rPr>
+        <w:t>status is</w:t>
+      </w:r>
+      <w:proofErr w:type="gramEnd"/>
+      <w:r>
+        <w:rPr>
+          <w:rFonts w:ascii="Times New Roman" w:hAnsi="Times New Roman" w:cs="Times New Roman"/>
+        </w:rPr>
+        <w:t xml:space="preserve"> </w:t>
+      </w:r>
+      <w:r>
+        <w:rPr>
+          <w:rFonts w:ascii="Times New Roman" w:hAnsi="Times New Roman" w:cs="Times New Roman"/>
+        </w:rPr>
+        <w:t>occupied. The busboy can select red tables and change the status to green when they have cleaned it. The busboy cannot access any table that is not red.</w:t>
+      </w:r>
     </w:p>
     <w:p>
       <w:pPr>
@@ -1416,8 +1842,107 @@
         <w:rPr>
           <w:rFonts w:ascii="Times New Roman" w:hAnsi="Times New Roman" w:cs="Times New Roman"/>
         </w:rPr>
+        <w:t xml:space="preserve">T.2 – </w:t>
+      </w:r>
+      <w:r>
+        <w:rPr>
+          <w:rFonts w:ascii="Times New Roman" w:hAnsi="Times New Roman" w:cs="Times New Roman"/>
+        </w:rPr>
+        <w:t>Waiters shall manage tables with the ability to change their status from ready (green) to occupied (yellow), and from occupied to dirty (red).</w:t>
+      </w:r>
+    </w:p>
+    <w:p>
+      <w:pPr>
+        <w:pStyle w:val="ListParagraph"/>
+        <w:numPr>
+          <w:ilvl w:val="1"/>
+          <w:numId w:val="3"/>
+        </w:numPr>
+        <w:spacing w:line="360" w:lineRule="auto"/>
+        <w:rPr>
+          <w:rFonts w:ascii="Times New Roman" w:hAnsi="Times New Roman" w:cs="Times New Roman"/>
+        </w:rPr>
+      </w:pPr>
+      <w:r>
+        <w:rPr>
+          <w:rFonts w:ascii="Times New Roman" w:hAnsi="Times New Roman" w:cs="Times New Roman"/>
+        </w:rPr>
+        <w:t xml:space="preserve">The development team will create a module to </w:t>
+      </w:r>
+      <w:proofErr w:type="gramStart"/>
+      <w:r>
+        <w:rPr>
+          <w:rFonts w:ascii="Times New Roman" w:hAnsi="Times New Roman" w:cs="Times New Roman"/>
+        </w:rPr>
+        <w:t>allow for</w:t>
+      </w:r>
+      <w:proofErr w:type="gramEnd"/>
+      <w:r>
+        <w:rPr>
+          <w:rFonts w:ascii="Times New Roman" w:hAnsi="Times New Roman" w:cs="Times New Roman"/>
+        </w:rPr>
+        <w:t xml:space="preserve"> waiters to view tables and adjust their status. </w:t>
+      </w:r>
+      <w:r>
+        <w:rPr>
+          <w:rFonts w:ascii="Times New Roman" w:hAnsi="Times New Roman" w:cs="Times New Roman"/>
+        </w:rPr>
+        <w:t xml:space="preserve">Tables show as red if the </w:t>
+      </w:r>
+      <w:proofErr w:type="gramStart"/>
+      <w:r>
+        <w:rPr>
+          <w:rFonts w:ascii="Times New Roman" w:hAnsi="Times New Roman" w:cs="Times New Roman"/>
+        </w:rPr>
+        <w:t>status is</w:t>
+      </w:r>
+      <w:proofErr w:type="gramEnd"/>
+      <w:r>
+        <w:rPr>
+          <w:rFonts w:ascii="Times New Roman" w:hAnsi="Times New Roman" w:cs="Times New Roman"/>
+        </w:rPr>
+        <w:t xml:space="preserve"> dirty, green if the </w:t>
+      </w:r>
+      <w:proofErr w:type="gramStart"/>
+      <w:r>
+        <w:rPr>
+          <w:rFonts w:ascii="Times New Roman" w:hAnsi="Times New Roman" w:cs="Times New Roman"/>
+        </w:rPr>
+        <w:t>status is</w:t>
+      </w:r>
+      <w:proofErr w:type="gramEnd"/>
+      <w:r>
+        <w:rPr>
+          <w:rFonts w:ascii="Times New Roman" w:hAnsi="Times New Roman" w:cs="Times New Roman"/>
+        </w:rPr>
+        <w:t xml:space="preserve"> clean/available, and yellow if the </w:t>
+      </w:r>
+      <w:proofErr w:type="gramStart"/>
+      <w:r>
+        <w:rPr>
+          <w:rFonts w:ascii="Times New Roman" w:hAnsi="Times New Roman" w:cs="Times New Roman"/>
+        </w:rPr>
+        <w:t>status is</w:t>
+      </w:r>
+      <w:proofErr w:type="gramEnd"/>
+      <w:r>
+        <w:rPr>
+          <w:rFonts w:ascii="Times New Roman" w:hAnsi="Times New Roman" w:cs="Times New Roman"/>
+        </w:rPr>
+        <w:t xml:space="preserve"> </w:t>
+      </w:r>
+      <w:r>
+        <w:rPr>
+          <w:rFonts w:ascii="Times New Roman" w:hAnsi="Times New Roman" w:cs="Times New Roman"/>
+        </w:rPr>
         <w:lastRenderedPageBreak/>
-        <w:t xml:space="preserve">T.2 – </w:t>
+        <w:t>occupied.</w:t>
+      </w:r>
+      <w:r>
+        <w:rPr>
+          <w:rFonts w:ascii="Times New Roman" w:hAnsi="Times New Roman" w:cs="Times New Roman"/>
+        </w:rPr>
+        <w:t xml:space="preserve"> The waiter can select a green table and update it to yellow or select a yellow table and update it to red. The waiter cannot select/update red tables.</w:t>
       </w:r>
     </w:p>
     <w:p>
@@ -1438,6 +1963,31 @@
         </w:rPr>
         <w:t xml:space="preserve">OP.1 – </w:t>
       </w:r>
+      <w:r>
+        <w:rPr>
+          <w:rFonts w:ascii="Times New Roman" w:hAnsi="Times New Roman" w:cs="Times New Roman"/>
+        </w:rPr>
+        <w:t>Waiters shall use the system to take customer orders which, when completed, can be viewed by cooks.</w:t>
+      </w:r>
+    </w:p>
+    <w:p>
+      <w:pPr>
+        <w:pStyle w:val="ListParagraph"/>
+        <w:numPr>
+          <w:ilvl w:val="1"/>
+          <w:numId w:val="3"/>
+        </w:numPr>
+        <w:spacing w:line="360" w:lineRule="auto"/>
+        <w:rPr>
+          <w:rFonts w:ascii="Times New Roman" w:hAnsi="Times New Roman" w:cs="Times New Roman"/>
+        </w:rPr>
+      </w:pPr>
+      <w:r>
+        <w:rPr>
+          <w:rFonts w:ascii="Times New Roman" w:hAnsi="Times New Roman" w:cs="Times New Roman"/>
+        </w:rPr>
+        <w:t>The development team will create a module for the waiter to record customers’ orders, while the system automatically calculates the price as items are added or removed. When the waiter submits the order, the order is saved with identifying details (table number, waiter name or username or ID, table’s seat ID) and is made accessible to kitchen staff for viewing.</w:t>
+      </w:r>
     </w:p>
     <w:p>
       <w:pPr>
@@ -1457,6 +2007,108 @@
         </w:rPr>
         <w:t xml:space="preserve">OP.2 – </w:t>
       </w:r>
+      <w:r>
+        <w:rPr>
+          <w:rFonts w:ascii="Times New Roman" w:hAnsi="Times New Roman" w:cs="Times New Roman"/>
+        </w:rPr>
+        <w:t>Waiters shall use the system to take cash or card payments.</w:t>
+      </w:r>
+    </w:p>
+    <w:p>
+      <w:pPr>
+        <w:pStyle w:val="ListParagraph"/>
+        <w:numPr>
+          <w:ilvl w:val="1"/>
+          <w:numId w:val="3"/>
+        </w:numPr>
+        <w:spacing w:line="360" w:lineRule="auto"/>
+        <w:rPr>
+          <w:rFonts w:ascii="Times New Roman" w:hAnsi="Times New Roman" w:cs="Times New Roman"/>
+        </w:rPr>
+      </w:pPr>
+      <w:r>
+        <w:rPr>
+          <w:rFonts w:ascii="Times New Roman" w:hAnsi="Times New Roman" w:cs="Times New Roman"/>
+        </w:rPr>
+        <w:t xml:space="preserve">The development team will create a module that allows the waiter to select cash or card payment method. This module uses order details to </w:t>
+      </w:r>
+      <w:proofErr w:type="gramStart"/>
+      <w:r>
+        <w:rPr>
+          <w:rFonts w:ascii="Times New Roman" w:hAnsi="Times New Roman" w:cs="Times New Roman"/>
+        </w:rPr>
+        <w:t>identify for</w:t>
+      </w:r>
+      <w:proofErr w:type="gramEnd"/>
+      <w:r>
+        <w:rPr>
+          <w:rFonts w:ascii="Times New Roman" w:hAnsi="Times New Roman" w:cs="Times New Roman"/>
+        </w:rPr>
+        <w:t xml:space="preserve"> which table and which specific items the payment is for/applied to.</w:t>
+      </w:r>
+    </w:p>
+    <w:p>
+      <w:pPr>
+        <w:pStyle w:val="ListParagraph"/>
+        <w:numPr>
+          <w:ilvl w:val="1"/>
+          <w:numId w:val="3"/>
+        </w:numPr>
+        <w:spacing w:line="360" w:lineRule="auto"/>
+        <w:rPr>
+          <w:rFonts w:ascii="Times New Roman" w:hAnsi="Times New Roman" w:cs="Times New Roman"/>
+        </w:rPr>
+      </w:pPr>
+      <w:r>
+        <w:rPr>
+          <w:rFonts w:ascii="Times New Roman" w:hAnsi="Times New Roman" w:cs="Times New Roman"/>
+        </w:rPr>
+        <w:t>The cash method allows for the amount to be entered and then submitted.</w:t>
+      </w:r>
+    </w:p>
+    <w:p>
+      <w:pPr>
+        <w:pStyle w:val="ListParagraph"/>
+        <w:numPr>
+          <w:ilvl w:val="1"/>
+          <w:numId w:val="3"/>
+        </w:numPr>
+        <w:spacing w:line="360" w:lineRule="auto"/>
+        <w:rPr>
+          <w:rFonts w:ascii="Times New Roman" w:hAnsi="Times New Roman" w:cs="Times New Roman"/>
+        </w:rPr>
+      </w:pPr>
+      <w:r>
+        <w:rPr>
+          <w:rFonts w:ascii="Times New Roman" w:hAnsi="Times New Roman" w:cs="Times New Roman"/>
+        </w:rPr>
+        <w:t>The card method allows for card information to be entered and then submitted.</w:t>
+      </w:r>
+    </w:p>
+    <w:p>
+      <w:pPr>
+        <w:pStyle w:val="ListParagraph"/>
+        <w:numPr>
+          <w:ilvl w:val="1"/>
+          <w:numId w:val="3"/>
+        </w:numPr>
+        <w:spacing w:line="360" w:lineRule="auto"/>
+        <w:rPr>
+          <w:rFonts w:ascii="Times New Roman" w:hAnsi="Times New Roman" w:cs="Times New Roman"/>
+        </w:rPr>
+      </w:pPr>
+      <w:r>
+        <w:rPr>
+          <w:rFonts w:ascii="Times New Roman" w:hAnsi="Times New Roman" w:cs="Times New Roman"/>
+        </w:rPr>
+        <w:t>When the payment has been submitted, a receipt document is created that can be emailed to the customer. The receipt contains the waiter’s first name and last initial, each ordered item along with its price, the current date, and the payment method used. This receipt is stored in the system and can be accessed only by the waiter that managed the payment</w:t>
+      </w:r>
+      <w:r>
+        <w:rPr>
+          <w:rFonts w:ascii="Times New Roman" w:hAnsi="Times New Roman" w:cs="Times New Roman"/>
+        </w:rPr>
+        <w:t>. All receipts are accessible until 48 hours have passed since the payment was made.</w:t>
+      </w:r>
     </w:p>
     <w:p>
       <w:pPr>
@@ -1476,6 +2128,298 @@
         </w:rPr>
         <w:t xml:space="preserve">OP.3 – </w:t>
       </w:r>
+      <w:r>
+        <w:rPr>
+          <w:rFonts w:ascii="Times New Roman" w:hAnsi="Times New Roman" w:cs="Times New Roman"/>
+        </w:rPr>
+        <w:t xml:space="preserve">Waiters shall use the system to request refunds on behalf of customers; </w:t>
+      </w:r>
+      <w:r>
+        <w:rPr>
+          <w:rFonts w:ascii="Times New Roman" w:hAnsi="Times New Roman" w:cs="Times New Roman"/>
+        </w:rPr>
+        <w:t>these requests</w:t>
+      </w:r>
+      <w:r>
+        <w:rPr>
+          <w:rFonts w:ascii="Times New Roman" w:hAnsi="Times New Roman" w:cs="Times New Roman"/>
+        </w:rPr>
+        <w:t xml:space="preserve"> are sent to the manager to deny or permit</w:t>
+      </w:r>
+      <w:r>
+        <w:rPr>
+          <w:rFonts w:ascii="Times New Roman" w:hAnsi="Times New Roman" w:cs="Times New Roman"/>
+        </w:rPr>
+        <w:t>.</w:t>
+      </w:r>
+    </w:p>
+    <w:p>
+      <w:pPr>
+        <w:pStyle w:val="ListParagraph"/>
+        <w:numPr>
+          <w:ilvl w:val="1"/>
+          <w:numId w:val="3"/>
+        </w:numPr>
+        <w:spacing w:line="360" w:lineRule="auto"/>
+        <w:rPr>
+          <w:rFonts w:ascii="Times New Roman" w:hAnsi="Times New Roman" w:cs="Times New Roman"/>
+        </w:rPr>
+      </w:pPr>
+      <w:r>
+        <w:rPr>
+          <w:rFonts w:ascii="Times New Roman" w:hAnsi="Times New Roman" w:cs="Times New Roman"/>
+        </w:rPr>
+        <w:t xml:space="preserve">The development </w:t>
+      </w:r>
+      <w:r>
+        <w:rPr>
+          <w:rFonts w:ascii="Times New Roman" w:hAnsi="Times New Roman" w:cs="Times New Roman"/>
+        </w:rPr>
+        <w:t xml:space="preserve">team </w:t>
+      </w:r>
+      <w:r>
+        <w:rPr>
+          <w:rFonts w:ascii="Times New Roman" w:hAnsi="Times New Roman" w:cs="Times New Roman"/>
+        </w:rPr>
+        <w:t xml:space="preserve">will create a module that allows waiters to view </w:t>
+      </w:r>
+      <w:r>
+        <w:rPr>
+          <w:rFonts w:ascii="Times New Roman" w:hAnsi="Times New Roman" w:cs="Times New Roman"/>
+        </w:rPr>
+        <w:t xml:space="preserve">all receipts for orders that they managed within the past 48 hours. </w:t>
+      </w:r>
+      <w:r>
+        <w:rPr>
+          <w:rFonts w:ascii="Times New Roman" w:hAnsi="Times New Roman" w:cs="Times New Roman"/>
+        </w:rPr>
+        <w:lastRenderedPageBreak/>
+        <w:t xml:space="preserve">The waiter can select a specific receipt to view it or to request a refund. When a waiter selects the refund request option, they </w:t>
+      </w:r>
+      <w:proofErr w:type="gramStart"/>
+      <w:r>
+        <w:rPr>
+          <w:rFonts w:ascii="Times New Roman" w:hAnsi="Times New Roman" w:cs="Times New Roman"/>
+        </w:rPr>
+        <w:t>are able to</w:t>
+      </w:r>
+      <w:proofErr w:type="gramEnd"/>
+      <w:r>
+        <w:rPr>
+          <w:rFonts w:ascii="Times New Roman" w:hAnsi="Times New Roman" w:cs="Times New Roman"/>
+        </w:rPr>
+        <w:t xml:space="preserve"> input the specific item for which a refund is requested and the reason why. When this information has been submitted, a notification is sent to the manager.</w:t>
+      </w:r>
+    </w:p>
+    <w:p>
+      <w:pPr>
+        <w:pStyle w:val="ListParagraph"/>
+        <w:numPr>
+          <w:ilvl w:val="2"/>
+          <w:numId w:val="3"/>
+        </w:numPr>
+        <w:spacing w:line="360" w:lineRule="auto"/>
+        <w:rPr>
+          <w:rFonts w:ascii="Times New Roman" w:hAnsi="Times New Roman" w:cs="Times New Roman"/>
+        </w:rPr>
+      </w:pPr>
+      <w:r>
+        <w:rPr>
+          <w:rFonts w:ascii="Times New Roman" w:hAnsi="Times New Roman" w:cs="Times New Roman"/>
+        </w:rPr>
+        <w:t xml:space="preserve">If the manager denies the request, the waiter can view their submitted reason. No changes are made to the company revenue or to the receipt. A Refund Request document </w:t>
+      </w:r>
+      <w:proofErr w:type="gramStart"/>
+      <w:r>
+        <w:rPr>
+          <w:rFonts w:ascii="Times New Roman" w:hAnsi="Times New Roman" w:cs="Times New Roman"/>
+        </w:rPr>
+        <w:t>is</w:t>
+      </w:r>
+      <w:proofErr w:type="gramEnd"/>
+      <w:r>
+        <w:rPr>
+          <w:rFonts w:ascii="Times New Roman" w:hAnsi="Times New Roman" w:cs="Times New Roman"/>
+        </w:rPr>
+        <w:t xml:space="preserve"> created that can be </w:t>
+      </w:r>
+      <w:r>
+        <w:rPr>
+          <w:rFonts w:ascii="Times New Roman" w:hAnsi="Times New Roman" w:cs="Times New Roman"/>
+        </w:rPr>
+        <w:t>emailed to the customer. Like the receipt, this document is saved, for the specific waiter, until after 48 hours since its creation.</w:t>
+      </w:r>
+    </w:p>
+    <w:p>
+      <w:pPr>
+        <w:pStyle w:val="ListParagraph"/>
+        <w:numPr>
+          <w:ilvl w:val="2"/>
+          <w:numId w:val="3"/>
+        </w:numPr>
+        <w:spacing w:line="360" w:lineRule="auto"/>
+        <w:rPr>
+          <w:rFonts w:ascii="Times New Roman" w:hAnsi="Times New Roman" w:cs="Times New Roman"/>
+        </w:rPr>
+      </w:pPr>
+      <w:r>
+        <w:rPr>
+          <w:rFonts w:ascii="Times New Roman" w:hAnsi="Times New Roman" w:cs="Times New Roman"/>
+        </w:rPr>
+        <w:t xml:space="preserve">If the manager accepts the request, the refunded amount is noted and applied by the system to revenue data. A new receipt document </w:t>
+      </w:r>
+      <w:proofErr w:type="gramStart"/>
+      <w:r>
+        <w:rPr>
+          <w:rFonts w:ascii="Times New Roman" w:hAnsi="Times New Roman" w:cs="Times New Roman"/>
+        </w:rPr>
+        <w:t>is</w:t>
+      </w:r>
+      <w:proofErr w:type="gramEnd"/>
+      <w:r>
+        <w:rPr>
+          <w:rFonts w:ascii="Times New Roman" w:hAnsi="Times New Roman" w:cs="Times New Roman"/>
+        </w:rPr>
+        <w:t xml:space="preserve"> created that makes note of the refund. This document can be emailed to the customer. Like the original receipt, </w:t>
+      </w:r>
+      <w:r>
+        <w:rPr>
+          <w:rFonts w:ascii="Times New Roman" w:hAnsi="Times New Roman" w:cs="Times New Roman"/>
+        </w:rPr>
+        <w:t>this document is saved, for the specific waiter, until after 48 hours since its creation.</w:t>
+      </w:r>
+    </w:p>
+    <w:p>
+      <w:pPr>
+        <w:pStyle w:val="ListParagraph"/>
+        <w:numPr>
+          <w:ilvl w:val="1"/>
+          <w:numId w:val="3"/>
+        </w:numPr>
+        <w:spacing w:line="360" w:lineRule="auto"/>
+        <w:rPr>
+          <w:rFonts w:ascii="Times New Roman" w:hAnsi="Times New Roman" w:cs="Times New Roman"/>
+        </w:rPr>
+      </w:pPr>
+      <w:r>
+        <w:rPr>
+          <w:rFonts w:ascii="Times New Roman" w:hAnsi="Times New Roman" w:cs="Times New Roman"/>
+        </w:rPr>
+        <w:t>The development team will create a module that allows the manager to receive refund requests, view the details of the request, and submit a response in the form of “deny” or “accept.” The details of the request that the manager can view are:</w:t>
+      </w:r>
+    </w:p>
+    <w:p>
+      <w:pPr>
+        <w:pStyle w:val="ListParagraph"/>
+        <w:numPr>
+          <w:ilvl w:val="2"/>
+          <w:numId w:val="3"/>
+        </w:numPr>
+        <w:spacing w:line="360" w:lineRule="auto"/>
+        <w:rPr>
+          <w:rFonts w:ascii="Times New Roman" w:hAnsi="Times New Roman" w:cs="Times New Roman"/>
+        </w:rPr>
+      </w:pPr>
+      <w:r>
+        <w:rPr>
+          <w:rFonts w:ascii="Times New Roman" w:hAnsi="Times New Roman" w:cs="Times New Roman"/>
+        </w:rPr>
+        <w:t>The date of purchase for the item.</w:t>
+      </w:r>
+    </w:p>
+    <w:p>
+      <w:pPr>
+        <w:pStyle w:val="ListParagraph"/>
+        <w:numPr>
+          <w:ilvl w:val="2"/>
+          <w:numId w:val="3"/>
+        </w:numPr>
+        <w:spacing w:line="360" w:lineRule="auto"/>
+        <w:rPr>
+          <w:rFonts w:ascii="Times New Roman" w:hAnsi="Times New Roman" w:cs="Times New Roman"/>
+        </w:rPr>
+      </w:pPr>
+      <w:r>
+        <w:rPr>
+          <w:rFonts w:ascii="Times New Roman" w:hAnsi="Times New Roman" w:cs="Times New Roman"/>
+        </w:rPr>
+        <w:t>The pay</w:t>
+      </w:r>
+      <w:r>
+        <w:rPr>
+          <w:rFonts w:ascii="Times New Roman" w:hAnsi="Times New Roman" w:cs="Times New Roman"/>
+        </w:rPr>
+        <w:t xml:space="preserve">ment method. </w:t>
+      </w:r>
+    </w:p>
+    <w:p>
+      <w:pPr>
+        <w:pStyle w:val="ListParagraph"/>
+        <w:numPr>
+          <w:ilvl w:val="2"/>
+          <w:numId w:val="3"/>
+        </w:numPr>
+        <w:spacing w:line="360" w:lineRule="auto"/>
+        <w:rPr>
+          <w:rFonts w:ascii="Times New Roman" w:hAnsi="Times New Roman" w:cs="Times New Roman"/>
+        </w:rPr>
+      </w:pPr>
+      <w:r>
+        <w:rPr>
+          <w:rFonts w:ascii="Times New Roman" w:hAnsi="Times New Roman" w:cs="Times New Roman"/>
+        </w:rPr>
+        <w:t xml:space="preserve">The waiter and table name/ID. </w:t>
+      </w:r>
+    </w:p>
+    <w:p>
+      <w:pPr>
+        <w:pStyle w:val="ListParagraph"/>
+        <w:numPr>
+          <w:ilvl w:val="2"/>
+          <w:numId w:val="3"/>
+        </w:numPr>
+        <w:spacing w:line="360" w:lineRule="auto"/>
+        <w:rPr>
+          <w:rFonts w:ascii="Times New Roman" w:hAnsi="Times New Roman" w:cs="Times New Roman"/>
+        </w:rPr>
+      </w:pPr>
+      <w:r>
+        <w:rPr>
+          <w:rFonts w:ascii="Times New Roman" w:hAnsi="Times New Roman" w:cs="Times New Roman"/>
+        </w:rPr>
+        <w:t>The date of the refund request’s submission.</w:t>
+      </w:r>
+    </w:p>
+    <w:p>
+      <w:pPr>
+        <w:pStyle w:val="ListParagraph"/>
+        <w:numPr>
+          <w:ilvl w:val="2"/>
+          <w:numId w:val="3"/>
+        </w:numPr>
+        <w:spacing w:line="360" w:lineRule="auto"/>
+        <w:rPr>
+          <w:rFonts w:ascii="Times New Roman" w:hAnsi="Times New Roman" w:cs="Times New Roman"/>
+        </w:rPr>
+      </w:pPr>
+      <w:r>
+        <w:rPr>
+          <w:rFonts w:ascii="Times New Roman" w:hAnsi="Times New Roman" w:cs="Times New Roman"/>
+        </w:rPr>
+        <w:t xml:space="preserve"> The waiter-provided details regarding which item a refund is being requested for and the reason for the request</w:t>
+      </w:r>
+      <w:r>
+        <w:rPr>
+          <w:rFonts w:ascii="Times New Roman" w:hAnsi="Times New Roman" w:cs="Times New Roman"/>
+        </w:rPr>
+        <w:t>.</w:t>
+      </w:r>
+      <w:r>
+        <w:rPr>
+          <w:rFonts w:ascii="Times New Roman" w:hAnsi="Times New Roman" w:cs="Times New Roman"/>
+        </w:rPr>
+        <w:t xml:space="preserve"> </w:t>
+      </w:r>
     </w:p>
     <w:p>
       <w:pPr>
@@ -1495,6 +2439,236 @@
         </w:rPr>
         <w:t xml:space="preserve">OP.4 – </w:t>
       </w:r>
+      <w:r>
+        <w:rPr>
+          <w:rFonts w:ascii="Times New Roman" w:hAnsi="Times New Roman" w:cs="Times New Roman"/>
+        </w:rPr>
+        <w:t xml:space="preserve">Cooks shall view submitted orders </w:t>
+      </w:r>
+      <w:proofErr w:type="gramStart"/>
+      <w:r>
+        <w:rPr>
+          <w:rFonts w:ascii="Times New Roman" w:hAnsi="Times New Roman" w:cs="Times New Roman"/>
+        </w:rPr>
+        <w:t>and,</w:t>
+      </w:r>
+      <w:proofErr w:type="gramEnd"/>
+      <w:r>
+        <w:rPr>
+          <w:rFonts w:ascii="Times New Roman" w:hAnsi="Times New Roman" w:cs="Times New Roman"/>
+        </w:rPr>
+        <w:t xml:space="preserve"> once completed, clear the order and notify the appropriate waiter of the available item.</w:t>
+      </w:r>
+    </w:p>
+    <w:p>
+      <w:pPr>
+        <w:pStyle w:val="ListParagraph"/>
+        <w:numPr>
+          <w:ilvl w:val="1"/>
+          <w:numId w:val="3"/>
+        </w:numPr>
+        <w:spacing w:line="360" w:lineRule="auto"/>
+        <w:rPr>
+          <w:rFonts w:ascii="Times New Roman" w:hAnsi="Times New Roman" w:cs="Times New Roman"/>
+        </w:rPr>
+      </w:pPr>
+      <w:r>
+        <w:rPr>
+          <w:rFonts w:ascii="Times New Roman" w:hAnsi="Times New Roman" w:cs="Times New Roman"/>
+        </w:rPr>
+        <w:t xml:space="preserve">The development team will create a module that allows cooks to view submitted </w:t>
+      </w:r>
+      <w:proofErr w:type="gramStart"/>
+      <w:r>
+        <w:rPr>
+          <w:rFonts w:ascii="Times New Roman" w:hAnsi="Times New Roman" w:cs="Times New Roman"/>
+        </w:rPr>
+        <w:t>order</w:t>
+      </w:r>
+      <w:proofErr w:type="gramEnd"/>
+      <w:r>
+        <w:rPr>
+          <w:rFonts w:ascii="Times New Roman" w:hAnsi="Times New Roman" w:cs="Times New Roman"/>
+        </w:rPr>
+        <w:t xml:space="preserve"> as well as </w:t>
+      </w:r>
+      <w:r>
+        <w:rPr>
+          <w:rFonts w:ascii="Times New Roman" w:hAnsi="Times New Roman" w:cs="Times New Roman"/>
+        </w:rPr>
+        <w:t>the waiter’s name</w:t>
+      </w:r>
+      <w:r>
+        <w:rPr>
+          <w:rFonts w:ascii="Times New Roman" w:hAnsi="Times New Roman" w:cs="Times New Roman"/>
+        </w:rPr>
+        <w:t xml:space="preserve"> </w:t>
+      </w:r>
+      <w:r>
+        <w:rPr>
+          <w:rFonts w:ascii="Times New Roman" w:hAnsi="Times New Roman" w:cs="Times New Roman"/>
+        </w:rPr>
+        <w:t xml:space="preserve">and table ID for that </w:t>
+      </w:r>
+      <w:r>
+        <w:rPr>
+          <w:rFonts w:ascii="Times New Roman" w:hAnsi="Times New Roman" w:cs="Times New Roman"/>
+        </w:rPr>
+        <w:lastRenderedPageBreak/>
+        <w:t>order. The cook can mark the order’s completion. When orders are marked “complete” the specific waiter is notified.</w:t>
+      </w:r>
+    </w:p>
+    <w:p>
+      <w:pPr>
+        <w:spacing w:line="360" w:lineRule="auto"/>
+        <w:rPr>
+          <w:rFonts w:ascii="Times New Roman" w:hAnsi="Times New Roman" w:cs="Times New Roman"/>
+        </w:rPr>
+      </w:pPr>
+    </w:p>
+    <w:p>
+      <w:pPr>
+        <w:spacing w:line="360" w:lineRule="auto"/>
+        <w:rPr>
+          <w:rFonts w:ascii="Times New Roman" w:hAnsi="Times New Roman" w:cs="Times New Roman"/>
+        </w:rPr>
+      </w:pPr>
+    </w:p>
+    <w:p>
+      <w:pPr>
+        <w:spacing w:line="360" w:lineRule="auto"/>
+        <w:rPr>
+          <w:rFonts w:ascii="Times New Roman" w:hAnsi="Times New Roman" w:cs="Times New Roman"/>
+        </w:rPr>
+      </w:pPr>
+    </w:p>
+    <w:p>
+      <w:pPr>
+        <w:spacing w:line="360" w:lineRule="auto"/>
+        <w:rPr>
+          <w:rFonts w:ascii="Times New Roman" w:hAnsi="Times New Roman" w:cs="Times New Roman"/>
+        </w:rPr>
+      </w:pPr>
+    </w:p>
+    <w:p>
+      <w:pPr>
+        <w:spacing w:line="360" w:lineRule="auto"/>
+        <w:rPr>
+          <w:rFonts w:ascii="Times New Roman" w:hAnsi="Times New Roman" w:cs="Times New Roman"/>
+        </w:rPr>
+      </w:pPr>
+    </w:p>
+    <w:p>
+      <w:pPr>
+        <w:spacing w:line="360" w:lineRule="auto"/>
+        <w:rPr>
+          <w:rFonts w:ascii="Times New Roman" w:hAnsi="Times New Roman" w:cs="Times New Roman"/>
+        </w:rPr>
+      </w:pPr>
+    </w:p>
+    <w:p>
+      <w:pPr>
+        <w:spacing w:line="360" w:lineRule="auto"/>
+        <w:rPr>
+          <w:rFonts w:ascii="Times New Roman" w:hAnsi="Times New Roman" w:cs="Times New Roman"/>
+        </w:rPr>
+      </w:pPr>
+    </w:p>
+    <w:p>
+      <w:pPr>
+        <w:spacing w:line="360" w:lineRule="auto"/>
+        <w:rPr>
+          <w:rFonts w:ascii="Times New Roman" w:hAnsi="Times New Roman" w:cs="Times New Roman"/>
+        </w:rPr>
+      </w:pPr>
+    </w:p>
+    <w:p>
+      <w:pPr>
+        <w:spacing w:line="360" w:lineRule="auto"/>
+        <w:rPr>
+          <w:rFonts w:ascii="Times New Roman" w:hAnsi="Times New Roman" w:cs="Times New Roman"/>
+        </w:rPr>
+      </w:pPr>
+    </w:p>
+    <w:p>
+      <w:pPr>
+        <w:spacing w:line="360" w:lineRule="auto"/>
+        <w:rPr>
+          <w:rFonts w:ascii="Times New Roman" w:hAnsi="Times New Roman" w:cs="Times New Roman"/>
+        </w:rPr>
+      </w:pPr>
+    </w:p>
+    <w:p>
+      <w:pPr>
+        <w:spacing w:line="360" w:lineRule="auto"/>
+        <w:rPr>
+          <w:rFonts w:ascii="Times New Roman" w:hAnsi="Times New Roman" w:cs="Times New Roman"/>
+        </w:rPr>
+      </w:pPr>
+    </w:p>
+    <w:p>
+      <w:pPr>
+        <w:spacing w:line="360" w:lineRule="auto"/>
+        <w:rPr>
+          <w:rFonts w:ascii="Times New Roman" w:hAnsi="Times New Roman" w:cs="Times New Roman"/>
+        </w:rPr>
+      </w:pPr>
+    </w:p>
+    <w:p>
+      <w:pPr>
+        <w:spacing w:line="360" w:lineRule="auto"/>
+        <w:rPr>
+          <w:rFonts w:ascii="Times New Roman" w:hAnsi="Times New Roman" w:cs="Times New Roman"/>
+        </w:rPr>
+      </w:pPr>
+    </w:p>
+    <w:p>
+      <w:pPr>
+        <w:spacing w:line="360" w:lineRule="auto"/>
+        <w:rPr>
+          <w:rFonts w:ascii="Times New Roman" w:hAnsi="Times New Roman" w:cs="Times New Roman"/>
+        </w:rPr>
+      </w:pPr>
+    </w:p>
+    <w:p>
+      <w:pPr>
+        <w:spacing w:line="360" w:lineRule="auto"/>
+        <w:rPr>
+          <w:rFonts w:ascii="Times New Roman" w:hAnsi="Times New Roman" w:cs="Times New Roman"/>
+        </w:rPr>
+      </w:pPr>
+    </w:p>
+    <w:p>
+      <w:pPr>
+        <w:spacing w:line="360" w:lineRule="auto"/>
+        <w:rPr>
+          <w:rFonts w:ascii="Times New Roman" w:hAnsi="Times New Roman" w:cs="Times New Roman"/>
+        </w:rPr>
+      </w:pPr>
+    </w:p>
+    <w:p>
+      <w:pPr>
+        <w:spacing w:line="360" w:lineRule="auto"/>
+        <w:rPr>
+          <w:rFonts w:ascii="Times New Roman" w:hAnsi="Times New Roman" w:cs="Times New Roman"/>
+        </w:rPr>
+      </w:pPr>
+    </w:p>
+    <w:p>
+      <w:pPr>
+        <w:spacing w:line="360" w:lineRule="auto"/>
+        <w:rPr>
+          <w:rFonts w:ascii="Times New Roman" w:hAnsi="Times New Roman" w:cs="Times New Roman"/>
+        </w:rPr>
+      </w:pPr>
+    </w:p>
+    <w:p>
+      <w:pPr>
+        <w:spacing w:line="360" w:lineRule="auto"/>
+        <w:rPr>
+          <w:rFonts w:ascii="Times New Roman" w:hAnsi="Times New Roman" w:cs="Times New Roman"/>
+        </w:rPr>
+      </w:pPr>
     </w:p>
     <w:p>
       <w:pPr>
@@ -1517,6 +2691,7 @@
         <w:pStyle w:val="heading"/>
       </w:pPr>
       <w:r>
+        <w:lastRenderedPageBreak/>
         <w:t>Nonfunctional Requirements</w:t>
       </w:r>
     </w:p>
@@ -1538,6 +2713,51 @@
         </w:rPr>
         <w:t xml:space="preserve">P.1 – </w:t>
       </w:r>
+      <w:r>
+        <w:rPr>
+          <w:rFonts w:ascii="Times New Roman" w:hAnsi="Times New Roman" w:cs="Times New Roman"/>
+        </w:rPr>
+        <w:t>The development team shall ensure the user’s ability to use as few keystrokes and clicks as possible</w:t>
+      </w:r>
+      <w:r>
+        <w:rPr>
+          <w:rFonts w:ascii="Times New Roman" w:hAnsi="Times New Roman" w:cs="Times New Roman"/>
+        </w:rPr>
+        <w:t>.</w:t>
+      </w:r>
+    </w:p>
+    <w:p>
+      <w:pPr>
+        <w:pStyle w:val="ListParagraph"/>
+        <w:numPr>
+          <w:ilvl w:val="1"/>
+          <w:numId w:val="2"/>
+        </w:numPr>
+        <w:spacing w:line="360" w:lineRule="auto"/>
+        <w:rPr>
+          <w:rFonts w:ascii="Times New Roman" w:hAnsi="Times New Roman" w:cs="Times New Roman"/>
+        </w:rPr>
+      </w:pPr>
+      <w:r>
+        <w:rPr>
+          <w:rFonts w:ascii="Times New Roman" w:hAnsi="Times New Roman" w:cs="Times New Roman"/>
+        </w:rPr>
+        <w:t xml:space="preserve">During and after testing phases, the development team will navigate through the system, multiple times and through different paths, to review how many clicks the user </w:t>
+      </w:r>
+      <w:proofErr w:type="gramStart"/>
+      <w:r>
+        <w:rPr>
+          <w:rFonts w:ascii="Times New Roman" w:hAnsi="Times New Roman" w:cs="Times New Roman"/>
+        </w:rPr>
+        <w:t>has to</w:t>
+      </w:r>
+      <w:proofErr w:type="gramEnd"/>
+      <w:r>
+        <w:rPr>
+          <w:rFonts w:ascii="Times New Roman" w:hAnsi="Times New Roman" w:cs="Times New Roman"/>
+        </w:rPr>
+        <w:t xml:space="preserve"> make to complete tasks. The number is documented after each run through and changes are proposed, discussed, implemented, and tested to reduce clicks when possible.</w:t>
+      </w:r>
     </w:p>
     <w:p>
       <w:pPr>
@@ -1557,6 +2777,49 @@
         </w:rPr>
         <w:t xml:space="preserve">P.2 – </w:t>
       </w:r>
+      <w:r>
+        <w:rPr>
+          <w:rFonts w:ascii="Times New Roman" w:hAnsi="Times New Roman" w:cs="Times New Roman"/>
+        </w:rPr>
+        <w:t>The development team shall provide user support to ensure easier integration</w:t>
+      </w:r>
+      <w:r>
+        <w:rPr>
+          <w:rFonts w:ascii="Times New Roman" w:hAnsi="Times New Roman" w:cs="Times New Roman"/>
+        </w:rPr>
+        <w:t xml:space="preserve"> and use</w:t>
+      </w:r>
+      <w:r>
+        <w:rPr>
+          <w:rFonts w:ascii="Times New Roman" w:hAnsi="Times New Roman" w:cs="Times New Roman"/>
+        </w:rPr>
+        <w:t xml:space="preserve"> of the system into the restaurant’s day-to-day</w:t>
+      </w:r>
+      <w:r>
+        <w:rPr>
+          <w:rFonts w:ascii="Times New Roman" w:hAnsi="Times New Roman" w:cs="Times New Roman"/>
+        </w:rPr>
+        <w:t xml:space="preserve"> operations.</w:t>
+      </w:r>
+    </w:p>
+    <w:p>
+      <w:pPr>
+        <w:pStyle w:val="ListParagraph"/>
+        <w:numPr>
+          <w:ilvl w:val="1"/>
+          <w:numId w:val="2"/>
+        </w:numPr>
+        <w:spacing w:line="360" w:lineRule="auto"/>
+        <w:rPr>
+          <w:rFonts w:ascii="Times New Roman" w:hAnsi="Times New Roman" w:cs="Times New Roman"/>
+        </w:rPr>
+      </w:pPr>
+      <w:r>
+        <w:rPr>
+          <w:rFonts w:ascii="Times New Roman" w:hAnsi="Times New Roman" w:cs="Times New Roman"/>
+        </w:rPr>
+        <w:t>During the engineering process, the development team will create and update documentation relating to architecture designs, process demonstration videos, and a manual describing the functions of the system relating to different, anticipated, tasks.</w:t>
+      </w:r>
     </w:p>
     <w:p>
       <w:pPr>
@@ -1576,6 +2839,49 @@
         </w:rPr>
         <w:t xml:space="preserve">P.3 – </w:t>
       </w:r>
+      <w:r>
+        <w:rPr>
+          <w:rFonts w:ascii="Times New Roman" w:hAnsi="Times New Roman" w:cs="Times New Roman"/>
+        </w:rPr>
+        <w:t>The system shall be accessible and operational on both touch screen an</w:t>
+      </w:r>
+      <w:r>
+        <w:rPr>
+          <w:rFonts w:ascii="Times New Roman" w:hAnsi="Times New Roman" w:cs="Times New Roman"/>
+        </w:rPr>
+        <w:t>d</w:t>
+      </w:r>
+      <w:r>
+        <w:rPr>
+          <w:rFonts w:ascii="Times New Roman" w:hAnsi="Times New Roman" w:cs="Times New Roman"/>
+        </w:rPr>
+        <w:t xml:space="preserve"> keyboard-operated devices</w:t>
+      </w:r>
+      <w:r>
+        <w:rPr>
+          <w:rFonts w:ascii="Times New Roman" w:hAnsi="Times New Roman" w:cs="Times New Roman"/>
+        </w:rPr>
+        <w:t>.</w:t>
+      </w:r>
+    </w:p>
+    <w:p>
+      <w:pPr>
+        <w:pStyle w:val="ListParagraph"/>
+        <w:numPr>
+          <w:ilvl w:val="1"/>
+          <w:numId w:val="2"/>
+        </w:numPr>
+        <w:spacing w:line="360" w:lineRule="auto"/>
+        <w:rPr>
+          <w:rFonts w:ascii="Times New Roman" w:hAnsi="Times New Roman" w:cs="Times New Roman"/>
+        </w:rPr>
+      </w:pPr>
+      <w:r>
+        <w:rPr>
+          <w:rFonts w:ascii="Times New Roman" w:hAnsi="Times New Roman" w:cs="Times New Roman"/>
+        </w:rPr>
+        <w:t>During the engineering process, the development team will account for both keyboard and touch inputs to allow for interaction with the system on multiple devices.</w:t>
+      </w:r>
     </w:p>
     <w:p>
       <w:pPr>
@@ -1595,6 +2901,80 @@
         </w:rPr>
         <w:t xml:space="preserve">P.Se.1 – </w:t>
       </w:r>
+      <w:r>
+        <w:rPr>
+          <w:rFonts w:ascii="Times New Roman" w:hAnsi="Times New Roman" w:cs="Times New Roman"/>
+        </w:rPr>
+        <w:t>The development team shall ensure that the system is protected/secured from external breeches to the system or to private data</w:t>
+      </w:r>
+      <w:r>
+        <w:rPr>
+          <w:rFonts w:ascii="Times New Roman" w:hAnsi="Times New Roman" w:cs="Times New Roman"/>
+        </w:rPr>
+        <w:t>.</w:t>
+      </w:r>
+    </w:p>
+    <w:p>
+      <w:pPr>
+        <w:pStyle w:val="ListParagraph"/>
+        <w:numPr>
+          <w:ilvl w:val="1"/>
+          <w:numId w:val="2"/>
+        </w:numPr>
+        <w:spacing w:line="360" w:lineRule="auto"/>
+        <w:rPr>
+          <w:rFonts w:ascii="Times New Roman" w:hAnsi="Times New Roman" w:cs="Times New Roman"/>
+        </w:rPr>
+      </w:pPr>
+      <w:r>
+        <w:rPr>
+          <w:rFonts w:ascii="Times New Roman" w:hAnsi="Times New Roman" w:cs="Times New Roman"/>
+        </w:rPr>
+        <w:t xml:space="preserve">During the testing phases, the development team </w:t>
+      </w:r>
+      <w:r>
+        <w:rPr>
+          <w:rFonts w:ascii="Times New Roman" w:hAnsi="Times New Roman" w:cs="Times New Roman"/>
+        </w:rPr>
+        <w:t>will attempt to access the system as external users.</w:t>
+      </w:r>
+    </w:p>
+    <w:p>
+      <w:pPr>
+        <w:pStyle w:val="ListParagraph"/>
+        <w:numPr>
+          <w:ilvl w:val="1"/>
+          <w:numId w:val="2"/>
+        </w:numPr>
+        <w:spacing w:line="360" w:lineRule="auto"/>
+        <w:rPr>
+          <w:rFonts w:ascii="Times New Roman" w:hAnsi="Times New Roman" w:cs="Times New Roman"/>
+        </w:rPr>
+      </w:pPr>
+      <w:r>
+        <w:rPr>
+          <w:rFonts w:ascii="Times New Roman" w:hAnsi="Times New Roman" w:cs="Times New Roman"/>
+        </w:rPr>
+        <w:t>During the testing phase, the development team will</w:t>
+      </w:r>
+      <w:r>
+        <w:rPr>
+          <w:rFonts w:ascii="Times New Roman" w:hAnsi="Times New Roman" w:cs="Times New Roman"/>
+        </w:rPr>
+        <w:t xml:space="preserve"> screen and enlist</w:t>
+      </w:r>
+      <w:r>
+        <w:rPr>
+          <w:rFonts w:ascii="Times New Roman" w:hAnsi="Times New Roman" w:cs="Times New Roman"/>
+        </w:rPr>
+        <w:t xml:space="preserve"> external testers to</w:t>
+      </w:r>
+      <w:r>
+        <w:rPr>
+          <w:rFonts w:ascii="Times New Roman" w:hAnsi="Times New Roman" w:cs="Times New Roman"/>
+        </w:rPr>
+        <w:t xml:space="preserve"> attempt to access the system as external users.</w:t>
+      </w:r>
     </w:p>
     <w:p>
       <w:pPr>
@@ -1614,6 +2994,95 @@
         </w:rPr>
         <w:t xml:space="preserve">P.Se.2 – </w:t>
       </w:r>
+      <w:r>
+        <w:rPr>
+          <w:rFonts w:ascii="Times New Roman" w:hAnsi="Times New Roman" w:cs="Times New Roman"/>
+        </w:rPr>
+        <w:t>The development team shall ensure that the database is secured to prevent external or internal illegal accesses to restricted data</w:t>
+      </w:r>
+      <w:r>
+        <w:rPr>
+          <w:rFonts w:ascii="Times New Roman" w:hAnsi="Times New Roman" w:cs="Times New Roman"/>
+        </w:rPr>
+        <w:t>.</w:t>
+      </w:r>
+    </w:p>
+    <w:p>
+      <w:pPr>
+        <w:pStyle w:val="ListParagraph"/>
+        <w:numPr>
+          <w:ilvl w:val="1"/>
+          <w:numId w:val="2"/>
+        </w:numPr>
+        <w:spacing w:line="360" w:lineRule="auto"/>
+        <w:rPr>
+          <w:rFonts w:ascii="Times New Roman" w:hAnsi="Times New Roman" w:cs="Times New Roman"/>
+        </w:rPr>
+      </w:pPr>
+      <w:r>
+        <w:rPr>
+          <w:rFonts w:ascii="Times New Roman" w:hAnsi="Times New Roman" w:cs="Times New Roman"/>
+        </w:rPr>
+        <w:t xml:space="preserve">During the testing phases, the development team will attempt to access various data within the database while </w:t>
+      </w:r>
+      <w:r>
+        <w:rPr>
+          <w:rFonts w:ascii="Times New Roman" w:hAnsi="Times New Roman" w:cs="Times New Roman"/>
+        </w:rPr>
+        <w:t>interacting with the system under a specific role/set of permissions.</w:t>
+      </w:r>
+    </w:p>
+    <w:p>
+      <w:pPr>
+        <w:pStyle w:val="ListParagraph"/>
+        <w:numPr>
+          <w:ilvl w:val="1"/>
+          <w:numId w:val="2"/>
+        </w:numPr>
+        <w:spacing w:line="360" w:lineRule="auto"/>
+        <w:rPr>
+          <w:rFonts w:ascii="Times New Roman" w:hAnsi="Times New Roman" w:cs="Times New Roman"/>
+        </w:rPr>
+      </w:pPr>
+      <w:r>
+        <w:rPr>
+          <w:rFonts w:ascii="Times New Roman" w:hAnsi="Times New Roman" w:cs="Times New Roman"/>
+        </w:rPr>
+        <w:lastRenderedPageBreak/>
+        <w:t>During the testing phase, the development team will screen and enlist external testers to interact with the system and attempt to access the database.</w:t>
+      </w:r>
+    </w:p>
+    <w:p>
+      <w:pPr>
+        <w:spacing w:line="360" w:lineRule="auto"/>
+        <w:rPr>
+          <w:rFonts w:ascii="Times New Roman" w:hAnsi="Times New Roman" w:cs="Times New Roman"/>
+        </w:rPr>
+      </w:pPr>
+    </w:p>
+    <w:p>
+      <w:pPr>
+        <w:spacing w:line="360" w:lineRule="auto"/>
+        <w:rPr>
+          <w:rFonts w:ascii="Times New Roman" w:hAnsi="Times New Roman" w:cs="Times New Roman"/>
+        </w:rPr>
+      </w:pPr>
+    </w:p>
+    <w:p>
+      <w:pPr>
+        <w:spacing w:line="360" w:lineRule="auto"/>
+        <w:rPr>
+          <w:rFonts w:ascii="Times New Roman" w:hAnsi="Times New Roman" w:cs="Times New Roman"/>
+        </w:rPr>
+      </w:pPr>
+    </w:p>
+    <w:p>
+      <w:pPr>
+        <w:spacing w:line="360" w:lineRule="auto"/>
+        <w:rPr>
+          <w:rFonts w:ascii="Times New Roman" w:hAnsi="Times New Roman" w:cs="Times New Roman"/>
+        </w:rPr>
+      </w:pPr>
     </w:p>
     <w:p>
       <w:pPr>
@@ -1756,6 +3225,7 @@
         <w:pStyle w:val="heading"/>
       </w:pPr>
       <w:r>
+        <w:lastRenderedPageBreak/>
         <w:t>Use Case Diagrams</w:t>
       </w:r>
     </w:p>
@@ -1770,7 +3240,6 @@
         <w:rPr>
           <w:noProof/>
         </w:rPr>
-        <w:lastRenderedPageBreak/>
         <w:drawing>
           <wp:inline distT="0" distB="0" distL="0" distR="0" wp14:anchorId="453671E7" wp14:editId="54BC7E03">
             <wp:extent cx="5943600" cy="3343275"/>
@@ -1874,6 +3343,7 @@
           <w:b/>
           <w:bCs/>
         </w:rPr>
+        <w:lastRenderedPageBreak/>
         <w:t>Use Case Flow of Events</w:t>
       </w:r>
     </w:p>
@@ -3478,6 +4948,7 @@
   <w:style w:type="character" w:default="1" w:styleId="DefaultParagraphFont">
     <w:name w:val="Default Paragraph Font"/>
     <w:uiPriority w:val="1"/>
+    <w:semiHidden/>
     <w:unhideWhenUsed/>
   </w:style>
   <w:style w:type="table" w:default="1" w:styleId="TableNormal">

--- a/Documentation/Requirements Engineering/Automation of Js Requirements Documentation.docx
+++ b/Documentation/Requirements Engineering/Automation of Js Requirements Documentation.docx
@@ -1032,7 +1032,7 @@
         <w:rPr>
           <w:rFonts w:ascii="Times New Roman" w:hAnsi="Times New Roman" w:cs="Times New Roman"/>
         </w:rPr>
-        <w:t>SSS.D.1 –</w:t>
+        <w:t>SS.D.1 –</w:t>
       </w:r>
       <w:r>
         <w:rPr>
@@ -1383,13 +1383,7 @@
         <w:rPr>
           <w:rFonts w:ascii="Times New Roman" w:hAnsi="Times New Roman" w:cs="Times New Roman"/>
         </w:rPr>
-        <w:t>The development team will create a module to allow the manager to view the current documented inventory status/numbers. The manager will be able to specify a minimum amount for each supply item and when this amount, or below, is detecte</w:t>
-      </w:r>
-      <w:r>
-        <w:rPr>
-          <w:rFonts w:ascii="Times New Roman" w:hAnsi="Times New Roman" w:cs="Times New Roman"/>
-        </w:rPr>
-        <w:t>d, the item is shown under an on-screen list of items (the list is titled “Low Supplies”).</w:t>
+        <w:t>The development team will create a module to allow the manager to view the current documented inventory status/numbers. The manager will be able to specify a minimum amount for each supply item and when this amount, or below, is detected, the item is shown under an on-screen list of items (the list is titled “Low Supplies”).</w:t>
       </w:r>
     </w:p>
     <w:p>
@@ -1471,25 +1465,7 @@
         <w:rPr>
           <w:rFonts w:ascii="Times New Roman" w:hAnsi="Times New Roman" w:cs="Times New Roman"/>
         </w:rPr>
-        <w:t xml:space="preserve">When menu items are removed, </w:t>
-      </w:r>
-      <w:r>
-        <w:rPr>
-          <w:rFonts w:ascii="Times New Roman" w:hAnsi="Times New Roman" w:cs="Times New Roman"/>
-        </w:rPr>
-        <w:t>the system does not update this change until two hours before the start of the next work</w:t>
-      </w:r>
-      <w:r>
-        <w:rPr>
-          <w:rFonts w:ascii="Times New Roman" w:hAnsi="Times New Roman" w:cs="Times New Roman"/>
-        </w:rPr>
-        <w:t>d</w:t>
-      </w:r>
-      <w:r>
-        <w:rPr>
-          <w:rFonts w:ascii="Times New Roman" w:hAnsi="Times New Roman" w:cs="Times New Roman"/>
-        </w:rPr>
-        <w:t>ay.</w:t>
+        <w:t>When menu items are removed, the system does not update this change until two hours before the start of the next workday.</w:t>
       </w:r>
     </w:p>
     <w:p>
@@ -1881,13 +1857,7 @@
         <w:rPr>
           <w:rFonts w:ascii="Times New Roman" w:hAnsi="Times New Roman" w:cs="Times New Roman"/>
         </w:rPr>
-        <w:t xml:space="preserve"> waiters to view tables and adjust their status. </w:t>
-      </w:r>
-      <w:r>
-        <w:rPr>
-          <w:rFonts w:ascii="Times New Roman" w:hAnsi="Times New Roman" w:cs="Times New Roman"/>
-        </w:rPr>
-        <w:t xml:space="preserve">Tables show as red if the </w:t>
+        <w:t xml:space="preserve"> waiters to view tables and adjust their status. Tables show as red if the </w:t>
       </w:r>
       <w:proofErr w:type="gramStart"/>
       <w:r>
@@ -1936,13 +1906,7 @@
           <w:rFonts w:ascii="Times New Roman" w:hAnsi="Times New Roman" w:cs="Times New Roman"/>
         </w:rPr>
         <w:lastRenderedPageBreak/>
-        <w:t>occupied.</w:t>
-      </w:r>
-      <w:r>
-        <w:rPr>
-          <w:rFonts w:ascii="Times New Roman" w:hAnsi="Times New Roman" w:cs="Times New Roman"/>
-        </w:rPr>
-        <w:t xml:space="preserve"> The waiter can select a green table and update it to yellow or select a yellow table and update it to red. The waiter cannot select/update red tables.</w:t>
+        <w:t>occupied. The waiter can select a green table and update it to yellow or select a yellow table and update it to red. The waiter cannot select/update red tables.</w:t>
       </w:r>
     </w:p>
     <w:p>
@@ -2132,25 +2096,7 @@
         <w:rPr>
           <w:rFonts w:ascii="Times New Roman" w:hAnsi="Times New Roman" w:cs="Times New Roman"/>
         </w:rPr>
-        <w:t xml:space="preserve">Waiters shall use the system to request refunds on behalf of customers; </w:t>
-      </w:r>
-      <w:r>
-        <w:rPr>
-          <w:rFonts w:ascii="Times New Roman" w:hAnsi="Times New Roman" w:cs="Times New Roman"/>
-        </w:rPr>
-        <w:t>these requests</w:t>
-      </w:r>
-      <w:r>
-        <w:rPr>
-          <w:rFonts w:ascii="Times New Roman" w:hAnsi="Times New Roman" w:cs="Times New Roman"/>
-        </w:rPr>
-        <w:t xml:space="preserve"> are sent to the manager to deny or permit</w:t>
-      </w:r>
-      <w:r>
-        <w:rPr>
-          <w:rFonts w:ascii="Times New Roman" w:hAnsi="Times New Roman" w:cs="Times New Roman"/>
-        </w:rPr>
-        <w:t>.</w:t>
+        <w:t>Waiters shall use the system to request refunds on behalf of customers; these requests are sent to the manager to deny or permit.</w:t>
       </w:r>
     </w:p>
     <w:p>
@@ -2280,13 +2226,7 @@
         <w:rPr>
           <w:rFonts w:ascii="Times New Roman" w:hAnsi="Times New Roman" w:cs="Times New Roman"/>
         </w:rPr>
-        <w:t xml:space="preserve"> created that makes note of the refund. This document can be emailed to the customer. Like the original receipt, </w:t>
-      </w:r>
-      <w:r>
-        <w:rPr>
-          <w:rFonts w:ascii="Times New Roman" w:hAnsi="Times New Roman" w:cs="Times New Roman"/>
-        </w:rPr>
-        <w:t>this document is saved, for the specific waiter, until after 48 hours since its creation.</w:t>
+        <w:t xml:space="preserve"> created that makes note of the refund. This document can be emailed to the customer. Like the original receipt, this document is saved, for the specific waiter, until after 48 hours since its creation.</w:t>
       </w:r>
     </w:p>
     <w:p>
@@ -2490,25 +2430,7 @@
         <w:rPr>
           <w:rFonts w:ascii="Times New Roman" w:hAnsi="Times New Roman" w:cs="Times New Roman"/>
         </w:rPr>
-        <w:t xml:space="preserve"> as well as </w:t>
-      </w:r>
-      <w:r>
-        <w:rPr>
-          <w:rFonts w:ascii="Times New Roman" w:hAnsi="Times New Roman" w:cs="Times New Roman"/>
-        </w:rPr>
-        <w:t>the waiter’s name</w:t>
-      </w:r>
-      <w:r>
-        <w:rPr>
-          <w:rFonts w:ascii="Times New Roman" w:hAnsi="Times New Roman" w:cs="Times New Roman"/>
-        </w:rPr>
-        <w:t xml:space="preserve"> </w:t>
-      </w:r>
-      <w:r>
-        <w:rPr>
-          <w:rFonts w:ascii="Times New Roman" w:hAnsi="Times New Roman" w:cs="Times New Roman"/>
-        </w:rPr>
-        <w:t xml:space="preserve">and table ID for that </w:t>
+        <w:t xml:space="preserve"> as well as the waiter’s name and table ID for that </w:t>
       </w:r>
       <w:r>
         <w:rPr>
@@ -2955,25 +2877,7 @@
         <w:rPr>
           <w:rFonts w:ascii="Times New Roman" w:hAnsi="Times New Roman" w:cs="Times New Roman"/>
         </w:rPr>
-        <w:t>During the testing phase, the development team will</w:t>
-      </w:r>
-      <w:r>
-        <w:rPr>
-          <w:rFonts w:ascii="Times New Roman" w:hAnsi="Times New Roman" w:cs="Times New Roman"/>
-        </w:rPr>
-        <w:t xml:space="preserve"> screen and enlist</w:t>
-      </w:r>
-      <w:r>
-        <w:rPr>
-          <w:rFonts w:ascii="Times New Roman" w:hAnsi="Times New Roman" w:cs="Times New Roman"/>
-        </w:rPr>
-        <w:t xml:space="preserve"> external testers to</w:t>
-      </w:r>
-      <w:r>
-        <w:rPr>
-          <w:rFonts w:ascii="Times New Roman" w:hAnsi="Times New Roman" w:cs="Times New Roman"/>
-        </w:rPr>
-        <w:t xml:space="preserve"> attempt to access the system as external users.</w:t>
+        <w:t>During the testing phase, the development team will screen and enlist external testers to attempt to access the system as external users.</w:t>
       </w:r>
     </w:p>
     <w:p>

--- a/Documentation/Requirements Engineering/Automation of Js Requirements Documentation.docx
+++ b/Documentation/Requirements Engineering/Automation of Js Requirements Documentation.docx
@@ -2142,14 +2142,12 @@
         <w:lastRenderedPageBreak/>
         <w:t xml:space="preserve">The waiter can select a specific receipt to view it or to request a refund. When a waiter selects the refund request option, they </w:t>
       </w:r>
-      <w:proofErr w:type="gramStart"/>
-      <w:r>
-        <w:rPr>
-          <w:rFonts w:ascii="Times New Roman" w:hAnsi="Times New Roman" w:cs="Times New Roman"/>
-        </w:rPr>
-        <w:t>are able to</w:t>
-      </w:r>
-      <w:proofErr w:type="gramEnd"/>
+      <w:r>
+        <w:rPr>
+          <w:rFonts w:ascii="Times New Roman" w:hAnsi="Times New Roman" w:cs="Times New Roman"/>
+        </w:rPr>
+        <w:t>can</w:t>
+      </w:r>
       <w:r>
         <w:rPr>
           <w:rFonts w:ascii="Times New Roman" w:hAnsi="Times New Roman" w:cs="Times New Roman"/>
@@ -3142,30 +3140,37 @@
       </w:pPr>
       <w:r>
         <w:rPr>
+          <w:rFonts w:ascii="Times New Roman" w:hAnsi="Times New Roman" w:cs="Times New Roman"/>
           <w:noProof/>
         </w:rPr>
         <w:drawing>
-          <wp:inline distT="0" distB="0" distL="0" distR="0" wp14:anchorId="453671E7" wp14:editId="54BC7E03">
+          <wp:inline distT="0" distB="0" distL="0" distR="0" wp14:anchorId="799A28BF" wp14:editId="4B56D74E">
             <wp:extent cx="5943600" cy="3343275"/>
-            <wp:effectExtent l="0" t="0" r="0" b="0"/>
-            <wp:docPr id="1" name="Picture 1"/>
-            <wp:cNvGraphicFramePr/>
+            <wp:effectExtent l="0" t="0" r="0" b="9525"/>
+            <wp:docPr id="96568115" name="Picture 3"/>
+            <wp:cNvGraphicFramePr>
+              <a:graphicFrameLocks xmlns:a="http://schemas.openxmlformats.org/drawingml/2006/main" noChangeAspect="1"/>
+            </wp:cNvGraphicFramePr>
             <a:graphic xmlns:a="http://schemas.openxmlformats.org/drawingml/2006/main">
               <a:graphicData uri="http://schemas.openxmlformats.org/drawingml/2006/picture">
                 <pic:pic xmlns:pic="http://schemas.openxmlformats.org/drawingml/2006/picture">
                   <pic:nvPicPr>
-                    <pic:cNvPr id="0" name=""/>
-                    <pic:cNvPicPr>
-                      <a:picLocks noChangeAspect="1" noChangeArrowheads="1"/>
-                    </pic:cNvPicPr>
+                    <pic:cNvPr id="96568115" name="Picture 96568115"/>
+                    <pic:cNvPicPr/>
                   </pic:nvPicPr>
                   <pic:blipFill>
-                    <a:blip r:embed="rId7"/>
+                    <a:blip r:embed="rId7" cstate="print">
+                      <a:extLst>
+                        <a:ext uri="{28A0092B-C50C-407E-A947-70E740481C1C}">
+                          <a14:useLocalDpi xmlns:a14="http://schemas.microsoft.com/office/drawing/2010/main" val="0"/>
+                        </a:ext>
+                      </a:extLst>
+                    </a:blip>
                     <a:stretch>
                       <a:fillRect/>
                     </a:stretch>
                   </pic:blipFill>
-                  <pic:spPr bwMode="auto">
+                  <pic:spPr>
                     <a:xfrm>
                       <a:off x="0" y="0"/>
                       <a:ext cx="5943600" cy="3343275"/>
@@ -3182,30 +3187,37 @@
       </w:r>
       <w:r>
         <w:rPr>
+          <w:rFonts w:ascii="Times New Roman" w:hAnsi="Times New Roman" w:cs="Times New Roman"/>
           <w:noProof/>
         </w:rPr>
         <w:drawing>
-          <wp:inline distT="0" distB="0" distL="0" distR="0" wp14:anchorId="5E3B23C9" wp14:editId="1DD8C909">
+          <wp:inline distT="0" distB="0" distL="0" distR="0" wp14:anchorId="47B58121" wp14:editId="0D0D1E7A">
             <wp:extent cx="5943600" cy="3343275"/>
-            <wp:effectExtent l="0" t="0" r="0" b="0"/>
-            <wp:docPr id="2" name="Picture 2"/>
-            <wp:cNvGraphicFramePr/>
+            <wp:effectExtent l="0" t="0" r="0" b="9525"/>
+            <wp:docPr id="669053291" name="Picture 2"/>
+            <wp:cNvGraphicFramePr>
+              <a:graphicFrameLocks xmlns:a="http://schemas.openxmlformats.org/drawingml/2006/main" noChangeAspect="1"/>
+            </wp:cNvGraphicFramePr>
             <a:graphic xmlns:a="http://schemas.openxmlformats.org/drawingml/2006/main">
               <a:graphicData uri="http://schemas.openxmlformats.org/drawingml/2006/picture">
                 <pic:pic xmlns:pic="http://schemas.openxmlformats.org/drawingml/2006/picture">
                   <pic:nvPicPr>
-                    <pic:cNvPr id="0" name=""/>
-                    <pic:cNvPicPr>
-                      <a:picLocks noChangeAspect="1" noChangeArrowheads="1"/>
-                    </pic:cNvPicPr>
+                    <pic:cNvPr id="669053291" name="Picture 669053291"/>
+                    <pic:cNvPicPr/>
                   </pic:nvPicPr>
                   <pic:blipFill>
-                    <a:blip r:embed="rId8"/>
+                    <a:blip r:embed="rId8" cstate="print">
+                      <a:extLst>
+                        <a:ext uri="{28A0092B-C50C-407E-A947-70E740481C1C}">
+                          <a14:useLocalDpi xmlns:a14="http://schemas.microsoft.com/office/drawing/2010/main" val="0"/>
+                        </a:ext>
+                      </a:extLst>
+                    </a:blip>
                     <a:stretch>
                       <a:fillRect/>
                     </a:stretch>
                   </pic:blipFill>
-                  <pic:spPr bwMode="auto">
+                  <pic:spPr>
                     <a:xfrm>
                       <a:off x="0" y="0"/>
                       <a:ext cx="5943600" cy="3343275"/>
@@ -3220,6 +3232,116 @@
           </wp:inline>
         </w:drawing>
       </w:r>
+      <w:r>
+        <w:rPr>
+          <w:rFonts w:ascii="Times New Roman" w:hAnsi="Times New Roman" w:cs="Times New Roman"/>
+          <w:noProof/>
+        </w:rPr>
+        <w:t xml:space="preserve"> </w:t>
+      </w:r>
+      <w:r>
+        <w:rPr>
+          <w:rFonts w:ascii="Times New Roman" w:hAnsi="Times New Roman" w:cs="Times New Roman"/>
+          <w:noProof/>
+        </w:rPr>
+        <w:lastRenderedPageBreak/>
+        <w:drawing>
+          <wp:inline distT="0" distB="0" distL="0" distR="0" wp14:anchorId="38E91DDA" wp14:editId="6BCF5C19">
+            <wp:extent cx="5943600" cy="3343275"/>
+            <wp:effectExtent l="0" t="0" r="0" b="9525"/>
+            <wp:docPr id="1872219374" name="Picture 4"/>
+            <wp:cNvGraphicFramePr>
+              <a:graphicFrameLocks xmlns:a="http://schemas.openxmlformats.org/drawingml/2006/main" noChangeAspect="1"/>
+            </wp:cNvGraphicFramePr>
+            <a:graphic xmlns:a="http://schemas.openxmlformats.org/drawingml/2006/main">
+              <a:graphicData uri="http://schemas.openxmlformats.org/drawingml/2006/picture">
+                <pic:pic xmlns:pic="http://schemas.openxmlformats.org/drawingml/2006/picture">
+                  <pic:nvPicPr>
+                    <pic:cNvPr id="1872219374" name="Picture 1872219374"/>
+                    <pic:cNvPicPr/>
+                  </pic:nvPicPr>
+                  <pic:blipFill>
+                    <a:blip r:embed="rId9" cstate="print">
+                      <a:extLst>
+                        <a:ext uri="{28A0092B-C50C-407E-A947-70E740481C1C}">
+                          <a14:useLocalDpi xmlns:a14="http://schemas.microsoft.com/office/drawing/2010/main" val="0"/>
+                        </a:ext>
+                      </a:extLst>
+                    </a:blip>
+                    <a:stretch>
+                      <a:fillRect/>
+                    </a:stretch>
+                  </pic:blipFill>
+                  <pic:spPr>
+                    <a:xfrm>
+                      <a:off x="0" y="0"/>
+                      <a:ext cx="5943600" cy="3343275"/>
+                    </a:xfrm>
+                    <a:prstGeom prst="rect">
+                      <a:avLst/>
+                    </a:prstGeom>
+                  </pic:spPr>
+                </pic:pic>
+              </a:graphicData>
+            </a:graphic>
+          </wp:inline>
+        </w:drawing>
+      </w:r>
+      <w:r>
+        <w:rPr>
+          <w:rFonts w:ascii="Times New Roman" w:hAnsi="Times New Roman" w:cs="Times New Roman"/>
+          <w:noProof/>
+        </w:rPr>
+        <w:drawing>
+          <wp:inline distT="0" distB="0" distL="0" distR="0" wp14:anchorId="200AEA7A" wp14:editId="6655273E">
+            <wp:extent cx="5943600" cy="3343275"/>
+            <wp:effectExtent l="0" t="0" r="0" b="9525"/>
+            <wp:docPr id="1940128675" name="Picture 1"/>
+            <wp:cNvGraphicFramePr>
+              <a:graphicFrameLocks xmlns:a="http://schemas.openxmlformats.org/drawingml/2006/main" noChangeAspect="1"/>
+            </wp:cNvGraphicFramePr>
+            <a:graphic xmlns:a="http://schemas.openxmlformats.org/drawingml/2006/main">
+              <a:graphicData uri="http://schemas.openxmlformats.org/drawingml/2006/picture">
+                <pic:pic xmlns:pic="http://schemas.openxmlformats.org/drawingml/2006/picture">
+                  <pic:nvPicPr>
+                    <pic:cNvPr id="1940128675" name="Picture 1940128675"/>
+                    <pic:cNvPicPr/>
+                  </pic:nvPicPr>
+                  <pic:blipFill>
+                    <a:blip r:embed="rId10" cstate="print">
+                      <a:extLst>
+                        <a:ext uri="{28A0092B-C50C-407E-A947-70E740481C1C}">
+                          <a14:useLocalDpi xmlns:a14="http://schemas.microsoft.com/office/drawing/2010/main" val="0"/>
+                        </a:ext>
+                      </a:extLst>
+                    </a:blip>
+                    <a:stretch>
+                      <a:fillRect/>
+                    </a:stretch>
+                  </pic:blipFill>
+                  <pic:spPr>
+                    <a:xfrm>
+                      <a:off x="0" y="0"/>
+                      <a:ext cx="5943600" cy="3343275"/>
+                    </a:xfrm>
+                    <a:prstGeom prst="rect">
+                      <a:avLst/>
+                    </a:prstGeom>
+                  </pic:spPr>
+                </pic:pic>
+              </a:graphicData>
+            </a:graphic>
+          </wp:inline>
+        </w:drawing>
+      </w:r>
+    </w:p>
+    <w:p>
+      <w:pPr>
+        <w:spacing w:line="360" w:lineRule="auto"/>
+        <w:rPr>
+          <w:rFonts w:ascii="Times New Roman" w:hAnsi="Times New Roman" w:cs="Times New Roman"/>
+        </w:rPr>
+      </w:pPr>
     </w:p>
     <w:p>
       <w:pPr>
@@ -3817,7 +3939,7 @@
                     </pic:cNvPicPr>
                   </pic:nvPicPr>
                   <pic:blipFill>
-                    <a:blip r:embed="rId9"/>
+                    <a:blip r:embed="rId11"/>
                     <a:srcRect l="9259" t="253" r="7259"/>
                     <a:stretch>
                       <a:fillRect/>
@@ -3889,7 +4011,7 @@
       </w:r>
     </w:p>
     <w:sectPr>
-      <w:headerReference w:type="default" r:id="rId10"/>
+      <w:headerReference w:type="default" r:id="rId12"/>
       <w:pgSz w:w="12240" w:h="15840"/>
       <w:pgMar w:top="1440" w:right="1440" w:bottom="1440" w:left="1440" w:header="720" w:footer="720" w:gutter="0"/>
       <w:cols w:space="720"/>

--- a/Documentation/Requirements Engineering/Automation of Js Requirements Documentation.docx
+++ b/Documentation/Requirements Engineering/Automation of Js Requirements Documentation.docx
@@ -3738,58 +3738,444 @@
     <w:p>
       <w:pPr>
         <w:spacing w:line="360" w:lineRule="auto"/>
-        <w:rPr>
-          <w:rFonts w:ascii="Times New Roman" w:hAnsi="Times New Roman" w:cs="Times New Roman"/>
-        </w:rPr>
-      </w:pPr>
-    </w:p>
-    <w:p>
-      <w:pPr>
-        <w:spacing w:line="360" w:lineRule="auto"/>
-        <w:rPr>
-          <w:rFonts w:ascii="Times New Roman" w:hAnsi="Times New Roman" w:cs="Times New Roman"/>
-        </w:rPr>
-      </w:pPr>
-    </w:p>
-    <w:p>
-      <w:pPr>
-        <w:spacing w:line="360" w:lineRule="auto"/>
-        <w:rPr>
-          <w:rFonts w:ascii="Times New Roman" w:hAnsi="Times New Roman" w:cs="Times New Roman"/>
-        </w:rPr>
-      </w:pPr>
-    </w:p>
-    <w:p>
-      <w:pPr>
-        <w:spacing w:line="360" w:lineRule="auto"/>
-        <w:rPr>
-          <w:rFonts w:ascii="Times New Roman" w:hAnsi="Times New Roman" w:cs="Times New Roman"/>
-        </w:rPr>
-      </w:pPr>
-    </w:p>
-    <w:p>
-      <w:pPr>
-        <w:spacing w:line="360" w:lineRule="auto"/>
-        <w:rPr>
-          <w:rFonts w:ascii="Times New Roman" w:hAnsi="Times New Roman" w:cs="Times New Roman"/>
-        </w:rPr>
-      </w:pPr>
-    </w:p>
-    <w:p>
-      <w:pPr>
-        <w:spacing w:line="360" w:lineRule="auto"/>
-        <w:rPr>
-          <w:rFonts w:ascii="Times New Roman" w:hAnsi="Times New Roman" w:cs="Times New Roman"/>
-        </w:rPr>
-      </w:pPr>
-    </w:p>
-    <w:p>
-      <w:pPr>
-        <w:spacing w:line="360" w:lineRule="auto"/>
-        <w:rPr>
-          <w:rFonts w:ascii="Times New Roman" w:hAnsi="Times New Roman" w:cs="Times New Roman"/>
-        </w:rPr>
-      </w:pPr>
+        <w:ind w:left="720"/>
+        <w:rPr>
+          <w:rFonts w:ascii="Times New Roman" w:hAnsi="Times New Roman" w:cs="Times New Roman"/>
+        </w:rPr>
+      </w:pPr>
+      <w:proofErr w:type="spellStart"/>
+      <w:r>
+        <w:rPr>
+          <w:rFonts w:ascii="Times New Roman" w:hAnsi="Times New Roman" w:cs="Times New Roman"/>
+          <w:b/>
+          <w:bCs/>
+          <w:u w:val="single"/>
+        </w:rPr>
+        <w:t>StaffAccount</w:t>
+      </w:r>
+      <w:proofErr w:type="spellEnd"/>
+      <w:r>
+        <w:rPr>
+          <w:rFonts w:ascii="Times New Roman" w:hAnsi="Times New Roman" w:cs="Times New Roman"/>
+          <w:b/>
+          <w:bCs/>
+          <w:u w:val="single"/>
+        </w:rPr>
+        <w:t xml:space="preserve"> </w:t>
+      </w:r>
+      <w:proofErr w:type="gramStart"/>
+      <w:r>
+        <w:rPr>
+          <w:rFonts w:ascii="Times New Roman" w:hAnsi="Times New Roman" w:cs="Times New Roman"/>
+          <w:b/>
+          <w:bCs/>
+          <w:u w:val="single"/>
+        </w:rPr>
+        <w:t>class :</w:t>
+      </w:r>
+      <w:proofErr w:type="gramEnd"/>
+      <w:r>
+        <w:rPr>
+          <w:rFonts w:ascii="Times New Roman" w:hAnsi="Times New Roman" w:cs="Times New Roman"/>
+        </w:rPr>
+        <w:t xml:space="preserve"> Each object of this class represents a staff member of J’s Corner Restaurant. Each object records the staff members’ data regarding personal identification, work identification, contact information, payment information, and a unique ID and unique username. The </w:t>
+      </w:r>
+      <w:proofErr w:type="spellStart"/>
+      <w:r>
+        <w:rPr>
+          <w:rFonts w:ascii="Times New Roman" w:hAnsi="Times New Roman" w:cs="Times New Roman"/>
+        </w:rPr>
+        <w:t>StaffAccount</w:t>
+      </w:r>
+      <w:proofErr w:type="spellEnd"/>
+      <w:r>
+        <w:rPr>
+          <w:rFonts w:ascii="Times New Roman" w:hAnsi="Times New Roman" w:cs="Times New Roman"/>
+        </w:rPr>
+        <w:t xml:space="preserve"> class is used by the system to verify sign up and login information, record shift data, record data needed to make payments</w:t>
+      </w:r>
+    </w:p>
+    <w:p>
+      <w:pPr>
+        <w:spacing w:line="360" w:lineRule="auto"/>
+        <w:ind w:left="720"/>
+        <w:rPr>
+          <w:rFonts w:ascii="Times New Roman" w:hAnsi="Times New Roman" w:cs="Times New Roman"/>
+        </w:rPr>
+      </w:pPr>
+      <w:proofErr w:type="spellStart"/>
+      <w:r>
+        <w:rPr>
+          <w:rFonts w:ascii="Times New Roman" w:hAnsi="Times New Roman" w:cs="Times New Roman"/>
+          <w:b/>
+          <w:bCs/>
+          <w:u w:val="single"/>
+        </w:rPr>
+        <w:t>StaffAccountKey</w:t>
+      </w:r>
+      <w:proofErr w:type="spellEnd"/>
+      <w:r>
+        <w:rPr>
+          <w:rFonts w:ascii="Times New Roman" w:hAnsi="Times New Roman" w:cs="Times New Roman"/>
+          <w:b/>
+          <w:bCs/>
+          <w:u w:val="single"/>
+        </w:rPr>
+        <w:t xml:space="preserve"> </w:t>
+      </w:r>
+      <w:proofErr w:type="gramStart"/>
+      <w:r>
+        <w:rPr>
+          <w:rFonts w:ascii="Times New Roman" w:hAnsi="Times New Roman" w:cs="Times New Roman"/>
+          <w:b/>
+          <w:bCs/>
+          <w:u w:val="single"/>
+        </w:rPr>
+        <w:t>class :</w:t>
+      </w:r>
+      <w:proofErr w:type="gramEnd"/>
+      <w:r>
+        <w:rPr>
+          <w:rFonts w:ascii="Times New Roman" w:hAnsi="Times New Roman" w:cs="Times New Roman"/>
+        </w:rPr>
+        <w:t xml:space="preserve"> A child class of </w:t>
+      </w:r>
+      <w:proofErr w:type="spellStart"/>
+      <w:r>
+        <w:rPr>
+          <w:rFonts w:ascii="Times New Roman" w:hAnsi="Times New Roman" w:cs="Times New Roman"/>
+        </w:rPr>
+        <w:t>StaffAccount</w:t>
+      </w:r>
+      <w:proofErr w:type="spellEnd"/>
+      <w:r>
+        <w:rPr>
+          <w:rFonts w:ascii="Times New Roman" w:hAnsi="Times New Roman" w:cs="Times New Roman"/>
+        </w:rPr>
+        <w:t xml:space="preserve">, </w:t>
+      </w:r>
+      <w:proofErr w:type="spellStart"/>
+      <w:r>
+        <w:rPr>
+          <w:rFonts w:ascii="Times New Roman" w:hAnsi="Times New Roman" w:cs="Times New Roman"/>
+        </w:rPr>
+        <w:t>StaffAccountKey</w:t>
+      </w:r>
+      <w:proofErr w:type="spellEnd"/>
+      <w:r>
+        <w:rPr>
+          <w:rFonts w:ascii="Times New Roman" w:hAnsi="Times New Roman" w:cs="Times New Roman"/>
+        </w:rPr>
+        <w:t xml:space="preserve"> objects store and connect each staff member’s password. This class also contains methods to be used for password validation. One method is called during sign up to ensure creation of a valid password and the other is called during login to ensure that the provided password is correct and connects with the provided username.</w:t>
+      </w:r>
+    </w:p>
+    <w:p>
+      <w:pPr>
+        <w:spacing w:line="360" w:lineRule="auto"/>
+        <w:ind w:left="720"/>
+        <w:rPr>
+          <w:rFonts w:ascii="Times New Roman" w:hAnsi="Times New Roman" w:cs="Times New Roman"/>
+        </w:rPr>
+      </w:pPr>
+      <w:r>
+        <w:rPr>
+          <w:rFonts w:ascii="Times New Roman" w:hAnsi="Times New Roman" w:cs="Times New Roman"/>
+          <w:b/>
+          <w:bCs/>
+          <w:u w:val="single"/>
+        </w:rPr>
+        <w:t xml:space="preserve">Shift </w:t>
+      </w:r>
+      <w:proofErr w:type="gramStart"/>
+      <w:r>
+        <w:rPr>
+          <w:rFonts w:ascii="Times New Roman" w:hAnsi="Times New Roman" w:cs="Times New Roman"/>
+          <w:b/>
+          <w:bCs/>
+          <w:u w:val="single"/>
+        </w:rPr>
+        <w:t>class :</w:t>
+      </w:r>
+      <w:proofErr w:type="gramEnd"/>
+      <w:r>
+        <w:rPr>
+          <w:rFonts w:ascii="Times New Roman" w:hAnsi="Times New Roman" w:cs="Times New Roman"/>
+        </w:rPr>
+        <w:t xml:space="preserve"> The objects of Shift represent each shift that a staff member works; it is linked to </w:t>
+      </w:r>
+      <w:proofErr w:type="spellStart"/>
+      <w:r>
+        <w:rPr>
+          <w:rFonts w:ascii="Times New Roman" w:hAnsi="Times New Roman" w:cs="Times New Roman"/>
+        </w:rPr>
+        <w:t>StaffAccount</w:t>
+      </w:r>
+      <w:proofErr w:type="spellEnd"/>
+      <w:r>
+        <w:rPr>
+          <w:rFonts w:ascii="Times New Roman" w:hAnsi="Times New Roman" w:cs="Times New Roman"/>
+        </w:rPr>
+        <w:t xml:space="preserve"> by staff’s ID/username. This class helps in managing staff’s wages by tracking their paid time and calculating it with their hourly rate (data provided in </w:t>
+      </w:r>
+      <w:proofErr w:type="spellStart"/>
+      <w:r>
+        <w:rPr>
+          <w:rFonts w:ascii="Times New Roman" w:hAnsi="Times New Roman" w:cs="Times New Roman"/>
+        </w:rPr>
+        <w:t>StaffAccount</w:t>
+      </w:r>
+      <w:proofErr w:type="spellEnd"/>
+      <w:r>
+        <w:rPr>
+          <w:rFonts w:ascii="Times New Roman" w:hAnsi="Times New Roman" w:cs="Times New Roman"/>
+        </w:rPr>
+        <w:t>). This class also gathers data for the database regarding the duration of staff members’ breaks.</w:t>
+      </w:r>
+    </w:p>
+    <w:p>
+      <w:pPr>
+        <w:spacing w:line="360" w:lineRule="auto"/>
+        <w:ind w:left="720"/>
+        <w:rPr>
+          <w:rFonts w:ascii="Times New Roman" w:hAnsi="Times New Roman" w:cs="Times New Roman"/>
+        </w:rPr>
+      </w:pPr>
+      <w:r>
+        <w:rPr>
+          <w:rFonts w:ascii="Times New Roman" w:hAnsi="Times New Roman" w:cs="Times New Roman"/>
+          <w:b/>
+          <w:bCs/>
+          <w:u w:val="single"/>
+        </w:rPr>
+        <w:t xml:space="preserve">Table </w:t>
+      </w:r>
+      <w:proofErr w:type="gramStart"/>
+      <w:r>
+        <w:rPr>
+          <w:rFonts w:ascii="Times New Roman" w:hAnsi="Times New Roman" w:cs="Times New Roman"/>
+          <w:b/>
+          <w:bCs/>
+          <w:u w:val="single"/>
+        </w:rPr>
+        <w:t>class :</w:t>
+      </w:r>
+      <w:proofErr w:type="gramEnd"/>
+      <w:r>
+        <w:rPr>
+          <w:rFonts w:ascii="Times New Roman" w:hAnsi="Times New Roman" w:cs="Times New Roman"/>
+        </w:rPr>
+        <w:t xml:space="preserve"> Each object of Table class represents a table within J’s Corner Restaurant. The objects store the ID/username of the waiter assigned to them. The class also enables the collection of data relating to order preparation time, customer turnaround time, and table preparation time. The class also facilitates waiter and busboy functions of updating a table’s status.</w:t>
+      </w:r>
+    </w:p>
+    <w:p>
+      <w:pPr>
+        <w:spacing w:line="360" w:lineRule="auto"/>
+        <w:ind w:left="720"/>
+        <w:rPr>
+          <w:rFonts w:ascii="Times New Roman" w:hAnsi="Times New Roman" w:cs="Times New Roman"/>
+        </w:rPr>
+      </w:pPr>
+      <w:r>
+        <w:rPr>
+          <w:rFonts w:ascii="Times New Roman" w:hAnsi="Times New Roman" w:cs="Times New Roman"/>
+          <w:b/>
+          <w:bCs/>
+          <w:u w:val="single"/>
+        </w:rPr>
+        <w:t xml:space="preserve">Inventory </w:t>
+      </w:r>
+      <w:proofErr w:type="gramStart"/>
+      <w:r>
+        <w:rPr>
+          <w:rFonts w:ascii="Times New Roman" w:hAnsi="Times New Roman" w:cs="Times New Roman"/>
+          <w:b/>
+          <w:bCs/>
+          <w:u w:val="single"/>
+        </w:rPr>
+        <w:t>class :</w:t>
+      </w:r>
+      <w:proofErr w:type="gramEnd"/>
+      <w:r>
+        <w:rPr>
+          <w:rFonts w:ascii="Times New Roman" w:hAnsi="Times New Roman" w:cs="Times New Roman"/>
+        </w:rPr>
+        <w:t xml:space="preserve"> Each object of Inventory represents a supply category/type currently stored at J’s Corner Restaurant. These range from ingredients, to cleaning supplies, to serving utensils, and any other items needed for the restaurant’s day-to-day operations. The class stores the inventory item’s ID, name, and current amount (this value is frequently updated and is affected in part by Order class). It also </w:t>
+      </w:r>
+      <w:proofErr w:type="gramStart"/>
+      <w:r>
+        <w:rPr>
+          <w:rFonts w:ascii="Times New Roman" w:hAnsi="Times New Roman" w:cs="Times New Roman"/>
+        </w:rPr>
+        <w:t>calls</w:t>
+      </w:r>
+      <w:proofErr w:type="gramEnd"/>
+      <w:r>
+        <w:rPr>
+          <w:rFonts w:ascii="Times New Roman" w:hAnsi="Times New Roman" w:cs="Times New Roman"/>
+        </w:rPr>
+        <w:t xml:space="preserve"> methods that allow the manager to set minimum amounts and then send alerts when those amounts have been reached; this is to encourage quick supply restock.</w:t>
+      </w:r>
+    </w:p>
+    <w:p>
+      <w:pPr>
+        <w:spacing w:line="360" w:lineRule="auto"/>
+        <w:ind w:left="720"/>
+        <w:rPr>
+          <w:rFonts w:ascii="Times New Roman" w:hAnsi="Times New Roman" w:cs="Times New Roman"/>
+        </w:rPr>
+      </w:pPr>
+      <w:r>
+        <w:rPr>
+          <w:rFonts w:ascii="Times New Roman" w:hAnsi="Times New Roman" w:cs="Times New Roman"/>
+          <w:b/>
+          <w:bCs/>
+          <w:u w:val="single"/>
+        </w:rPr>
+        <w:lastRenderedPageBreak/>
+        <w:t xml:space="preserve">Menu </w:t>
+      </w:r>
+      <w:proofErr w:type="gramStart"/>
+      <w:r>
+        <w:rPr>
+          <w:rFonts w:ascii="Times New Roman" w:hAnsi="Times New Roman" w:cs="Times New Roman"/>
+          <w:b/>
+          <w:bCs/>
+          <w:u w:val="single"/>
+        </w:rPr>
+        <w:t>class :</w:t>
+      </w:r>
+      <w:proofErr w:type="gramEnd"/>
+      <w:r>
+        <w:rPr>
+          <w:rFonts w:ascii="Times New Roman" w:hAnsi="Times New Roman" w:cs="Times New Roman"/>
+        </w:rPr>
+        <w:t xml:space="preserve"> Each object of Menu represents an item offered by J’s Corner Restaurant. The objects store the item’s price and an </w:t>
+      </w:r>
+      <w:proofErr w:type="spellStart"/>
+      <w:r>
+        <w:rPr>
+          <w:rFonts w:ascii="Times New Roman" w:hAnsi="Times New Roman" w:cs="Times New Roman"/>
+        </w:rPr>
+        <w:t>arraylist</w:t>
+      </w:r>
+      <w:proofErr w:type="spellEnd"/>
+      <w:r>
+        <w:rPr>
+          <w:rFonts w:ascii="Times New Roman" w:hAnsi="Times New Roman" w:cs="Times New Roman"/>
+        </w:rPr>
+        <w:t xml:space="preserve"> of ingredients used to make the item. This </w:t>
+      </w:r>
+      <w:proofErr w:type="spellStart"/>
+      <w:r>
+        <w:rPr>
+          <w:rFonts w:ascii="Times New Roman" w:hAnsi="Times New Roman" w:cs="Times New Roman"/>
+        </w:rPr>
+        <w:t>arraylist</w:t>
+      </w:r>
+      <w:proofErr w:type="spellEnd"/>
+      <w:r>
+        <w:rPr>
+          <w:rFonts w:ascii="Times New Roman" w:hAnsi="Times New Roman" w:cs="Times New Roman"/>
+        </w:rPr>
+        <w:t xml:space="preserve"> attribute contains objects of type Inventory; </w:t>
+      </w:r>
+      <w:proofErr w:type="gramStart"/>
+      <w:r>
+        <w:rPr>
+          <w:rFonts w:ascii="Times New Roman" w:hAnsi="Times New Roman" w:cs="Times New Roman"/>
+        </w:rPr>
+        <w:t>it’s</w:t>
+      </w:r>
+      <w:proofErr w:type="gramEnd"/>
+      <w:r>
+        <w:rPr>
+          <w:rFonts w:ascii="Times New Roman" w:hAnsi="Times New Roman" w:cs="Times New Roman"/>
+        </w:rPr>
+        <w:t xml:space="preserve"> purpose is to aid in tracking the </w:t>
+      </w:r>
+      <w:proofErr w:type="gramStart"/>
+      <w:r>
+        <w:rPr>
+          <w:rFonts w:ascii="Times New Roman" w:hAnsi="Times New Roman" w:cs="Times New Roman"/>
+        </w:rPr>
+        <w:t>amount</w:t>
+      </w:r>
+      <w:proofErr w:type="gramEnd"/>
+      <w:r>
+        <w:rPr>
+          <w:rFonts w:ascii="Times New Roman" w:hAnsi="Times New Roman" w:cs="Times New Roman"/>
+        </w:rPr>
+        <w:t xml:space="preserve"> of available supplies. The class is, also, linked to an </w:t>
+      </w:r>
+      <w:proofErr w:type="spellStart"/>
+      <w:r>
+        <w:rPr>
+          <w:rFonts w:ascii="Times New Roman" w:hAnsi="Times New Roman" w:cs="Times New Roman"/>
+        </w:rPr>
+        <w:t>arraylist</w:t>
+      </w:r>
+      <w:proofErr w:type="spellEnd"/>
+      <w:r>
+        <w:rPr>
+          <w:rFonts w:ascii="Times New Roman" w:hAnsi="Times New Roman" w:cs="Times New Roman"/>
+        </w:rPr>
+        <w:t xml:space="preserve"> of type Menu that stores and displays all offered items. The class is connected to an Order class method that calls each object’s price and calculates the customer’s total cost.</w:t>
+      </w:r>
+    </w:p>
+    <w:p>
+      <w:pPr>
+        <w:spacing w:line="360" w:lineRule="auto"/>
+        <w:ind w:left="720"/>
+        <w:rPr>
+          <w:rFonts w:ascii="Times New Roman" w:hAnsi="Times New Roman" w:cs="Times New Roman"/>
+        </w:rPr>
+      </w:pPr>
+      <w:r>
+        <w:rPr>
+          <w:rFonts w:ascii="Times New Roman" w:hAnsi="Times New Roman" w:cs="Times New Roman"/>
+          <w:b/>
+          <w:bCs/>
+          <w:u w:val="single"/>
+        </w:rPr>
+        <w:t xml:space="preserve">Order </w:t>
+      </w:r>
+      <w:proofErr w:type="gramStart"/>
+      <w:r>
+        <w:rPr>
+          <w:rFonts w:ascii="Times New Roman" w:hAnsi="Times New Roman" w:cs="Times New Roman"/>
+          <w:b/>
+          <w:bCs/>
+          <w:u w:val="single"/>
+        </w:rPr>
+        <w:t>class :</w:t>
+      </w:r>
+      <w:proofErr w:type="gramEnd"/>
+      <w:r>
+        <w:rPr>
+          <w:rFonts w:ascii="Times New Roman" w:hAnsi="Times New Roman" w:cs="Times New Roman"/>
+        </w:rPr>
+        <w:t xml:space="preserve"> </w:t>
+      </w:r>
+      <w:r>
+        <w:rPr>
+          <w:rFonts w:ascii="Times New Roman" w:hAnsi="Times New Roman" w:cs="Times New Roman"/>
+        </w:rPr>
+        <w:t xml:space="preserve">Each object of Order represents an order taken for a customer of J’s Corner Restaurant. The order contains an ID number and an </w:t>
+      </w:r>
+      <w:proofErr w:type="spellStart"/>
+      <w:r>
+        <w:rPr>
+          <w:rFonts w:ascii="Times New Roman" w:hAnsi="Times New Roman" w:cs="Times New Roman"/>
+        </w:rPr>
+        <w:t>arraylist</w:t>
+      </w:r>
+      <w:proofErr w:type="spellEnd"/>
+      <w:r>
+        <w:rPr>
+          <w:rFonts w:ascii="Times New Roman" w:hAnsi="Times New Roman" w:cs="Times New Roman"/>
+        </w:rPr>
+        <w:t xml:space="preserve"> of type Menu that contains each item requested. The class also contains a method to calculate the total cost of these items, including tax. A second and third method are defined to facilitate payment and request refunds. This revenue data is stored in the database.</w:t>
+      </w:r>
     </w:p>
     <w:p>
       <w:pPr>
